--- a/Finalized BRD/Marriage/RFP/BRD_Hindu_Marriage_v1.1.docx
+++ b/Finalized BRD/Marriage/RFP/BRD_Hindu_Marriage_v1.1.docx
@@ -1,6 +1,6 @@
 
 <file path=word/document.xml><?xml version="1.0" encoding="utf-8"?>
-<w:document xmlns:wpc="http://schemas.microsoft.com/office/word/2010/wordprocessingCanvas" xmlns:cx="http://schemas.microsoft.com/office/drawing/2014/chartex" xmlns:cx1="http://schemas.microsoft.com/office/drawing/2015/9/8/chartex" xmlns:mc="http://schemas.openxmlformats.org/markup-compatibility/2006" xmlns:o="urn:schemas-microsoft-com:office:office" xmlns:r="http://schemas.openxmlformats.org/officeDocument/2006/relationships" xmlns:m="http://schemas.openxmlformats.org/officeDocument/2006/math" xmlns:v="urn:schemas-microsoft-com:vml" xmlns:wp14="http://schemas.microsoft.com/office/word/2010/wordprocessingDrawing" xmlns:wp="http://schemas.openxmlformats.org/drawingml/2006/wordprocessingDrawing" xmlns:w10="urn:schemas-microsoft-com:office:word" xmlns:w="http://schemas.openxmlformats.org/wordprocessingml/2006/main" xmlns:w14="http://schemas.microsoft.com/office/word/2010/wordml" xmlns:w15="http://schemas.microsoft.com/office/word/2012/wordml" xmlns:w16se="http://schemas.microsoft.com/office/word/2015/wordml/symex" xmlns:wpg="http://schemas.microsoft.com/office/word/2010/wordprocessingGroup" xmlns:wpi="http://schemas.microsoft.com/office/word/2010/wordprocessingInk" xmlns:wne="http://schemas.microsoft.com/office/word/2006/wordml" xmlns:wps="http://schemas.microsoft.com/office/word/2010/wordprocessingShape" mc:Ignorable="w14 w15 w16se wp14">
+<w:document xmlns:wpc="http://schemas.microsoft.com/office/word/2010/wordprocessingCanvas" xmlns:cx="http://schemas.microsoft.com/office/drawing/2014/chartex" xmlns:cx1="http://schemas.microsoft.com/office/drawing/2015/9/8/chartex" xmlns:cx2="http://schemas.microsoft.com/office/drawing/2015/10/21/chartex" xmlns:cx3="http://schemas.microsoft.com/office/drawing/2016/5/9/chartex" xmlns:cx4="http://schemas.microsoft.com/office/drawing/2016/5/10/chartex" xmlns:cx5="http://schemas.microsoft.com/office/drawing/2016/5/11/chartex" xmlns:cx6="http://schemas.microsoft.com/office/drawing/2016/5/12/chartex" xmlns:cx7="http://schemas.microsoft.com/office/drawing/2016/5/13/chartex" xmlns:cx8="http://schemas.microsoft.com/office/drawing/2016/5/14/chartex" xmlns:mc="http://schemas.openxmlformats.org/markup-compatibility/2006" xmlns:aink="http://schemas.microsoft.com/office/drawing/2016/ink" xmlns:am3d="http://schemas.microsoft.com/office/drawing/2017/model3d" xmlns:o="urn:schemas-microsoft-com:office:office" xmlns:oel="http://schemas.microsoft.com/office/2019/extlst" xmlns:r="http://schemas.openxmlformats.org/officeDocument/2006/relationships" xmlns:m="http://schemas.openxmlformats.org/officeDocument/2006/math" xmlns:v="urn:schemas-microsoft-com:vml" xmlns:wp14="http://schemas.microsoft.com/office/word/2010/wordprocessingDrawing" xmlns:wp="http://schemas.openxmlformats.org/drawingml/2006/wordprocessingDrawing" xmlns:w10="urn:schemas-microsoft-com:office:word" xmlns:w="http://schemas.openxmlformats.org/wordprocessingml/2006/main" xmlns:w14="http://schemas.microsoft.com/office/word/2010/wordml" xmlns:w15="http://schemas.microsoft.com/office/word/2012/wordml" xmlns:w16cex="http://schemas.microsoft.com/office/word/2018/wordml/cex" xmlns:w16cid="http://schemas.microsoft.com/office/word/2016/wordml/cid" xmlns:w16="http://schemas.microsoft.com/office/word/2018/wordml" xmlns:w16du="http://schemas.microsoft.com/office/word/2023/wordml/word16du" xmlns:w16sdtdh="http://schemas.microsoft.com/office/word/2020/wordml/sdtdatahash" xmlns:w16sdtfl="http://schemas.microsoft.com/office/word/2024/wordml/sdtformatlock" xmlns:w16se="http://schemas.microsoft.com/office/word/2015/wordml/symex" xmlns:wpg="http://schemas.microsoft.com/office/word/2010/wordprocessingGroup" xmlns:wpi="http://schemas.microsoft.com/office/word/2010/wordprocessingInk" xmlns:wne="http://schemas.microsoft.com/office/word/2006/wordml" xmlns:wps="http://schemas.microsoft.com/office/word/2010/wordprocessingShape" mc:Ignorable="w14 w15 w16se w16cid w16 w16cex w16sdtdh w16sdtfl w16du wp14">
   <w:body>
     <w:p>
       <w:pPr>
@@ -338,13 +338,8 @@
             <w:pPr>
               <w:spacing w:before="20" w:after="20"/>
             </w:pPr>
-            <w:proofErr w:type="spellStart"/>
-            <w:r>
-              <w:t>Nandha</w:t>
-            </w:r>
-            <w:proofErr w:type="spellEnd"/>
-            <w:r>
-              <w:t xml:space="preserve"> Kumar</w:t>
+            <w:r>
+              <w:t>Nandha Kumar</w:t>
             </w:r>
           </w:p>
         </w:tc>
@@ -413,21 +408,8 @@
             <w:pPr>
               <w:spacing w:before="20" w:after="20"/>
             </w:pPr>
-            <w:proofErr w:type="spellStart"/>
-            <w:r>
-              <w:t>Prabhakar</w:t>
-            </w:r>
-            <w:proofErr w:type="spellEnd"/>
-            <w:r>
-              <w:t xml:space="preserve"> </w:t>
-            </w:r>
-            <w:proofErr w:type="spellStart"/>
-            <w:r>
-              <w:t>Naik</w:t>
-            </w:r>
-            <w:proofErr w:type="spellEnd"/>
-            <w:r>
-              <w:t xml:space="preserve">, </w:t>
+            <w:r>
+              <w:t xml:space="preserve">Prabhakar Naik, </w:t>
             </w:r>
           </w:p>
         </w:tc>
@@ -461,19 +443,11 @@
             <w:pPr>
               <w:spacing w:before="20" w:after="20"/>
             </w:pPr>
-            <w:proofErr w:type="spellStart"/>
-            <w:r>
-              <w:rPr>
-                <w:sz w:val="18"/>
-              </w:rPr>
-              <w:t>Kaveri</w:t>
-            </w:r>
-            <w:proofErr w:type="spellEnd"/>
-            <w:r>
-              <w:rPr>
-                <w:sz w:val="18"/>
-              </w:rPr>
-              <w:t xml:space="preserve"> IT Cell, Department of Stamps and Registration, Government of Karnataka</w:t>
+            <w:r>
+              <w:rPr>
+                <w:sz w:val="18"/>
+              </w:rPr>
+              <w:t>Kaveri IT Cell, Department of Stamps and Registration, Government of Karnataka</w:t>
             </w:r>
           </w:p>
         </w:tc>
@@ -672,19 +646,11 @@
             <w:pPr>
               <w:spacing w:before="20" w:after="20"/>
             </w:pPr>
-            <w:proofErr w:type="spellStart"/>
-            <w:r>
-              <w:rPr>
-                <w:sz w:val="18"/>
-              </w:rPr>
-              <w:t>Nandha</w:t>
-            </w:r>
-            <w:proofErr w:type="spellEnd"/>
-            <w:r>
-              <w:rPr>
-                <w:sz w:val="18"/>
-              </w:rPr>
-              <w:t xml:space="preserve"> Kumar</w:t>
+            <w:r>
+              <w:rPr>
+                <w:sz w:val="18"/>
+              </w:rPr>
+              <w:t>Nandha Kumar</w:t>
             </w:r>
           </w:p>
         </w:tc>
@@ -719,9 +685,12 @@
         </w:tc>
       </w:tr>
       <w:tr>
-        <w:tc>
-          <w:tcPr>
-            <w:tcW w:type="dxa" w:w="1974"/>
+        <w:trPr>
+          <w:jc w:val="center"/>
+        </w:trPr>
+        <w:tc>
+          <w:tcPr>
+            <w:tcW w:w="1974" w:type="dxa"/>
           </w:tcPr>
           <w:p>
             <w:r>
@@ -734,7 +703,7 @@
         </w:tc>
         <w:tc>
           <w:tcPr>
-            <w:tcW w:type="dxa" w:w="1973"/>
+            <w:tcW w:w="1973" w:type="dxa"/>
           </w:tcPr>
           <w:p>
             <w:r>
@@ -747,7 +716,7 @@
         </w:tc>
         <w:tc>
           <w:tcPr>
-            <w:tcW w:type="dxa" w:w="1981"/>
+            <w:tcW w:w="1981" w:type="dxa"/>
           </w:tcPr>
           <w:p>
             <w:r>
@@ -760,7 +729,7 @@
         </w:tc>
         <w:tc>
           <w:tcPr>
-            <w:tcW w:type="dxa" w:w="2295"/>
+            <w:tcW w:w="2295" w:type="dxa"/>
           </w:tcPr>
           <w:p>
             <w:r>
@@ -773,7 +742,7 @@
         </w:tc>
         <w:tc>
           <w:tcPr>
-            <w:tcW w:type="dxa" w:w="1991"/>
+            <w:tcW w:w="1991" w:type="dxa"/>
           </w:tcPr>
           <w:p>
             <w:r>
@@ -1104,6 +1073,7 @@
         <w:spacing w:after="40" w:line="259" w:lineRule="auto"/>
       </w:pPr>
       <w:r>
+        <w:lastRenderedPageBreak/>
         <w:t>3. Legal and regulatory reference</w:t>
       </w:r>
     </w:p>
@@ -1160,7 +1130,6 @@
         <w:spacing w:after="40" w:line="259" w:lineRule="auto"/>
       </w:pPr>
       <w:r>
-        <w:lastRenderedPageBreak/>
         <w:t>4. Stakeholders and actors</w:t>
       </w:r>
     </w:p>
@@ -1446,6 +1415,7 @@
         <w:spacing w:after="40" w:line="259" w:lineRule="auto"/>
       </w:pPr>
       <w:r>
+        <w:lastRenderedPageBreak/>
         <w:t>8.19 Special Marriage — service selection and eligibility (FR-SMA-001–006)</w:t>
       </w:r>
     </w:p>
@@ -1574,7 +1544,6 @@
         <w:spacing w:after="40" w:line="259" w:lineRule="auto"/>
       </w:pPr>
       <w:r>
-        <w:lastRenderedPageBreak/>
         <w:t>13. Requirements traceability matrix (RTM)</w:t>
       </w:r>
     </w:p>
@@ -1711,7 +1680,7 @@
         <w:pStyle w:val="Heading3"/>
       </w:pPr>
       <w:r>
-        <w:t>2.1 In scope (Hindu Marriage &amp; Special Marriage — Phase [1])</w:t>
+        <w:t>2.1 In scope (Hindu Marriage &amp; Special Marriage)</w:t>
       </w:r>
     </w:p>
     <w:p>
@@ -1801,15 +1770,8 @@
         <w:pStyle w:val="ListBullet"/>
       </w:pPr>
       <w:r>
-        <w:t xml:space="preserve">Integrations: [payment, </w:t>
-      </w:r>
-      <w:proofErr w:type="spellStart"/>
-      <w:r>
-        <w:t>Aadhaar</w:t>
-      </w:r>
-      <w:proofErr w:type="spellEnd"/>
-      <w:r>
-        <w:t>/</w:t>
+        <w:lastRenderedPageBreak/>
+        <w:t>Integrations: [payment, Aadhaar/</w:t>
       </w:r>
       <w:proofErr w:type="spellStart"/>
       <w:r>
@@ -1834,15 +1796,7 @@
         <w:t>l</w:t>
       </w:r>
       <w:r>
-        <w:t xml:space="preserve">, </w:t>
-      </w:r>
-      <w:proofErr w:type="spellStart"/>
-      <w:r>
-        <w:t>Kutumba</w:t>
-      </w:r>
-      <w:proofErr w:type="spellEnd"/>
-      <w:r>
-        <w:t xml:space="preserve"> portal, Civil Registration System, Labor Department</w:t>
+        <w:t>, Kutumba portal, Civil Registration System, Labor Department</w:t>
       </w:r>
       <w:r>
         <w:t>].</w:t>
@@ -1918,7 +1872,7 @@
         <w:pStyle w:val="Heading3"/>
       </w:pPr>
       <w:r>
-        <w:t>2.2 Out of scope (unless PO promotes)</w:t>
+        <w:t xml:space="preserve">2.2 Out of scope </w:t>
       </w:r>
     </w:p>
     <w:p>
@@ -1940,7 +1894,6 @@
         <w:pStyle w:val="Heading3"/>
       </w:pPr>
       <w:r>
-        <w:lastRenderedPageBreak/>
         <w:t>2.3 Assumptions</w:t>
       </w:r>
     </w:p>
@@ -2353,15 +2306,7 @@
         <w:t>)</w:t>
       </w:r>
       <w:r>
-        <w:t xml:space="preserve"> / </w:t>
-      </w:r>
-      <w:proofErr w:type="spellStart"/>
-      <w:r>
-        <w:t>MeitY</w:t>
-      </w:r>
-      <w:proofErr w:type="spellEnd"/>
-      <w:r>
-        <w:t xml:space="preserve"> guidelines, accessibility (</w:t>
+        <w:t xml:space="preserve"> / MeitY guidelines, accessibility (</w:t>
       </w:r>
       <w:r>
         <w:rPr>
@@ -2369,9 +2314,17 @@
           <w:rFonts w:ascii="Arial" w:hAnsi="Arial" w:cs="Arial"/>
           <w:b w:val="0"/>
         </w:rPr>
-        <w:t>Web Content Accessibility Guidelines</w:t>
+        <w:t xml:space="preserve">Web Content Accessibility </w:t>
       </w:r>
       <w:proofErr w:type="gramStart"/>
+      <w:r>
+        <w:rPr>
+          <w:rStyle w:val="Strong"/>
+          <w:rFonts w:ascii="Arial" w:hAnsi="Arial" w:cs="Arial"/>
+          <w:b w:val="0"/>
+        </w:rPr>
+        <w:t>Guidelines</w:t>
+      </w:r>
       <w:r>
         <w:t>.(</w:t>
       </w:r>
@@ -2392,28 +2345,15 @@
         <w:t>,</w:t>
       </w:r>
       <w:r>
-        <w:t xml:space="preserve"> Karnataka e-</w:t>
-      </w:r>
-      <w:proofErr w:type="spellStart"/>
-      <w:r>
-        <w:t>Gov</w:t>
-      </w:r>
-      <w:proofErr w:type="spellEnd"/>
-      <w:r>
-        <w:t xml:space="preserve"> hosting/security norms.</w:t>
+        <w:t xml:space="preserve"> Karnataka e-Gov hosting/security norms.</w:t>
       </w:r>
     </w:p>
     <w:p>
       <w:pPr>
         <w:pStyle w:val="ListBullet"/>
       </w:pPr>
-      <w:proofErr w:type="spellStart"/>
       <w:r>
-        <w:t>Aadhaar</w:t>
-      </w:r>
-      <w:proofErr w:type="spellEnd"/>
-      <w:r>
-        <w:t xml:space="preserve"> / </w:t>
+        <w:t xml:space="preserve">Aadhaar / </w:t>
       </w:r>
       <w:proofErr w:type="spellStart"/>
       <w:r>
@@ -2447,7 +2387,11 @@
     </w:p>
     <w:p>
       <w:pPr>
-        <w:ind w:left="720"/>
+        <w:pStyle w:val="ListParagraph"/>
+        <w:numPr>
+          <w:ilvl w:val="0"/>
+          <w:numId w:val="13"/>
+        </w:numPr>
       </w:pPr>
       <w:r>
         <w:t>Primary legislation — Hindu Marriage Act, 1955 (selected sections for registration)</w:t>
@@ -2455,7 +2399,11 @@
     </w:p>
     <w:p>
       <w:pPr>
-        <w:ind w:left="720"/>
+        <w:pStyle w:val="ListParagraph"/>
+        <w:numPr>
+          <w:ilvl w:val="0"/>
+          <w:numId w:val="13"/>
+        </w:numPr>
       </w:pPr>
       <w:r>
         <w:t>Primary legislation — Special Marriage Act, 1954 (selected sections)</w:t>
@@ -2463,7 +2411,11 @@
     </w:p>
     <w:p>
       <w:pPr>
-        <w:ind w:left="720"/>
+        <w:pStyle w:val="ListParagraph"/>
+        <w:numPr>
+          <w:ilvl w:val="0"/>
+          <w:numId w:val="13"/>
+        </w:numPr>
       </w:pPr>
       <w:r>
         <w:t>Special Marriage (Karnataka) Rules, 1961</w:t>
@@ -2471,9 +2423,14 @@
     </w:p>
     <w:p>
       <w:pPr>
-        <w:ind w:left="720"/>
+        <w:pStyle w:val="ListParagraph"/>
+        <w:numPr>
+          <w:ilvl w:val="0"/>
+          <w:numId w:val="13"/>
+        </w:numPr>
       </w:pPr>
       <w:r>
+        <w:lastRenderedPageBreak/>
         <w:t>Karnataka Rules, 1966 (operational rules)</w:t>
       </w:r>
     </w:p>
@@ -2488,10 +2445,16 @@
         <w:t>1</w:t>
       </w:r>
       <w:r>
-        <w:t xml:space="preserve"> Statutory forms mapping</w:t>
+        <w:t xml:space="preserve"> </w:t>
       </w:r>
       <w:r>
-        <w:t xml:space="preserve"> (Hindu Marriage)</w:t>
+        <w:t>Hindu Marriage</w:t>
+      </w:r>
+      <w:r>
+        <w:t xml:space="preserve"> </w:t>
+      </w:r>
+      <w:r>
+        <w:t>Statutory forms mapping</w:t>
       </w:r>
     </w:p>
     <w:tbl>
@@ -2820,16 +2783,14 @@
       </w:tblPr>
       <w:tblGrid>
         <w:gridCol w:w="2553"/>
-        <w:gridCol w:w="851"/>
-        <w:gridCol w:w="1702"/>
-        <w:gridCol w:w="1703"/>
-        <w:gridCol w:w="851"/>
+        <w:gridCol w:w="2553"/>
+        <w:gridCol w:w="2554"/>
         <w:gridCol w:w="2554"/>
       </w:tblGrid>
       <w:tr>
         <w:tc>
           <w:tcPr>
-            <w:tcW w:w="2556" w:type="dxa"/>
+            <w:tcW w:w="2553" w:type="dxa"/>
           </w:tcPr>
           <w:p>
             <w:r>
@@ -2843,8 +2804,7 @@
         </w:tc>
         <w:tc>
           <w:tcPr>
-            <w:tcW w:w="2556" w:type="dxa"/>
-            <w:gridSpan w:val="2"/>
+            <w:tcW w:w="2553" w:type="dxa"/>
           </w:tcPr>
           <w:p>
             <w:r>
@@ -2858,8 +2818,7 @@
         </w:tc>
         <w:tc>
           <w:tcPr>
-            <w:tcW w:w="2556" w:type="dxa"/>
-            <w:gridSpan w:val="2"/>
+            <w:tcW w:w="2554" w:type="dxa"/>
           </w:tcPr>
           <w:p>
             <w:r>
@@ -2873,7 +2832,7 @@
         </w:tc>
         <w:tc>
           <w:tcPr>
-            <w:tcW w:w="2556" w:type="dxa"/>
+            <w:tcW w:w="2554" w:type="dxa"/>
           </w:tcPr>
           <w:p>
             <w:r>
@@ -2889,7 +2848,7 @@
       <w:tr>
         <w:tc>
           <w:tcPr>
-            <w:tcW w:w="2556" w:type="dxa"/>
+            <w:tcW w:w="2553" w:type="dxa"/>
           </w:tcPr>
           <w:p>
             <w:r>
@@ -2902,8 +2861,7 @@
         </w:tc>
         <w:tc>
           <w:tcPr>
-            <w:tcW w:w="2556" w:type="dxa"/>
-            <w:gridSpan w:val="2"/>
+            <w:tcW w:w="2553" w:type="dxa"/>
           </w:tcPr>
           <w:p>
             <w:r>
@@ -2916,8 +2874,7 @@
         </w:tc>
         <w:tc>
           <w:tcPr>
-            <w:tcW w:w="2556" w:type="dxa"/>
-            <w:gridSpan w:val="2"/>
+            <w:tcW w:w="2554" w:type="dxa"/>
           </w:tcPr>
           <w:p>
             <w:r>
@@ -2930,7 +2887,7 @@
         </w:tc>
         <w:tc>
           <w:tcPr>
-            <w:tcW w:w="2556" w:type="dxa"/>
+            <w:tcW w:w="2554" w:type="dxa"/>
           </w:tcPr>
           <w:p>
             <w:r>
@@ -2945,22 +2902,20 @@
       <w:tr>
         <w:tc>
           <w:tcPr>
-            <w:tcW w:w="2556" w:type="dxa"/>
-          </w:tcPr>
-          <w:p>
-            <w:r>
-              <w:rPr>
-                <w:sz w:val="18"/>
-              </w:rPr>
-              <w:lastRenderedPageBreak/>
+            <w:tcW w:w="2553" w:type="dxa"/>
+          </w:tcPr>
+          <w:p>
+            <w:r>
+              <w:rPr>
+                <w:sz w:val="18"/>
+              </w:rPr>
               <w:t>Declarations (Third Schedule)</w:t>
             </w:r>
           </w:p>
         </w:tc>
         <w:tc>
           <w:tcPr>
-            <w:tcW w:w="2556" w:type="dxa"/>
-            <w:gridSpan w:val="2"/>
+            <w:tcW w:w="2553" w:type="dxa"/>
           </w:tcPr>
           <w:p>
             <w:r>
@@ -2973,8 +2928,7 @@
         </w:tc>
         <w:tc>
           <w:tcPr>
-            <w:tcW w:w="2556" w:type="dxa"/>
-            <w:gridSpan w:val="2"/>
+            <w:tcW w:w="2554" w:type="dxa"/>
           </w:tcPr>
           <w:p>
             <w:r>
@@ -2987,7 +2941,7 @@
         </w:tc>
         <w:tc>
           <w:tcPr>
-            <w:tcW w:w="2556" w:type="dxa"/>
+            <w:tcW w:w="2554" w:type="dxa"/>
           </w:tcPr>
           <w:p>
             <w:r>
@@ -3002,7 +2956,7 @@
       <w:tr>
         <w:tc>
           <w:tcPr>
-            <w:tcW w:w="2556" w:type="dxa"/>
+            <w:tcW w:w="2553" w:type="dxa"/>
           </w:tcPr>
           <w:p>
             <w:r>
@@ -3015,8 +2969,7 @@
         </w:tc>
         <w:tc>
           <w:tcPr>
-            <w:tcW w:w="2556" w:type="dxa"/>
-            <w:gridSpan w:val="2"/>
+            <w:tcW w:w="2553" w:type="dxa"/>
           </w:tcPr>
           <w:p>
             <w:r>
@@ -3029,8 +2982,7 @@
         </w:tc>
         <w:tc>
           <w:tcPr>
-            <w:tcW w:w="2556" w:type="dxa"/>
-            <w:gridSpan w:val="2"/>
+            <w:tcW w:w="2554" w:type="dxa"/>
           </w:tcPr>
           <w:p>
             <w:r>
@@ -3043,7 +2995,7 @@
         </w:tc>
         <w:tc>
           <w:tcPr>
-            <w:tcW w:w="2556" w:type="dxa"/>
+            <w:tcW w:w="2554" w:type="dxa"/>
           </w:tcPr>
           <w:p>
             <w:r>
@@ -3058,7 +3010,7 @@
       <w:tr>
         <w:tc>
           <w:tcPr>
-            <w:tcW w:w="2556" w:type="dxa"/>
+            <w:tcW w:w="2553" w:type="dxa"/>
           </w:tcPr>
           <w:p>
             <w:r>
@@ -3071,8 +3023,7 @@
         </w:tc>
         <w:tc>
           <w:tcPr>
-            <w:tcW w:w="2556" w:type="dxa"/>
-            <w:gridSpan w:val="2"/>
+            <w:tcW w:w="2553" w:type="dxa"/>
           </w:tcPr>
           <w:p>
             <w:r>
@@ -3085,8 +3036,7 @@
         </w:tc>
         <w:tc>
           <w:tcPr>
-            <w:tcW w:w="2556" w:type="dxa"/>
-            <w:gridSpan w:val="2"/>
+            <w:tcW w:w="2554" w:type="dxa"/>
           </w:tcPr>
           <w:p>
             <w:r>
@@ -3099,7 +3049,7 @@
         </w:tc>
         <w:tc>
           <w:tcPr>
-            <w:tcW w:w="2556" w:type="dxa"/>
+            <w:tcW w:w="2554" w:type="dxa"/>
           </w:tcPr>
           <w:p>
             <w:r>
@@ -3107,493 +3057,6 @@
                 <w:sz w:val="18"/>
               </w:rPr>
               <w:t>System on SR DSC</w:t>
-            </w:r>
-          </w:p>
-        </w:tc>
-      </w:tr>
-      <w:tr>
-        <w:tc>
-          <w:tcPr>
-            <w:tcW w:w="3408" w:type="dxa"/>
-            <w:gridSpan w:val="2"/>
-          </w:tcPr>
-          <w:p>
-            <w:r>
-              <w:rPr>
-                <w:b/>
-                <w:sz w:val="18"/>
-              </w:rPr>
-              <w:t>Section</w:t>
-            </w:r>
-          </w:p>
-        </w:tc>
-        <w:tc>
-          <w:tcPr>
-            <w:tcW w:w="3408" w:type="dxa"/>
-            <w:gridSpan w:val="2"/>
-          </w:tcPr>
-          <w:p>
-            <w:r>
-              <w:rPr>
-                <w:b/>
-                <w:sz w:val="18"/>
-              </w:rPr>
-              <w:t>Topic</w:t>
-            </w:r>
-          </w:p>
-        </w:tc>
-        <w:tc>
-          <w:tcPr>
-            <w:tcW w:w="3408" w:type="dxa"/>
-            <w:gridSpan w:val="2"/>
-          </w:tcPr>
-          <w:p>
-            <w:r>
-              <w:rPr>
-                <w:b/>
-                <w:sz w:val="18"/>
-              </w:rPr>
-              <w:t>System implication</w:t>
-            </w:r>
-          </w:p>
-        </w:tc>
-      </w:tr>
-      <w:tr>
-        <w:tc>
-          <w:tcPr>
-            <w:tcW w:w="3408" w:type="dxa"/>
-            <w:gridSpan w:val="2"/>
-          </w:tcPr>
-          <w:p>
-            <w:r>
-              <w:rPr>
-                <w:sz w:val="18"/>
-              </w:rPr>
-              <w:t>Sec. 4</w:t>
-            </w:r>
-          </w:p>
-        </w:tc>
-        <w:tc>
-          <w:tcPr>
-            <w:tcW w:w="3408" w:type="dxa"/>
-            <w:gridSpan w:val="2"/>
-          </w:tcPr>
-          <w:p>
-            <w:r>
-              <w:rPr>
-                <w:sz w:val="18"/>
-              </w:rPr>
-              <w:t>Conditions relating to solemnization</w:t>
-            </w:r>
-          </w:p>
-        </w:tc>
-        <w:tc>
-          <w:tcPr>
-            <w:tcW w:w="3408" w:type="dxa"/>
-            <w:gridSpan w:val="2"/>
-          </w:tcPr>
-          <w:p>
-            <w:r>
-              <w:rPr>
-                <w:sz w:val="18"/>
-              </w:rPr>
-              <w:t>Eligibility / prerequisite checks before notice</w:t>
-            </w:r>
-          </w:p>
-        </w:tc>
-      </w:tr>
-      <w:tr>
-        <w:tc>
-          <w:tcPr>
-            <w:tcW w:w="3408" w:type="dxa"/>
-            <w:gridSpan w:val="2"/>
-          </w:tcPr>
-          <w:p>
-            <w:r>
-              <w:rPr>
-                <w:sz w:val="18"/>
-              </w:rPr>
-              <w:t>Sec. 5</w:t>
-            </w:r>
-          </w:p>
-        </w:tc>
-        <w:tc>
-          <w:tcPr>
-            <w:tcW w:w="3408" w:type="dxa"/>
-            <w:gridSpan w:val="2"/>
-          </w:tcPr>
-          <w:p>
-            <w:r>
-              <w:rPr>
-                <w:sz w:val="18"/>
-              </w:rPr>
-              <w:t>Notice of intended marriage (Second Schedule)</w:t>
-            </w:r>
-          </w:p>
-        </w:tc>
-        <w:tc>
-          <w:tcPr>
-            <w:tcW w:w="3408" w:type="dxa"/>
-            <w:gridSpan w:val="2"/>
-          </w:tcPr>
-          <w:p>
-            <w:r>
-              <w:rPr>
-                <w:sz w:val="18"/>
-              </w:rPr>
-              <w:t>Generate &amp; capture notice; jurisdiction: ≥30 days residence of at least one party</w:t>
-            </w:r>
-          </w:p>
-        </w:tc>
-      </w:tr>
-      <w:tr>
-        <w:tc>
-          <w:tcPr>
-            <w:tcW w:w="3408" w:type="dxa"/>
-            <w:gridSpan w:val="2"/>
-          </w:tcPr>
-          <w:p>
-            <w:r>
-              <w:rPr>
-                <w:sz w:val="18"/>
-              </w:rPr>
-              <w:t>Sec. 6</w:t>
-            </w:r>
-          </w:p>
-        </w:tc>
-        <w:tc>
-          <w:tcPr>
-            <w:tcW w:w="3408" w:type="dxa"/>
-            <w:gridSpan w:val="2"/>
-          </w:tcPr>
-          <w:p>
-            <w:r>
-              <w:rPr>
-                <w:sz w:val="18"/>
-              </w:rPr>
-              <w:t>Marriage Notice Book and publication</w:t>
-            </w:r>
-          </w:p>
-        </w:tc>
-        <w:tc>
-          <w:tcPr>
-            <w:tcW w:w="3408" w:type="dxa"/>
-            <w:gridSpan w:val="2"/>
-          </w:tcPr>
-          <w:p>
-            <w:r>
-              <w:rPr>
-                <w:sz w:val="18"/>
-              </w:rPr>
-              <w:t>Enter notice; publish on portal and/or notice board; transmit if party resides elsewhere</w:t>
-            </w:r>
-          </w:p>
-        </w:tc>
-      </w:tr>
-      <w:tr>
-        <w:tc>
-          <w:tcPr>
-            <w:tcW w:w="3408" w:type="dxa"/>
-            <w:gridSpan w:val="2"/>
-          </w:tcPr>
-          <w:p>
-            <w:r>
-              <w:rPr>
-                <w:sz w:val="18"/>
-              </w:rPr>
-              <w:t>Sec. 7</w:t>
-            </w:r>
-          </w:p>
-        </w:tc>
-        <w:tc>
-          <w:tcPr>
-            <w:tcW w:w="3408" w:type="dxa"/>
-            <w:gridSpan w:val="2"/>
-          </w:tcPr>
-          <w:p>
-            <w:r>
-              <w:rPr>
-                <w:sz w:val="18"/>
-              </w:rPr>
-              <w:t>Objection to marriage (30 days)</w:t>
-            </w:r>
-          </w:p>
-        </w:tc>
-        <w:tc>
-          <w:tcPr>
-            <w:tcW w:w="3408" w:type="dxa"/>
-            <w:gridSpan w:val="2"/>
-          </w:tcPr>
-          <w:p>
-            <w:r>
-              <w:rPr>
-                <w:sz w:val="18"/>
-              </w:rPr>
-              <w:t>30-day countdown from publication; accept/record objections</w:t>
-            </w:r>
-          </w:p>
-        </w:tc>
-      </w:tr>
-      <w:tr>
-        <w:tc>
-          <w:tcPr>
-            <w:tcW w:w="3408" w:type="dxa"/>
-            <w:gridSpan w:val="2"/>
-          </w:tcPr>
-          <w:p>
-            <w:r>
-              <w:rPr>
-                <w:sz w:val="18"/>
-              </w:rPr>
-              <w:t>Sec. 8–9</w:t>
-            </w:r>
-          </w:p>
-        </w:tc>
-        <w:tc>
-          <w:tcPr>
-            <w:tcW w:w="3408" w:type="dxa"/>
-            <w:gridSpan w:val="2"/>
-          </w:tcPr>
-          <w:p>
-            <w:r>
-              <w:rPr>
-                <w:sz w:val="18"/>
-              </w:rPr>
-              <w:t>Procedure / enquiry on objection</w:t>
-            </w:r>
-          </w:p>
-        </w:tc>
-        <w:tc>
-          <w:tcPr>
-            <w:tcW w:w="3408" w:type="dxa"/>
-            <w:gridSpan w:val="2"/>
-          </w:tcPr>
-          <w:p>
-            <w:r>
-              <w:rPr>
-                <w:sz w:val="18"/>
-              </w:rPr>
-              <w:t>SR enquiry, summon parties; uphold or reject objection</w:t>
-            </w:r>
-          </w:p>
-        </w:tc>
-      </w:tr>
-      <w:tr>
-        <w:tc>
-          <w:tcPr>
-            <w:tcW w:w="3408" w:type="dxa"/>
-            <w:gridSpan w:val="2"/>
-          </w:tcPr>
-          <w:p>
-            <w:r>
-              <w:rPr>
-                <w:sz w:val="18"/>
-              </w:rPr>
-              <w:t>Sec. 11</w:t>
-            </w:r>
-          </w:p>
-        </w:tc>
-        <w:tc>
-          <w:tcPr>
-            <w:tcW w:w="3408" w:type="dxa"/>
-            <w:gridSpan w:val="2"/>
-          </w:tcPr>
-          <w:p>
-            <w:r>
-              <w:rPr>
-                <w:sz w:val="18"/>
-              </w:rPr>
-              <w:t>Declaration by parties and witnesses</w:t>
-            </w:r>
-          </w:p>
-        </w:tc>
-        <w:tc>
-          <w:tcPr>
-            <w:tcW w:w="3408" w:type="dxa"/>
-            <w:gridSpan w:val="2"/>
-          </w:tcPr>
-          <w:p>
-            <w:r>
-              <w:rPr>
-                <w:sz w:val="18"/>
-              </w:rPr>
-              <w:t>Declarations before solemnization; three witnesses</w:t>
-            </w:r>
-          </w:p>
-        </w:tc>
-      </w:tr>
-      <w:tr>
-        <w:tc>
-          <w:tcPr>
-            <w:tcW w:w="3408" w:type="dxa"/>
-            <w:gridSpan w:val="2"/>
-          </w:tcPr>
-          <w:p>
-            <w:r>
-              <w:rPr>
-                <w:sz w:val="18"/>
-              </w:rPr>
-              <w:t>Sec. 12–13</w:t>
-            </w:r>
-          </w:p>
-        </w:tc>
-        <w:tc>
-          <w:tcPr>
-            <w:tcW w:w="3408" w:type="dxa"/>
-            <w:gridSpan w:val="2"/>
-          </w:tcPr>
-          <w:p>
-            <w:r>
-              <w:rPr>
-                <w:sz w:val="18"/>
-              </w:rPr>
-              <w:t>Solemnization and certificate of marriage</w:t>
-            </w:r>
-          </w:p>
-        </w:tc>
-        <w:tc>
-          <w:tcPr>
-            <w:tcW w:w="3408" w:type="dxa"/>
-            <w:gridSpan w:val="2"/>
-          </w:tcPr>
-          <w:p>
-            <w:r>
-              <w:rPr>
-                <w:sz w:val="18"/>
-              </w:rPr>
-              <w:t>Office solemnization; Fourth Schedule certificate</w:t>
-            </w:r>
-          </w:p>
-        </w:tc>
-      </w:tr>
-      <w:tr>
-        <w:tc>
-          <w:tcPr>
-            <w:tcW w:w="3408" w:type="dxa"/>
-            <w:gridSpan w:val="2"/>
-          </w:tcPr>
-          <w:p>
-            <w:r>
-              <w:rPr>
-                <w:sz w:val="18"/>
-              </w:rPr>
-              <w:t>Sec. 14</w:t>
-            </w:r>
-          </w:p>
-        </w:tc>
-        <w:tc>
-          <w:tcPr>
-            <w:tcW w:w="3408" w:type="dxa"/>
-            <w:gridSpan w:val="2"/>
-          </w:tcPr>
-          <w:p>
-            <w:r>
-              <w:rPr>
-                <w:sz w:val="18"/>
-              </w:rPr>
-              <w:t>New notice if not solemnized within three months</w:t>
-            </w:r>
-          </w:p>
-        </w:tc>
-        <w:tc>
-          <w:tcPr>
-            <w:tcW w:w="3408" w:type="dxa"/>
-            <w:gridSpan w:val="2"/>
-          </w:tcPr>
-          <w:p>
-            <w:r>
-              <w:rPr>
-                <w:sz w:val="18"/>
-              </w:rPr>
-              <w:t>Block registration outside validity; require fresh notice</w:t>
-            </w:r>
-          </w:p>
-        </w:tc>
-      </w:tr>
-      <w:tr>
-        <w:tc>
-          <w:tcPr>
-            <w:tcW w:w="3408" w:type="dxa"/>
-            <w:gridSpan w:val="2"/>
-          </w:tcPr>
-          <w:p>
-            <w:r>
-              <w:rPr>
-                <w:sz w:val="18"/>
-              </w:rPr>
-              <w:t>Sec. 15</w:t>
-            </w:r>
-          </w:p>
-        </w:tc>
-        <w:tc>
-          <w:tcPr>
-            <w:tcW w:w="3408" w:type="dxa"/>
-            <w:gridSpan w:val="2"/>
-          </w:tcPr>
-          <w:p>
-            <w:r>
-              <w:rPr>
-                <w:sz w:val="18"/>
-              </w:rPr>
-              <w:t>Registration of marriages celebrated in other forms</w:t>
-            </w:r>
-          </w:p>
-        </w:tc>
-        <w:tc>
-          <w:tcPr>
-            <w:tcW w:w="3408" w:type="dxa"/>
-            <w:gridSpan w:val="2"/>
-          </w:tcPr>
-          <w:p>
-            <w:r>
-              <w:rPr>
-                <w:sz w:val="18"/>
-              </w:rPr>
-              <w:t>Other Forms eligibility (ceremony performed; ages; residence ≥30 days; etc.)</w:t>
-            </w:r>
-          </w:p>
-        </w:tc>
-      </w:tr>
-      <w:tr>
-        <w:tc>
-          <w:tcPr>
-            <w:tcW w:w="3408" w:type="dxa"/>
-            <w:gridSpan w:val="2"/>
-          </w:tcPr>
-          <w:p>
-            <w:r>
-              <w:rPr>
-                <w:sz w:val="18"/>
-              </w:rPr>
-              <w:t>Sec. 16</w:t>
-            </w:r>
-          </w:p>
-        </w:tc>
-        <w:tc>
-          <w:tcPr>
-            <w:tcW w:w="3408" w:type="dxa"/>
-            <w:gridSpan w:val="2"/>
-          </w:tcPr>
-          <w:p>
-            <w:r>
-              <w:rPr>
-                <w:sz w:val="18"/>
-              </w:rPr>
-              <w:t>Procedure for registration (Other Forms)</w:t>
-            </w:r>
-          </w:p>
-        </w:tc>
-        <w:tc>
-          <w:tcPr>
-            <w:tcW w:w="3408" w:type="dxa"/>
-            <w:gridSpan w:val="2"/>
-          </w:tcPr>
-          <w:p>
-            <w:r>
-              <w:rPr>
-                <w:sz w:val="18"/>
-              </w:rPr>
-              <w:t>Public notice, 30-day objections, Fifth Schedule certificate + 3 witnesses</w:t>
             </w:r>
           </w:p>
         </w:tc>
@@ -3948,10 +3411,13 @@
           <w:p>
             <w:pPr>
               <w:spacing w:before="20" w:after="20"/>
-            </w:pPr>
-            <w:r>
-              <w:rPr>
-                <w:b/>
+              <w:rPr>
+                <w:bCs/>
+              </w:rPr>
+            </w:pPr>
+            <w:r>
+              <w:rPr>
+                <w:bCs/>
                 <w:sz w:val="18"/>
               </w:rPr>
               <w:t>Data Entry Operator (DEO)</w:t>
@@ -3997,10 +3463,13 @@
           <w:p>
             <w:pPr>
               <w:spacing w:before="20" w:after="20"/>
-            </w:pPr>
-            <w:r>
-              <w:rPr>
-                <w:b/>
+              <w:rPr>
+                <w:bCs/>
+              </w:rPr>
+            </w:pPr>
+            <w:r>
+              <w:rPr>
+                <w:bCs/>
                 <w:sz w:val="18"/>
               </w:rPr>
               <w:t>Offline only</w:t>
@@ -4318,7 +3787,6 @@
         <w:pStyle w:val="Heading2"/>
       </w:pPr>
       <w:r>
-        <w:lastRenderedPageBreak/>
         <w:t>5. Definitions and glossary</w:t>
       </w:r>
     </w:p>
@@ -4574,6 +4042,7 @@
               <w:rPr>
                 <w:sz w:val="18"/>
               </w:rPr>
+              <w:lastRenderedPageBreak/>
               <w:t>Solemnization</w:t>
             </w:r>
           </w:p>
@@ -5208,7 +4677,6 @@
           </w:tcPr>
           <w:p>
             <w:r>
-              <w:lastRenderedPageBreak/>
               <w:t>30-day countdown</w:t>
             </w:r>
           </w:p>
@@ -5924,27 +5392,19 @@
               <w:rPr>
                 <w:sz w:val="20"/>
               </w:rPr>
-              <w:t xml:space="preserve">Applications are not handled in first-in, first-out (FIFO) order, </w:t>
-            </w:r>
+              <w:t>Applications are not handled in first-in, first-out (FIFO) order, affecting fairness and turnaround time.</w:t>
+            </w:r>
+          </w:p>
+        </w:tc>
+        <w:tc>
+          <w:tcPr>
+            <w:tcW w:w="2376" w:type="dxa"/>
+          </w:tcPr>
+          <w:p>
             <w:r>
               <w:rPr>
                 <w:sz w:val="20"/>
               </w:rPr>
-              <w:lastRenderedPageBreak/>
-              <w:t>affecting fairness and turnaround time.</w:t>
-            </w:r>
-          </w:p>
-        </w:tc>
-        <w:tc>
-          <w:tcPr>
-            <w:tcW w:w="2376" w:type="dxa"/>
-          </w:tcPr>
-          <w:p>
-            <w:r>
-              <w:rPr>
-                <w:sz w:val="20"/>
-              </w:rPr>
-              <w:lastRenderedPageBreak/>
               <w:t>Discussion</w:t>
             </w:r>
           </w:p>
@@ -6092,6 +5552,7 @@
               <w:rPr>
                 <w:sz w:val="20"/>
               </w:rPr>
+              <w:lastRenderedPageBreak/>
               <w:t>12</w:t>
             </w:r>
           </w:p>
@@ -6172,21 +5633,7 @@
               <w:rPr>
                 <w:sz w:val="20"/>
               </w:rPr>
-              <w:t xml:space="preserve">Applications are frequently allocated to the wrong DEO by mistake. Officers cannot return, reassign, clear, or remove applications from DEO login without </w:t>
-            </w:r>
-            <w:proofErr w:type="spellStart"/>
-            <w:r>
-              <w:rPr>
-                <w:sz w:val="20"/>
-              </w:rPr>
-              <w:t>ServiceDesk</w:t>
-            </w:r>
-            <w:proofErr w:type="spellEnd"/>
-            <w:r>
-              <w:rPr>
-                <w:sz w:val="20"/>
-              </w:rPr>
-              <w:t xml:space="preserve"> intervention (~66 tickets; 8 in last 3 months — still active).</w:t>
+              <w:t>Applications are frequently allocated to the wrong DEO by mistake. Officers cannot return, reassign, clear, or remove applications from DEO login without ServiceDesk intervention (~66 tickets; 8 in last 3 months — still active).</w:t>
             </w:r>
           </w:p>
         </w:tc>
@@ -6543,7 +5990,6 @@
           </w:tcPr>
           <w:p>
             <w:r>
-              <w:lastRenderedPageBreak/>
               <w:t>20</w:t>
             </w:r>
           </w:p>
@@ -7308,11 +6754,7 @@
           </w:tcPr>
           <w:p>
             <w:r>
-              <w:t xml:space="preserve">SR verification, notice generation, DEO physical </w:t>
-            </w:r>
-            <w:r>
-              <w:lastRenderedPageBreak/>
-              <w:t>publication + 30-day countdown</w:t>
+              <w:t>SR verification, notice generation, DEO physical publication + 30-day countdown</w:t>
             </w:r>
           </w:p>
         </w:tc>
@@ -7328,7 +6770,6 @@
           </w:tcPr>
           <w:p>
             <w:r>
-              <w:lastRenderedPageBreak/>
               <w:t>Offline notice</w:t>
             </w:r>
           </w:p>
@@ -7407,6 +6848,7 @@
         <w:pStyle w:val="Heading3"/>
       </w:pPr>
       <w:r>
+        <w:lastRenderedPageBreak/>
         <w:t>7.2 Common intake steps (both channels)</w:t>
       </w:r>
     </w:p>
@@ -7512,7 +6954,6 @@
         <w:pStyle w:val="Heading3"/>
       </w:pPr>
       <w:r>
-        <w:lastRenderedPageBreak/>
         <w:t>7.3 To-Be process — Hindu Marriage Online</w:t>
       </w:r>
     </w:p>
@@ -7526,7 +6967,7 @@
           <w:lang w:val="en-IN" w:eastAsia="en-IN"/>
         </w:rPr>
         <w:drawing>
-          <wp:inline distT="0" distB="0" distL="0" distR="0" wp14:anchorId="7A78454C" wp14:editId="050355B8">
+          <wp:inline distT="0" distB="0" distL="0" distR="0" wp14:anchorId="7CB1023F" wp14:editId="2DB01D4E">
             <wp:extent cx="6492240" cy="4445635"/>
             <wp:effectExtent l="0" t="0" r="3810" b="0"/>
             <wp:docPr id="190424083" name="Picture 1"/>
@@ -7623,6 +7064,7 @@
               <w:spacing w:before="20" w:after="20"/>
             </w:pPr>
             <w:r>
+              <w:lastRenderedPageBreak/>
               <w:t>#</w:t>
             </w:r>
           </w:p>
@@ -8004,24 +7446,19 @@
               <w:spacing w:before="20" w:after="20"/>
             </w:pPr>
             <w:r>
-              <w:t xml:space="preserve">Reject → return to Enter Marriage / Bride / </w:t>
-            </w:r>
-            <w:r>
-              <w:lastRenderedPageBreak/>
-              <w:t>Bridegroom / Witness details</w:t>
-            </w:r>
-          </w:p>
-        </w:tc>
-        <w:tc>
-          <w:tcPr>
-            <w:tcW w:w="2556" w:type="dxa"/>
-          </w:tcPr>
-          <w:p>
-            <w:pPr>
-              <w:spacing w:before="20" w:after="20"/>
-            </w:pPr>
-            <w:r>
-              <w:lastRenderedPageBreak/>
+              <w:t>Reject → return to Enter Marriage / Bride / Bridegroom / Witness details</w:t>
+            </w:r>
+          </w:p>
+        </w:tc>
+        <w:tc>
+          <w:tcPr>
+            <w:tcW w:w="2556" w:type="dxa"/>
+          </w:tcPr>
+          <w:p>
+            <w:pPr>
+              <w:spacing w:before="20" w:after="20"/>
+            </w:pPr>
+            <w:r>
               <w:t>Sub Registrar → System</w:t>
             </w:r>
           </w:p>
@@ -8217,6 +7654,7 @@
         <w:pStyle w:val="Heading3"/>
       </w:pPr>
       <w:r>
+        <w:lastRenderedPageBreak/>
         <w:t>7.4 To-Be process — Hindu Marriage Offline</w:t>
       </w:r>
     </w:p>
@@ -8230,7 +7668,7 @@
           <w:lang w:val="en-IN" w:eastAsia="en-IN"/>
         </w:rPr>
         <w:drawing>
-          <wp:inline distT="0" distB="0" distL="0" distR="0" wp14:anchorId="654E3DC4" wp14:editId="55B0E389">
+          <wp:inline distT="0" distB="0" distL="0" distR="0" wp14:anchorId="5860FAE6" wp14:editId="1B8620EC">
             <wp:extent cx="6492240" cy="5182235"/>
             <wp:effectExtent l="0" t="0" r="3810" b="0"/>
             <wp:docPr id="1915661853" name="Picture 2"/>
@@ -8318,7 +7756,6 @@
         <w:rPr>
           <w:b/>
         </w:rPr>
-        <w:lastRenderedPageBreak/>
         <w:t>Flow (continuing from 7.2 step 7 — Offline-specific steps):</w:t>
       </w:r>
     </w:p>
@@ -8580,6 +8017,7 @@
               <w:spacing w:before="20" w:after="20"/>
             </w:pPr>
             <w:r>
+              <w:lastRenderedPageBreak/>
               <w:t>10</w:t>
             </w:r>
           </w:p>
@@ -9043,7 +8481,7 @@
           <w:lang w:val="en-IN" w:eastAsia="en-IN"/>
         </w:rPr>
         <w:drawing>
-          <wp:inline distT="0" distB="0" distL="0" distR="0">
+          <wp:inline distT="0" distB="0" distL="0" distR="0" wp14:anchorId="03A9CFA3" wp14:editId="248F41C9">
             <wp:extent cx="5669280" cy="5935176"/>
             <wp:effectExtent l="0" t="0" r="0" b="0"/>
             <wp:docPr id="1915661854" name="Picture 1915661854"/>
@@ -9845,7 +9283,7 @@
           <w:lang w:val="en-IN" w:eastAsia="en-IN"/>
         </w:rPr>
         <w:drawing>
-          <wp:inline distT="0" distB="0" distL="0" distR="0">
+          <wp:inline distT="0" distB="0" distL="0" distR="0" wp14:anchorId="26DB7DE2" wp14:editId="4D7913FA">
             <wp:extent cx="5669280" cy="5935176"/>
             <wp:effectExtent l="0" t="0" r="0" b="0"/>
             <wp:docPr id="1915661855" name="Picture 1915661855"/>
@@ -10686,7 +10124,7 @@
           <w:lang w:val="en-IN" w:eastAsia="en-IN"/>
         </w:rPr>
         <w:drawing>
-          <wp:inline distT="0" distB="0" distL="0" distR="0">
+          <wp:inline distT="0" distB="0" distL="0" distR="0" wp14:anchorId="39004599" wp14:editId="5A7AC803">
             <wp:extent cx="5669280" cy="5103400"/>
             <wp:effectExtent l="0" t="0" r="0" b="0"/>
             <wp:docPr id="1915661856" name="Picture 1915661856"/>
@@ -11892,7 +11330,7 @@
           <w:lang w:val="en-IN" w:eastAsia="en-IN"/>
         </w:rPr>
         <w:drawing>
-          <wp:inline distT="0" distB="0" distL="0" distR="0">
+          <wp:inline distT="0" distB="0" distL="0" distR="0" wp14:anchorId="3357F53B" wp14:editId="50679F9D">
             <wp:extent cx="5669280" cy="5935176"/>
             <wp:effectExtent l="0" t="0" r="0" b="0"/>
             <wp:docPr id="1915661857" name="Picture 1915661857"/>
@@ -12694,7 +12132,7 @@
           <w:lang w:val="en-IN" w:eastAsia="en-IN"/>
         </w:rPr>
         <w:drawing>
-          <wp:inline distT="0" distB="0" distL="0" distR="0">
+          <wp:inline distT="0" distB="0" distL="0" distR="0" wp14:anchorId="3263394E" wp14:editId="239A3510">
             <wp:extent cx="5669280" cy="5935176"/>
             <wp:effectExtent l="0" t="0" r="0" b="0"/>
             <wp:docPr id="1915661858" name="Picture 1915661858"/>
@@ -13535,7 +12973,7 @@
           <w:lang w:val="en-IN" w:eastAsia="en-IN"/>
         </w:rPr>
         <w:drawing>
-          <wp:inline distT="0" distB="0" distL="0" distR="0">
+          <wp:inline distT="0" distB="0" distL="0" distR="0" wp14:anchorId="6DF2647A" wp14:editId="070588F8">
             <wp:extent cx="5669280" cy="5011319"/>
             <wp:effectExtent l="0" t="0" r="0" b="0"/>
             <wp:docPr id="1915661859" name="Picture 1915661859"/>
@@ -16403,9 +15841,12 @@
         </w:tc>
       </w:tr>
       <w:tr>
-        <w:tc>
-          <w:tcPr>
-            <w:tcW w:type="dxa" w:w="2043"/>
+        <w:trPr>
+          <w:jc w:val="center"/>
+        </w:trPr>
+        <w:tc>
+          <w:tcPr>
+            <w:tcW w:w="2043" w:type="dxa"/>
           </w:tcPr>
           <w:p>
             <w:r>
@@ -16418,7 +15859,7 @@
         </w:tc>
         <w:tc>
           <w:tcPr>
-            <w:tcW w:type="dxa" w:w="2044"/>
+            <w:tcW w:w="2044" w:type="dxa"/>
           </w:tcPr>
           <w:p>
             <w:r>
@@ -16431,7 +15872,7 @@
         </w:tc>
         <w:tc>
           <w:tcPr>
-            <w:tcW w:type="dxa" w:w="2042"/>
+            <w:tcW w:w="2042" w:type="dxa"/>
           </w:tcPr>
           <w:p>
             <w:r>
@@ -16444,7 +15885,7 @@
         </w:tc>
         <w:tc>
           <w:tcPr>
-            <w:tcW w:type="dxa" w:w="2042"/>
+            <w:tcW w:w="2042" w:type="dxa"/>
           </w:tcPr>
           <w:p>
             <w:r>
@@ -16457,7 +15898,7 @@
         </w:tc>
         <w:tc>
           <w:tcPr>
-            <w:tcW w:type="dxa" w:w="2043"/>
+            <w:tcW w:w="2043" w:type="dxa"/>
           </w:tcPr>
           <w:p>
             <w:r>
@@ -16470,9 +15911,12 @@
         </w:tc>
       </w:tr>
       <w:tr>
-        <w:tc>
-          <w:tcPr>
-            <w:tcW w:type="dxa" w:w="2043"/>
+        <w:trPr>
+          <w:jc w:val="center"/>
+        </w:trPr>
+        <w:tc>
+          <w:tcPr>
+            <w:tcW w:w="2043" w:type="dxa"/>
           </w:tcPr>
           <w:p>
             <w:r>
@@ -16485,7 +15929,7 @@
         </w:tc>
         <w:tc>
           <w:tcPr>
-            <w:tcW w:type="dxa" w:w="2044"/>
+            <w:tcW w:w="2044" w:type="dxa"/>
           </w:tcPr>
           <w:p>
             <w:r>
@@ -16498,7 +15942,7 @@
         </w:tc>
         <w:tc>
           <w:tcPr>
-            <w:tcW w:type="dxa" w:w="2042"/>
+            <w:tcW w:w="2042" w:type="dxa"/>
           </w:tcPr>
           <w:p>
             <w:r>
@@ -16511,7 +15955,7 @@
         </w:tc>
         <w:tc>
           <w:tcPr>
-            <w:tcW w:type="dxa" w:w="2042"/>
+            <w:tcW w:w="2042" w:type="dxa"/>
           </w:tcPr>
           <w:p>
             <w:r>
@@ -16524,7 +15968,7 @@
         </w:tc>
         <w:tc>
           <w:tcPr>
-            <w:tcW w:type="dxa" w:w="2043"/>
+            <w:tcW w:w="2043" w:type="dxa"/>
           </w:tcPr>
           <w:p>
             <w:r>
@@ -16537,9 +15981,12 @@
         </w:tc>
       </w:tr>
       <w:tr>
-        <w:tc>
-          <w:tcPr>
-            <w:tcW w:type="dxa" w:w="2043"/>
+        <w:trPr>
+          <w:jc w:val="center"/>
+        </w:trPr>
+        <w:tc>
+          <w:tcPr>
+            <w:tcW w:w="2043" w:type="dxa"/>
           </w:tcPr>
           <w:p>
             <w:r>
@@ -16552,7 +15999,7 @@
         </w:tc>
         <w:tc>
           <w:tcPr>
-            <w:tcW w:type="dxa" w:w="2044"/>
+            <w:tcW w:w="2044" w:type="dxa"/>
           </w:tcPr>
           <w:p>
             <w:r>
@@ -16565,7 +16012,7 @@
         </w:tc>
         <w:tc>
           <w:tcPr>
-            <w:tcW w:type="dxa" w:w="2042"/>
+            <w:tcW w:w="2042" w:type="dxa"/>
           </w:tcPr>
           <w:p>
             <w:r>
@@ -16578,7 +16025,7 @@
         </w:tc>
         <w:tc>
           <w:tcPr>
-            <w:tcW w:type="dxa" w:w="2042"/>
+            <w:tcW w:w="2042" w:type="dxa"/>
           </w:tcPr>
           <w:p>
             <w:r>
@@ -16591,7 +16038,7 @@
         </w:tc>
         <w:tc>
           <w:tcPr>
-            <w:tcW w:type="dxa" w:w="2043"/>
+            <w:tcW w:w="2043" w:type="dxa"/>
           </w:tcPr>
           <w:p>
             <w:r>
@@ -16604,9 +16051,12 @@
         </w:tc>
       </w:tr>
       <w:tr>
-        <w:tc>
-          <w:tcPr>
-            <w:tcW w:type="dxa" w:w="2043"/>
+        <w:trPr>
+          <w:jc w:val="center"/>
+        </w:trPr>
+        <w:tc>
+          <w:tcPr>
+            <w:tcW w:w="2043" w:type="dxa"/>
           </w:tcPr>
           <w:p>
             <w:r>
@@ -16619,7 +16069,7 @@
         </w:tc>
         <w:tc>
           <w:tcPr>
-            <w:tcW w:type="dxa" w:w="2044"/>
+            <w:tcW w:w="2044" w:type="dxa"/>
           </w:tcPr>
           <w:p>
             <w:r>
@@ -16632,7 +16082,7 @@
         </w:tc>
         <w:tc>
           <w:tcPr>
-            <w:tcW w:type="dxa" w:w="2042"/>
+            <w:tcW w:w="2042" w:type="dxa"/>
           </w:tcPr>
           <w:p>
             <w:r>
@@ -16645,7 +16095,7 @@
         </w:tc>
         <w:tc>
           <w:tcPr>
-            <w:tcW w:type="dxa" w:w="2042"/>
+            <w:tcW w:w="2042" w:type="dxa"/>
           </w:tcPr>
           <w:p>
             <w:r>
@@ -16658,7 +16108,7 @@
         </w:tc>
         <w:tc>
           <w:tcPr>
-            <w:tcW w:type="dxa" w:w="2043"/>
+            <w:tcW w:w="2043" w:type="dxa"/>
           </w:tcPr>
           <w:p>
             <w:r>
@@ -16671,9 +16121,12 @@
         </w:tc>
       </w:tr>
       <w:tr>
-        <w:tc>
-          <w:tcPr>
-            <w:tcW w:type="dxa" w:w="2043"/>
+        <w:trPr>
+          <w:jc w:val="center"/>
+        </w:trPr>
+        <w:tc>
+          <w:tcPr>
+            <w:tcW w:w="2043" w:type="dxa"/>
           </w:tcPr>
           <w:p>
             <w:r>
@@ -16686,7 +16139,7 @@
         </w:tc>
         <w:tc>
           <w:tcPr>
-            <w:tcW w:type="dxa" w:w="2044"/>
+            <w:tcW w:w="2044" w:type="dxa"/>
           </w:tcPr>
           <w:p>
             <w:r>
@@ -16699,7 +16152,7 @@
         </w:tc>
         <w:tc>
           <w:tcPr>
-            <w:tcW w:type="dxa" w:w="2042"/>
+            <w:tcW w:w="2042" w:type="dxa"/>
           </w:tcPr>
           <w:p>
             <w:r>
@@ -16712,7 +16165,7 @@
         </w:tc>
         <w:tc>
           <w:tcPr>
-            <w:tcW w:type="dxa" w:w="2042"/>
+            <w:tcW w:w="2042" w:type="dxa"/>
           </w:tcPr>
           <w:p>
             <w:r>
@@ -16725,7 +16178,7 @@
         </w:tc>
         <w:tc>
           <w:tcPr>
-            <w:tcW w:type="dxa" w:w="2043"/>
+            <w:tcW w:w="2043" w:type="dxa"/>
           </w:tcPr>
           <w:p>
             <w:r>
@@ -16738,9 +16191,12 @@
         </w:tc>
       </w:tr>
       <w:tr>
-        <w:tc>
-          <w:tcPr>
-            <w:tcW w:type="dxa" w:w="2043"/>
+        <w:trPr>
+          <w:jc w:val="center"/>
+        </w:trPr>
+        <w:tc>
+          <w:tcPr>
+            <w:tcW w:w="2043" w:type="dxa"/>
           </w:tcPr>
           <w:p>
             <w:r>
@@ -16753,7 +16209,7 @@
         </w:tc>
         <w:tc>
           <w:tcPr>
-            <w:tcW w:type="dxa" w:w="2044"/>
+            <w:tcW w:w="2044" w:type="dxa"/>
           </w:tcPr>
           <w:p>
             <w:r>
@@ -16766,7 +16222,7 @@
         </w:tc>
         <w:tc>
           <w:tcPr>
-            <w:tcW w:type="dxa" w:w="2042"/>
+            <w:tcW w:w="2042" w:type="dxa"/>
           </w:tcPr>
           <w:p>
             <w:r>
@@ -16779,7 +16235,7 @@
         </w:tc>
         <w:tc>
           <w:tcPr>
-            <w:tcW w:type="dxa" w:w="2042"/>
+            <w:tcW w:w="2042" w:type="dxa"/>
           </w:tcPr>
           <w:p>
             <w:r>
@@ -16792,7 +16248,7 @@
         </w:tc>
         <w:tc>
           <w:tcPr>
-            <w:tcW w:type="dxa" w:w="2043"/>
+            <w:tcW w:w="2043" w:type="dxa"/>
           </w:tcPr>
           <w:p>
             <w:r>
@@ -16805,9 +16261,12 @@
         </w:tc>
       </w:tr>
       <w:tr>
-        <w:tc>
-          <w:tcPr>
-            <w:tcW w:type="dxa" w:w="2043"/>
+        <w:trPr>
+          <w:jc w:val="center"/>
+        </w:trPr>
+        <w:tc>
+          <w:tcPr>
+            <w:tcW w:w="2043" w:type="dxa"/>
           </w:tcPr>
           <w:p>
             <w:r>
@@ -16820,7 +16279,7 @@
         </w:tc>
         <w:tc>
           <w:tcPr>
-            <w:tcW w:type="dxa" w:w="2044"/>
+            <w:tcW w:w="2044" w:type="dxa"/>
           </w:tcPr>
           <w:p>
             <w:r>
@@ -16833,7 +16292,7 @@
         </w:tc>
         <w:tc>
           <w:tcPr>
-            <w:tcW w:type="dxa" w:w="2042"/>
+            <w:tcW w:w="2042" w:type="dxa"/>
           </w:tcPr>
           <w:p>
             <w:r>
@@ -16846,7 +16305,7 @@
         </w:tc>
         <w:tc>
           <w:tcPr>
-            <w:tcW w:type="dxa" w:w="2042"/>
+            <w:tcW w:w="2042" w:type="dxa"/>
           </w:tcPr>
           <w:p>
             <w:r>
@@ -16859,7 +16318,7 @@
         </w:tc>
         <w:tc>
           <w:tcPr>
-            <w:tcW w:type="dxa" w:w="2043"/>
+            <w:tcW w:w="2043" w:type="dxa"/>
           </w:tcPr>
           <w:p>
             <w:r>
@@ -16872,9 +16331,12 @@
         </w:tc>
       </w:tr>
       <w:tr>
-        <w:tc>
-          <w:tcPr>
-            <w:tcW w:type="dxa" w:w="2043"/>
+        <w:trPr>
+          <w:jc w:val="center"/>
+        </w:trPr>
+        <w:tc>
+          <w:tcPr>
+            <w:tcW w:w="2043" w:type="dxa"/>
           </w:tcPr>
           <w:p>
             <w:r>
@@ -16887,7 +16349,7 @@
         </w:tc>
         <w:tc>
           <w:tcPr>
-            <w:tcW w:type="dxa" w:w="2044"/>
+            <w:tcW w:w="2044" w:type="dxa"/>
           </w:tcPr>
           <w:p>
             <w:r>
@@ -16900,7 +16362,7 @@
         </w:tc>
         <w:tc>
           <w:tcPr>
-            <w:tcW w:type="dxa" w:w="2042"/>
+            <w:tcW w:w="2042" w:type="dxa"/>
           </w:tcPr>
           <w:p>
             <w:r>
@@ -16913,7 +16375,7 @@
         </w:tc>
         <w:tc>
           <w:tcPr>
-            <w:tcW w:type="dxa" w:w="2042"/>
+            <w:tcW w:w="2042" w:type="dxa"/>
           </w:tcPr>
           <w:p>
             <w:r>
@@ -16926,7 +16388,7 @@
         </w:tc>
         <w:tc>
           <w:tcPr>
-            <w:tcW w:type="dxa" w:w="2043"/>
+            <w:tcW w:w="2043" w:type="dxa"/>
           </w:tcPr>
           <w:p>
             <w:r>
@@ -16939,9 +16401,12 @@
         </w:tc>
       </w:tr>
       <w:tr>
-        <w:tc>
-          <w:tcPr>
-            <w:tcW w:type="dxa" w:w="2043"/>
+        <w:trPr>
+          <w:jc w:val="center"/>
+        </w:trPr>
+        <w:tc>
+          <w:tcPr>
+            <w:tcW w:w="2043" w:type="dxa"/>
           </w:tcPr>
           <w:p>
             <w:r>
@@ -16954,7 +16419,7 @@
         </w:tc>
         <w:tc>
           <w:tcPr>
-            <w:tcW w:type="dxa" w:w="2044"/>
+            <w:tcW w:w="2044" w:type="dxa"/>
           </w:tcPr>
           <w:p>
             <w:r>
@@ -16967,7 +16432,7 @@
         </w:tc>
         <w:tc>
           <w:tcPr>
-            <w:tcW w:type="dxa" w:w="2042"/>
+            <w:tcW w:w="2042" w:type="dxa"/>
           </w:tcPr>
           <w:p>
             <w:r>
@@ -16980,7 +16445,7 @@
         </w:tc>
         <w:tc>
           <w:tcPr>
-            <w:tcW w:type="dxa" w:w="2042"/>
+            <w:tcW w:w="2042" w:type="dxa"/>
           </w:tcPr>
           <w:p>
             <w:r>
@@ -16993,7 +16458,7 @@
         </w:tc>
         <w:tc>
           <w:tcPr>
-            <w:tcW w:type="dxa" w:w="2043"/>
+            <w:tcW w:w="2043" w:type="dxa"/>
           </w:tcPr>
           <w:p>
             <w:r>
@@ -17006,9 +16471,12 @@
         </w:tc>
       </w:tr>
       <w:tr>
-        <w:tc>
-          <w:tcPr>
-            <w:tcW w:type="dxa" w:w="2043"/>
+        <w:trPr>
+          <w:jc w:val="center"/>
+        </w:trPr>
+        <w:tc>
+          <w:tcPr>
+            <w:tcW w:w="2043" w:type="dxa"/>
           </w:tcPr>
           <w:p>
             <w:r>
@@ -17021,7 +16489,7 @@
         </w:tc>
         <w:tc>
           <w:tcPr>
-            <w:tcW w:type="dxa" w:w="2044"/>
+            <w:tcW w:w="2044" w:type="dxa"/>
           </w:tcPr>
           <w:p>
             <w:r>
@@ -17034,7 +16502,7 @@
         </w:tc>
         <w:tc>
           <w:tcPr>
-            <w:tcW w:type="dxa" w:w="2042"/>
+            <w:tcW w:w="2042" w:type="dxa"/>
           </w:tcPr>
           <w:p>
             <w:r>
@@ -17047,7 +16515,7 @@
         </w:tc>
         <w:tc>
           <w:tcPr>
-            <w:tcW w:type="dxa" w:w="2042"/>
+            <w:tcW w:w="2042" w:type="dxa"/>
           </w:tcPr>
           <w:p>
             <w:r>
@@ -17060,7 +16528,7 @@
         </w:tc>
         <w:tc>
           <w:tcPr>
-            <w:tcW w:type="dxa" w:w="2043"/>
+            <w:tcW w:w="2043" w:type="dxa"/>
           </w:tcPr>
           <w:p>
             <w:r>
@@ -17073,9 +16541,12 @@
         </w:tc>
       </w:tr>
       <w:tr>
-        <w:tc>
-          <w:tcPr>
-            <w:tcW w:type="dxa" w:w="2043"/>
+        <w:trPr>
+          <w:jc w:val="center"/>
+        </w:trPr>
+        <w:tc>
+          <w:tcPr>
+            <w:tcW w:w="2043" w:type="dxa"/>
           </w:tcPr>
           <w:p>
             <w:r>
@@ -17088,7 +16559,7 @@
         </w:tc>
         <w:tc>
           <w:tcPr>
-            <w:tcW w:type="dxa" w:w="2044"/>
+            <w:tcW w:w="2044" w:type="dxa"/>
           </w:tcPr>
           <w:p>
             <w:r>
@@ -17101,7 +16572,7 @@
         </w:tc>
         <w:tc>
           <w:tcPr>
-            <w:tcW w:type="dxa" w:w="2042"/>
+            <w:tcW w:w="2042" w:type="dxa"/>
           </w:tcPr>
           <w:p>
             <w:r>
@@ -17114,7 +16585,7 @@
         </w:tc>
         <w:tc>
           <w:tcPr>
-            <w:tcW w:type="dxa" w:w="2042"/>
+            <w:tcW w:w="2042" w:type="dxa"/>
           </w:tcPr>
           <w:p>
             <w:r>
@@ -17127,7 +16598,7 @@
         </w:tc>
         <w:tc>
           <w:tcPr>
-            <w:tcW w:type="dxa" w:w="2043"/>
+            <w:tcW w:w="2043" w:type="dxa"/>
           </w:tcPr>
           <w:p>
             <w:r>
@@ -17140,9 +16611,12 @@
         </w:tc>
       </w:tr>
       <w:tr>
-        <w:tc>
-          <w:tcPr>
-            <w:tcW w:type="dxa" w:w="2043"/>
+        <w:trPr>
+          <w:jc w:val="center"/>
+        </w:trPr>
+        <w:tc>
+          <w:tcPr>
+            <w:tcW w:w="2043" w:type="dxa"/>
           </w:tcPr>
           <w:p>
             <w:r>
@@ -17155,7 +16629,7 @@
         </w:tc>
         <w:tc>
           <w:tcPr>
-            <w:tcW w:type="dxa" w:w="2044"/>
+            <w:tcW w:w="2044" w:type="dxa"/>
           </w:tcPr>
           <w:p>
             <w:r>
@@ -17168,7 +16642,7 @@
         </w:tc>
         <w:tc>
           <w:tcPr>
-            <w:tcW w:type="dxa" w:w="2042"/>
+            <w:tcW w:w="2042" w:type="dxa"/>
           </w:tcPr>
           <w:p>
             <w:r>
@@ -17181,7 +16655,7 @@
         </w:tc>
         <w:tc>
           <w:tcPr>
-            <w:tcW w:type="dxa" w:w="2042"/>
+            <w:tcW w:w="2042" w:type="dxa"/>
           </w:tcPr>
           <w:p>
             <w:r>
@@ -17194,7 +16668,7 @@
         </w:tc>
         <w:tc>
           <w:tcPr>
-            <w:tcW w:type="dxa" w:w="2043"/>
+            <w:tcW w:w="2043" w:type="dxa"/>
           </w:tcPr>
           <w:p>
             <w:r>
@@ -17207,9 +16681,12 @@
         </w:tc>
       </w:tr>
       <w:tr>
-        <w:tc>
-          <w:tcPr>
-            <w:tcW w:type="dxa" w:w="2043"/>
+        <w:trPr>
+          <w:jc w:val="center"/>
+        </w:trPr>
+        <w:tc>
+          <w:tcPr>
+            <w:tcW w:w="2043" w:type="dxa"/>
           </w:tcPr>
           <w:p>
             <w:r>
@@ -17222,7 +16699,7 @@
         </w:tc>
         <w:tc>
           <w:tcPr>
-            <w:tcW w:type="dxa" w:w="2044"/>
+            <w:tcW w:w="2044" w:type="dxa"/>
           </w:tcPr>
           <w:p>
             <w:r>
@@ -17235,7 +16712,7 @@
         </w:tc>
         <w:tc>
           <w:tcPr>
-            <w:tcW w:type="dxa" w:w="2042"/>
+            <w:tcW w:w="2042" w:type="dxa"/>
           </w:tcPr>
           <w:p>
             <w:r>
@@ -17248,7 +16725,7 @@
         </w:tc>
         <w:tc>
           <w:tcPr>
-            <w:tcW w:type="dxa" w:w="2042"/>
+            <w:tcW w:w="2042" w:type="dxa"/>
           </w:tcPr>
           <w:p>
             <w:r>
@@ -17261,7 +16738,7 @@
         </w:tc>
         <w:tc>
           <w:tcPr>
-            <w:tcW w:type="dxa" w:w="2043"/>
+            <w:tcW w:w="2043" w:type="dxa"/>
           </w:tcPr>
           <w:p>
             <w:r>
@@ -17274,9 +16751,12 @@
         </w:tc>
       </w:tr>
       <w:tr>
-        <w:tc>
-          <w:tcPr>
-            <w:tcW w:type="dxa" w:w="2043"/>
+        <w:trPr>
+          <w:jc w:val="center"/>
+        </w:trPr>
+        <w:tc>
+          <w:tcPr>
+            <w:tcW w:w="2043" w:type="dxa"/>
           </w:tcPr>
           <w:p>
             <w:r>
@@ -17289,7 +16769,7 @@
         </w:tc>
         <w:tc>
           <w:tcPr>
-            <w:tcW w:type="dxa" w:w="2044"/>
+            <w:tcW w:w="2044" w:type="dxa"/>
           </w:tcPr>
           <w:p>
             <w:r>
@@ -17302,7 +16782,7 @@
         </w:tc>
         <w:tc>
           <w:tcPr>
-            <w:tcW w:type="dxa" w:w="2042"/>
+            <w:tcW w:w="2042" w:type="dxa"/>
           </w:tcPr>
           <w:p>
             <w:r>
@@ -17315,7 +16795,7 @@
         </w:tc>
         <w:tc>
           <w:tcPr>
-            <w:tcW w:type="dxa" w:w="2042"/>
+            <w:tcW w:w="2042" w:type="dxa"/>
           </w:tcPr>
           <w:p>
             <w:r>
@@ -17328,7 +16808,7 @@
         </w:tc>
         <w:tc>
           <w:tcPr>
-            <w:tcW w:type="dxa" w:w="2043"/>
+            <w:tcW w:w="2043" w:type="dxa"/>
           </w:tcPr>
           <w:p>
             <w:r>
@@ -17341,9 +16821,12 @@
         </w:tc>
       </w:tr>
       <w:tr>
-        <w:tc>
-          <w:tcPr>
-            <w:tcW w:type="dxa" w:w="2043"/>
+        <w:trPr>
+          <w:jc w:val="center"/>
+        </w:trPr>
+        <w:tc>
+          <w:tcPr>
+            <w:tcW w:w="2043" w:type="dxa"/>
           </w:tcPr>
           <w:p>
             <w:r>
@@ -17356,7 +16839,7 @@
         </w:tc>
         <w:tc>
           <w:tcPr>
-            <w:tcW w:type="dxa" w:w="2044"/>
+            <w:tcW w:w="2044" w:type="dxa"/>
           </w:tcPr>
           <w:p>
             <w:r>
@@ -17369,7 +16852,7 @@
         </w:tc>
         <w:tc>
           <w:tcPr>
-            <w:tcW w:type="dxa" w:w="2042"/>
+            <w:tcW w:w="2042" w:type="dxa"/>
           </w:tcPr>
           <w:p>
             <w:r>
@@ -17382,7 +16865,7 @@
         </w:tc>
         <w:tc>
           <w:tcPr>
-            <w:tcW w:type="dxa" w:w="2042"/>
+            <w:tcW w:w="2042" w:type="dxa"/>
           </w:tcPr>
           <w:p>
             <w:r>
@@ -17395,7 +16878,7 @@
         </w:tc>
         <w:tc>
           <w:tcPr>
-            <w:tcW w:type="dxa" w:w="2043"/>
+            <w:tcW w:w="2043" w:type="dxa"/>
           </w:tcPr>
           <w:p>
             <w:r>
@@ -17408,22 +16891,26 @@
         </w:tc>
       </w:tr>
       <w:tr>
-        <w:tc>
-          <w:tcPr>
-            <w:tcW w:type="dxa" w:w="2043"/>
-          </w:tcPr>
-          <w:p>
-            <w:r>
-              <w:rPr>
-                <w:sz w:val="18"/>
-              </w:rPr>
+        <w:trPr>
+          <w:jc w:val="center"/>
+        </w:trPr>
+        <w:tc>
+          <w:tcPr>
+            <w:tcW w:w="2043" w:type="dxa"/>
+          </w:tcPr>
+          <w:p>
+            <w:r>
+              <w:rPr>
+                <w:sz w:val="18"/>
+              </w:rPr>
+              <w:lastRenderedPageBreak/>
               <w:t>Pending SR verification — visit</w:t>
             </w:r>
           </w:p>
         </w:tc>
         <w:tc>
           <w:tcPr>
-            <w:tcW w:type="dxa" w:w="2044"/>
+            <w:tcW w:w="2044" w:type="dxa"/>
           </w:tcPr>
           <w:p>
             <w:r>
@@ -17436,7 +16923,7 @@
         </w:tc>
         <w:tc>
           <w:tcPr>
-            <w:tcW w:type="dxa" w:w="2042"/>
+            <w:tcW w:w="2042" w:type="dxa"/>
           </w:tcPr>
           <w:p>
             <w:r>
@@ -17449,7 +16936,7 @@
         </w:tc>
         <w:tc>
           <w:tcPr>
-            <w:tcW w:type="dxa" w:w="2042"/>
+            <w:tcW w:w="2042" w:type="dxa"/>
           </w:tcPr>
           <w:p>
             <w:r>
@@ -17462,7 +16949,7 @@
         </w:tc>
         <w:tc>
           <w:tcPr>
-            <w:tcW w:type="dxa" w:w="2043"/>
+            <w:tcW w:w="2043" w:type="dxa"/>
           </w:tcPr>
           <w:p>
             <w:r>
@@ -17475,9 +16962,12 @@
         </w:tc>
       </w:tr>
       <w:tr>
-        <w:tc>
-          <w:tcPr>
-            <w:tcW w:type="dxa" w:w="2043"/>
+        <w:trPr>
+          <w:jc w:val="center"/>
+        </w:trPr>
+        <w:tc>
+          <w:tcPr>
+            <w:tcW w:w="2043" w:type="dxa"/>
           </w:tcPr>
           <w:p>
             <w:r>
@@ -17490,7 +16980,7 @@
         </w:tc>
         <w:tc>
           <w:tcPr>
-            <w:tcW w:type="dxa" w:w="2044"/>
+            <w:tcW w:w="2044" w:type="dxa"/>
           </w:tcPr>
           <w:p>
             <w:r>
@@ -17503,7 +16993,7 @@
         </w:tc>
         <w:tc>
           <w:tcPr>
-            <w:tcW w:type="dxa" w:w="2042"/>
+            <w:tcW w:w="2042" w:type="dxa"/>
           </w:tcPr>
           <w:p>
             <w:r>
@@ -17516,7 +17006,7 @@
         </w:tc>
         <w:tc>
           <w:tcPr>
-            <w:tcW w:type="dxa" w:w="2042"/>
+            <w:tcW w:w="2042" w:type="dxa"/>
           </w:tcPr>
           <w:p>
             <w:r>
@@ -17529,7 +17019,7 @@
         </w:tc>
         <w:tc>
           <w:tcPr>
-            <w:tcW w:type="dxa" w:w="2043"/>
+            <w:tcW w:w="2043" w:type="dxa"/>
           </w:tcPr>
           <w:p>
             <w:r>
@@ -17542,9 +17032,12 @@
         </w:tc>
       </w:tr>
       <w:tr>
-        <w:tc>
-          <w:tcPr>
-            <w:tcW w:type="dxa" w:w="2043"/>
+        <w:trPr>
+          <w:jc w:val="center"/>
+        </w:trPr>
+        <w:tc>
+          <w:tcPr>
+            <w:tcW w:w="2043" w:type="dxa"/>
           </w:tcPr>
           <w:p>
             <w:r>
@@ -17557,7 +17050,7 @@
         </w:tc>
         <w:tc>
           <w:tcPr>
-            <w:tcW w:type="dxa" w:w="2044"/>
+            <w:tcW w:w="2044" w:type="dxa"/>
           </w:tcPr>
           <w:p>
             <w:r>
@@ -17570,7 +17063,7 @@
         </w:tc>
         <w:tc>
           <w:tcPr>
-            <w:tcW w:type="dxa" w:w="2042"/>
+            <w:tcW w:w="2042" w:type="dxa"/>
           </w:tcPr>
           <w:p>
             <w:r>
@@ -17583,7 +17076,7 @@
         </w:tc>
         <w:tc>
           <w:tcPr>
-            <w:tcW w:type="dxa" w:w="2042"/>
+            <w:tcW w:w="2042" w:type="dxa"/>
           </w:tcPr>
           <w:p>
             <w:r>
@@ -17596,7 +17089,7 @@
         </w:tc>
         <w:tc>
           <w:tcPr>
-            <w:tcW w:type="dxa" w:w="2043"/>
+            <w:tcW w:w="2043" w:type="dxa"/>
           </w:tcPr>
           <w:p>
             <w:r>
@@ -17609,9 +17102,12 @@
         </w:tc>
       </w:tr>
       <w:tr>
-        <w:tc>
-          <w:tcPr>
-            <w:tcW w:type="dxa" w:w="2043"/>
+        <w:trPr>
+          <w:jc w:val="center"/>
+        </w:trPr>
+        <w:tc>
+          <w:tcPr>
+            <w:tcW w:w="2043" w:type="dxa"/>
           </w:tcPr>
           <w:p>
             <w:r>
@@ -17624,7 +17120,7 @@
         </w:tc>
         <w:tc>
           <w:tcPr>
-            <w:tcW w:type="dxa" w:w="2044"/>
+            <w:tcW w:w="2044" w:type="dxa"/>
           </w:tcPr>
           <w:p>
             <w:r>
@@ -17637,7 +17133,7 @@
         </w:tc>
         <w:tc>
           <w:tcPr>
-            <w:tcW w:type="dxa" w:w="2042"/>
+            <w:tcW w:w="2042" w:type="dxa"/>
           </w:tcPr>
           <w:p>
             <w:r>
@@ -17650,7 +17146,7 @@
         </w:tc>
         <w:tc>
           <w:tcPr>
-            <w:tcW w:type="dxa" w:w="2042"/>
+            <w:tcW w:w="2042" w:type="dxa"/>
           </w:tcPr>
           <w:p>
             <w:r>
@@ -17663,7 +17159,7 @@
         </w:tc>
         <w:tc>
           <w:tcPr>
-            <w:tcW w:type="dxa" w:w="2043"/>
+            <w:tcW w:w="2043" w:type="dxa"/>
           </w:tcPr>
           <w:p>
             <w:r>
@@ -17676,9 +17172,12 @@
         </w:tc>
       </w:tr>
       <w:tr>
-        <w:tc>
-          <w:tcPr>
-            <w:tcW w:type="dxa" w:w="2043"/>
+        <w:trPr>
+          <w:jc w:val="center"/>
+        </w:trPr>
+        <w:tc>
+          <w:tcPr>
+            <w:tcW w:w="2043" w:type="dxa"/>
           </w:tcPr>
           <w:p>
             <w:r>
@@ -17691,7 +17190,7 @@
         </w:tc>
         <w:tc>
           <w:tcPr>
-            <w:tcW w:type="dxa" w:w="2044"/>
+            <w:tcW w:w="2044" w:type="dxa"/>
           </w:tcPr>
           <w:p>
             <w:r>
@@ -17704,7 +17203,7 @@
         </w:tc>
         <w:tc>
           <w:tcPr>
-            <w:tcW w:type="dxa" w:w="2042"/>
+            <w:tcW w:w="2042" w:type="dxa"/>
           </w:tcPr>
           <w:p>
             <w:r>
@@ -17717,7 +17216,7 @@
         </w:tc>
         <w:tc>
           <w:tcPr>
-            <w:tcW w:type="dxa" w:w="2042"/>
+            <w:tcW w:w="2042" w:type="dxa"/>
           </w:tcPr>
           <w:p>
             <w:r>
@@ -17730,7 +17229,7 @@
         </w:tc>
         <w:tc>
           <w:tcPr>
-            <w:tcW w:type="dxa" w:w="2043"/>
+            <w:tcW w:w="2043" w:type="dxa"/>
           </w:tcPr>
           <w:p>
             <w:r>
@@ -17751,8 +17250,6 @@
       <w:pPr>
         <w:pStyle w:val="Heading2"/>
       </w:pPr>
-      <w:bookmarkStart w:id="0" w:name="_GoBack"/>
-      <w:bookmarkEnd w:id="0"/>
       <w:r>
         <w:t>8. Functional requirements</w:t>
       </w:r>
@@ -17786,21 +17283,12 @@
             <w:pPr>
               <w:spacing w:before="20" w:after="20"/>
             </w:pPr>
-            <w:proofErr w:type="spellStart"/>
             <w:r>
               <w:rPr>
                 <w:b/>
                 <w:sz w:val="18"/>
               </w:rPr>
-              <w:t>Req</w:t>
-            </w:r>
-            <w:proofErr w:type="spellEnd"/>
-            <w:r>
-              <w:rPr>
-                <w:b/>
-                <w:sz w:val="18"/>
-              </w:rPr>
-              <w:t xml:space="preserve"> ID</w:t>
+              <w:t>Req ID</w:t>
             </w:r>
           </w:p>
         </w:tc>
@@ -18085,21 +17573,12 @@
             <w:pPr>
               <w:spacing w:before="20" w:after="20"/>
             </w:pPr>
-            <w:proofErr w:type="spellStart"/>
             <w:r>
               <w:rPr>
                 <w:b/>
                 <w:sz w:val="18"/>
               </w:rPr>
-              <w:t>Req</w:t>
-            </w:r>
-            <w:proofErr w:type="spellEnd"/>
-            <w:r>
-              <w:rPr>
-                <w:b/>
-                <w:sz w:val="18"/>
-              </w:rPr>
-              <w:t xml:space="preserve"> ID</w:t>
+              <w:t>Req ID</w:t>
             </w:r>
           </w:p>
         </w:tc>
@@ -18270,21 +17749,30 @@
             <w:pPr>
               <w:spacing w:before="20" w:after="20"/>
             </w:pPr>
-            <w:proofErr w:type="spellStart"/>
             <w:r>
               <w:rPr>
                 <w:b/>
                 <w:sz w:val="18"/>
               </w:rPr>
-              <w:t>Req</w:t>
-            </w:r>
-            <w:proofErr w:type="spellEnd"/>
+              <w:t>Req ID</w:t>
+            </w:r>
+          </w:p>
+        </w:tc>
+        <w:tc>
+          <w:tcPr>
+            <w:tcW w:w="2556" w:type="dxa"/>
+            <w:shd w:val="clear" w:color="auto" w:fill="D9E2F3"/>
+          </w:tcPr>
+          <w:p>
+            <w:pPr>
+              <w:spacing w:before="20" w:after="20"/>
+            </w:pPr>
             <w:r>
               <w:rPr>
                 <w:b/>
                 <w:sz w:val="18"/>
               </w:rPr>
-              <w:t xml:space="preserve"> ID</w:t>
+              <w:t>Requirement</w:t>
             </w:r>
           </w:p>
         </w:tc>
@@ -18302,24 +17790,6 @@
                 <w:b/>
                 <w:sz w:val="18"/>
               </w:rPr>
-              <w:t>Requirement</w:t>
-            </w:r>
-          </w:p>
-        </w:tc>
-        <w:tc>
-          <w:tcPr>
-            <w:tcW w:w="2556" w:type="dxa"/>
-            <w:shd w:val="clear" w:color="auto" w:fill="D9E2F3"/>
-          </w:tcPr>
-          <w:p>
-            <w:pPr>
-              <w:spacing w:before="20" w:after="20"/>
-            </w:pPr>
-            <w:r>
-              <w:rPr>
-                <w:b/>
-                <w:sz w:val="18"/>
-              </w:rPr>
               <w:t>Priority</w:t>
             </w:r>
           </w:p>
@@ -18338,6 +17808,7 @@
               <w:rPr>
                 <w:sz w:val="18"/>
               </w:rPr>
+              <w:lastRenderedPageBreak/>
               <w:t>FR-HMA-007</w:t>
             </w:r>
           </w:p>
@@ -18514,7 +17985,6 @@
         <w:pStyle w:val="Heading3"/>
       </w:pPr>
       <w:r>
-        <w:lastRenderedPageBreak/>
         <w:t>8.4 Data capture — bridegroom (Form I)</w:t>
       </w:r>
     </w:p>
@@ -18678,21 +18148,12 @@
             <w:pPr>
               <w:spacing w:before="20" w:after="20"/>
             </w:pPr>
-            <w:proofErr w:type="spellStart"/>
             <w:r>
               <w:rPr>
                 <w:b/>
                 <w:sz w:val="18"/>
               </w:rPr>
-              <w:t>Kaveri</w:t>
-            </w:r>
-            <w:proofErr w:type="spellEnd"/>
-            <w:r>
-              <w:rPr>
-                <w:b/>
-                <w:sz w:val="18"/>
-              </w:rPr>
-              <w:t xml:space="preserve"> 3.0 field name</w:t>
+              <w:t>Kaveri 3.0 field name</w:t>
             </w:r>
           </w:p>
         </w:tc>
@@ -19523,21 +18984,12 @@
             <w:pPr>
               <w:spacing w:before="20" w:after="20"/>
             </w:pPr>
-            <w:proofErr w:type="spellStart"/>
             <w:r>
               <w:rPr>
                 <w:b/>
                 <w:sz w:val="18"/>
               </w:rPr>
-              <w:t>Kaveri</w:t>
-            </w:r>
-            <w:proofErr w:type="spellEnd"/>
-            <w:r>
-              <w:rPr>
-                <w:b/>
-                <w:sz w:val="18"/>
-              </w:rPr>
-              <w:t xml:space="preserve"> 3.0 field name</w:t>
+              <w:t>Kaveri 3.0 field name</w:t>
             </w:r>
           </w:p>
         </w:tc>
@@ -19630,6 +19082,7 @@
               <w:rPr>
                 <w:sz w:val="18"/>
               </w:rPr>
+              <w:lastRenderedPageBreak/>
               <w:t>Father</w:t>
             </w:r>
             <w:r>
@@ -19843,7 +19296,6 @@
               <w:rPr>
                 <w:sz w:val="18"/>
               </w:rPr>
-              <w:lastRenderedPageBreak/>
               <w:t>Current address of residence</w:t>
             </w:r>
           </w:p>
@@ -20249,21 +19701,12 @@
             <w:pPr>
               <w:spacing w:before="20" w:after="20"/>
             </w:pPr>
-            <w:proofErr w:type="spellStart"/>
             <w:r>
               <w:rPr>
                 <w:b/>
                 <w:sz w:val="18"/>
               </w:rPr>
-              <w:t>Req</w:t>
-            </w:r>
-            <w:proofErr w:type="spellEnd"/>
-            <w:r>
-              <w:rPr>
-                <w:b/>
-                <w:sz w:val="18"/>
-              </w:rPr>
-              <w:t xml:space="preserve"> ID</w:t>
+              <w:t>Req ID</w:t>
             </w:r>
           </w:p>
         </w:tc>
@@ -20493,21 +19936,7 @@
               <w:rPr>
                 <w:sz w:val="18"/>
               </w:rPr>
-              <w:t>Witness identity verification via [</w:t>
-            </w:r>
-            <w:proofErr w:type="spellStart"/>
-            <w:r>
-              <w:rPr>
-                <w:sz w:val="18"/>
-              </w:rPr>
-              <w:t>Aadhaar</w:t>
-            </w:r>
-            <w:proofErr w:type="spellEnd"/>
-            <w:r>
-              <w:rPr>
-                <w:sz w:val="18"/>
-              </w:rPr>
-              <w:t xml:space="preserve"> e-KYC / Face Authentication / manual]</w:t>
+              <w:t>Witness identity verification via [Aadhaar e-KYC / Face Authentication / manual]</w:t>
             </w:r>
           </w:p>
         </w:tc>
@@ -20621,21 +20050,12 @@
             <w:pPr>
               <w:spacing w:before="20" w:after="20"/>
             </w:pPr>
-            <w:proofErr w:type="spellStart"/>
             <w:r>
               <w:rPr>
                 <w:b/>
                 <w:sz w:val="18"/>
               </w:rPr>
-              <w:t>Kaveri</w:t>
-            </w:r>
-            <w:proofErr w:type="spellEnd"/>
-            <w:r>
-              <w:rPr>
-                <w:b/>
-                <w:sz w:val="18"/>
-              </w:rPr>
-              <w:t xml:space="preserve"> 3.0 field name</w:t>
+              <w:t>Kaveri 3.0 field name</w:t>
             </w:r>
           </w:p>
         </w:tc>
@@ -21050,21 +20470,30 @@
             <w:pPr>
               <w:spacing w:before="20" w:after="20"/>
             </w:pPr>
-            <w:proofErr w:type="spellStart"/>
             <w:r>
               <w:rPr>
                 <w:b/>
                 <w:sz w:val="18"/>
               </w:rPr>
-              <w:t>Req</w:t>
-            </w:r>
-            <w:proofErr w:type="spellEnd"/>
+              <w:t>Req ID</w:t>
+            </w:r>
+          </w:p>
+        </w:tc>
+        <w:tc>
+          <w:tcPr>
+            <w:tcW w:w="2556" w:type="dxa"/>
+            <w:shd w:val="clear" w:color="auto" w:fill="D9E2F3"/>
+          </w:tcPr>
+          <w:p>
+            <w:pPr>
+              <w:spacing w:before="20" w:after="20"/>
+            </w:pPr>
             <w:r>
               <w:rPr>
                 <w:b/>
                 <w:sz w:val="18"/>
               </w:rPr>
-              <w:t xml:space="preserve"> ID</w:t>
+              <w:t>Requirement</w:t>
             </w:r>
           </w:p>
         </w:tc>
@@ -21082,24 +20511,6 @@
                 <w:b/>
                 <w:sz w:val="18"/>
               </w:rPr>
-              <w:t>Requirement</w:t>
-            </w:r>
-          </w:p>
-        </w:tc>
-        <w:tc>
-          <w:tcPr>
-            <w:tcW w:w="2556" w:type="dxa"/>
-            <w:shd w:val="clear" w:color="auto" w:fill="D9E2F3"/>
-          </w:tcPr>
-          <w:p>
-            <w:pPr>
-              <w:spacing w:before="20" w:after="20"/>
-            </w:pPr>
-            <w:r>
-              <w:rPr>
-                <w:b/>
-                <w:sz w:val="18"/>
-              </w:rPr>
               <w:t>Priority</w:t>
             </w:r>
           </w:p>
@@ -21118,6 +20529,7 @@
               <w:rPr>
                 <w:sz w:val="18"/>
               </w:rPr>
+              <w:lastRenderedPageBreak/>
               <w:t>FR-HMA-015</w:t>
             </w:r>
           </w:p>
@@ -21208,30 +20620,22 @@
               <w:rPr>
                 <w:sz w:val="18"/>
               </w:rPr>
-              <w:t xml:space="preserve"> by </w:t>
-            </w:r>
-            <w:r>
-              <w:rPr>
-                <w:sz w:val="18"/>
-              </w:rPr>
-              <w:lastRenderedPageBreak/>
-              <w:t>the bride, bridegroom and three witnesses</w:t>
-            </w:r>
-          </w:p>
-        </w:tc>
-        <w:tc>
-          <w:tcPr>
-            <w:tcW w:w="2556" w:type="dxa"/>
-          </w:tcPr>
-          <w:p>
-            <w:pPr>
-              <w:spacing w:before="20" w:after="20"/>
-            </w:pPr>
-            <w:r>
-              <w:rPr>
-                <w:sz w:val="18"/>
-              </w:rPr>
-              <w:lastRenderedPageBreak/>
+              <w:t xml:space="preserve"> by the bride, bridegroom and three witnesses</w:t>
+            </w:r>
+          </w:p>
+        </w:tc>
+        <w:tc>
+          <w:tcPr>
+            <w:tcW w:w="2556" w:type="dxa"/>
+          </w:tcPr>
+          <w:p>
+            <w:pPr>
+              <w:spacing w:before="20" w:after="20"/>
+            </w:pPr>
+            <w:r>
+              <w:rPr>
+                <w:sz w:val="18"/>
+              </w:rPr>
               <w:t>Must</w:t>
             </w:r>
           </w:p>
@@ -21317,21 +20721,12 @@
             <w:pPr>
               <w:spacing w:before="20" w:after="20"/>
             </w:pPr>
-            <w:proofErr w:type="spellStart"/>
             <w:r>
               <w:rPr>
                 <w:b/>
                 <w:sz w:val="18"/>
               </w:rPr>
-              <w:t>Req</w:t>
-            </w:r>
-            <w:proofErr w:type="spellEnd"/>
-            <w:r>
-              <w:rPr>
-                <w:b/>
-                <w:sz w:val="18"/>
-              </w:rPr>
-              <w:t xml:space="preserve"> ID</w:t>
+              <w:t>Req ID</w:t>
             </w:r>
           </w:p>
         </w:tc>
@@ -21526,21 +20921,12 @@
             <w:pPr>
               <w:spacing w:before="20" w:after="20"/>
             </w:pPr>
-            <w:proofErr w:type="spellStart"/>
             <w:r>
               <w:rPr>
                 <w:b/>
                 <w:sz w:val="18"/>
               </w:rPr>
-              <w:t>Req</w:t>
-            </w:r>
-            <w:proofErr w:type="spellEnd"/>
-            <w:r>
-              <w:rPr>
-                <w:b/>
-                <w:sz w:val="18"/>
-              </w:rPr>
-              <w:t xml:space="preserve"> ID</w:t>
+              <w:t>Req ID</w:t>
             </w:r>
           </w:p>
         </w:tc>
@@ -21725,21 +21111,30 @@
             <w:pPr>
               <w:spacing w:before="20" w:after="20"/>
             </w:pPr>
-            <w:proofErr w:type="spellStart"/>
             <w:r>
               <w:rPr>
                 <w:b/>
                 <w:sz w:val="18"/>
               </w:rPr>
-              <w:t>Req</w:t>
-            </w:r>
-            <w:proofErr w:type="spellEnd"/>
+              <w:t>Req ID</w:t>
+            </w:r>
+          </w:p>
+        </w:tc>
+        <w:tc>
+          <w:tcPr>
+            <w:tcW w:w="2556" w:type="dxa"/>
+            <w:shd w:val="clear" w:color="auto" w:fill="D9E2F3"/>
+          </w:tcPr>
+          <w:p>
+            <w:pPr>
+              <w:spacing w:before="20" w:after="20"/>
+            </w:pPr>
             <w:r>
               <w:rPr>
                 <w:b/>
                 <w:sz w:val="18"/>
               </w:rPr>
-              <w:t xml:space="preserve"> ID</w:t>
+              <w:t>Requirement</w:t>
             </w:r>
           </w:p>
         </w:tc>
@@ -21757,71 +21152,166 @@
                 <w:b/>
                 <w:sz w:val="18"/>
               </w:rPr>
-              <w:t>Requirement</w:t>
-            </w:r>
-          </w:p>
-        </w:tc>
-        <w:tc>
-          <w:tcPr>
-            <w:tcW w:w="2556" w:type="dxa"/>
-            <w:shd w:val="clear" w:color="auto" w:fill="D9E2F3"/>
-          </w:tcPr>
-          <w:p>
-            <w:pPr>
-              <w:spacing w:before="20" w:after="20"/>
-            </w:pPr>
+              <w:t>Priority</w:t>
+            </w:r>
+          </w:p>
+        </w:tc>
+      </w:tr>
+      <w:tr>
+        <w:tc>
+          <w:tcPr>
+            <w:tcW w:w="2556" w:type="dxa"/>
+          </w:tcPr>
+          <w:p>
+            <w:pPr>
+              <w:spacing w:before="20" w:after="20"/>
+            </w:pPr>
+            <w:r>
+              <w:rPr>
+                <w:sz w:val="18"/>
+              </w:rPr>
+              <w:t>FR-HMA-020</w:t>
+            </w:r>
+          </w:p>
+        </w:tc>
+        <w:tc>
+          <w:tcPr>
+            <w:tcW w:w="2556" w:type="dxa"/>
+          </w:tcPr>
+          <w:p>
+            <w:pPr>
+              <w:spacing w:before="20" w:after="20"/>
+            </w:pPr>
+            <w:r>
+              <w:rPr>
+                <w:sz w:val="18"/>
+              </w:rPr>
+              <w:t xml:space="preserve">Applicable fee as per the Karnataka </w:t>
+            </w:r>
+            <w:r>
+              <w:rPr>
+                <w:sz w:val="18"/>
+              </w:rPr>
+              <w:t xml:space="preserve">fees of </w:t>
+            </w:r>
+            <w:r>
+              <w:rPr>
+                <w:sz w:val="18"/>
+              </w:rPr>
+              <w:t>schedule</w:t>
+            </w:r>
+          </w:p>
+        </w:tc>
+        <w:tc>
+          <w:tcPr>
+            <w:tcW w:w="2556" w:type="dxa"/>
+          </w:tcPr>
+          <w:p>
+            <w:pPr>
+              <w:spacing w:before="20" w:after="20"/>
+            </w:pPr>
+            <w:r>
+              <w:rPr>
+                <w:sz w:val="18"/>
+              </w:rPr>
+              <w:t>Must</w:t>
+            </w:r>
+          </w:p>
+        </w:tc>
+      </w:tr>
+      <w:tr>
+        <w:tc>
+          <w:tcPr>
+            <w:tcW w:w="2556" w:type="dxa"/>
+          </w:tcPr>
+          <w:p>
+            <w:pPr>
+              <w:spacing w:before="20" w:after="20"/>
+            </w:pPr>
+            <w:r>
+              <w:rPr>
+                <w:sz w:val="18"/>
+              </w:rPr>
+              <w:t>FR-HMA-021</w:t>
+            </w:r>
+          </w:p>
+        </w:tc>
+        <w:tc>
+          <w:tcPr>
+            <w:tcW w:w="2556" w:type="dxa"/>
+          </w:tcPr>
+          <w:p>
+            <w:pPr>
+              <w:spacing w:before="20" w:after="20"/>
+            </w:pPr>
+            <w:r>
+              <w:rPr>
+                <w:sz w:val="18"/>
+              </w:rPr>
+              <w:t xml:space="preserve">Issue payment receipt equivalent </w:t>
+            </w:r>
+          </w:p>
+        </w:tc>
+        <w:tc>
+          <w:tcPr>
+            <w:tcW w:w="2556" w:type="dxa"/>
+          </w:tcPr>
+          <w:p>
+            <w:pPr>
+              <w:spacing w:before="20" w:after="20"/>
+            </w:pPr>
+            <w:r>
+              <w:rPr>
+                <w:sz w:val="18"/>
+              </w:rPr>
+              <w:t>Must</w:t>
+            </w:r>
+          </w:p>
+        </w:tc>
+      </w:tr>
+      <w:tr>
+        <w:tc>
+          <w:tcPr>
+            <w:tcW w:w="2556" w:type="dxa"/>
+          </w:tcPr>
+          <w:p>
+            <w:pPr>
+              <w:spacing w:before="20" w:after="20"/>
+            </w:pPr>
+            <w:r>
+              <w:rPr>
+                <w:sz w:val="18"/>
+              </w:rPr>
+              <w:t>FR-HMA-022</w:t>
+            </w:r>
+          </w:p>
+        </w:tc>
+        <w:tc>
+          <w:tcPr>
+            <w:tcW w:w="2556" w:type="dxa"/>
+          </w:tcPr>
+          <w:p>
+            <w:pPr>
+              <w:spacing w:before="20" w:after="20"/>
+            </w:pPr>
+            <w:r>
+              <w:rPr>
+                <w:sz w:val="18"/>
+              </w:rPr>
+              <w:t xml:space="preserve">System shall enable the payment step </w:t>
+            </w:r>
             <w:r>
               <w:rPr>
                 <w:b/>
                 <w:sz w:val="18"/>
               </w:rPr>
-              <w:t>Priority</w:t>
-            </w:r>
-          </w:p>
-        </w:tc>
-      </w:tr>
-      <w:tr>
-        <w:tc>
-          <w:tcPr>
-            <w:tcW w:w="2556" w:type="dxa"/>
-          </w:tcPr>
-          <w:p>
-            <w:pPr>
-              <w:spacing w:before="20" w:after="20"/>
-            </w:pPr>
-            <w:r>
-              <w:rPr>
-                <w:sz w:val="18"/>
-              </w:rPr>
-              <w:t>FR-HMA-020</w:t>
-            </w:r>
-          </w:p>
-        </w:tc>
-        <w:tc>
-          <w:tcPr>
-            <w:tcW w:w="2556" w:type="dxa"/>
-          </w:tcPr>
-          <w:p>
-            <w:pPr>
-              <w:spacing w:before="20" w:after="20"/>
-            </w:pPr>
-            <w:r>
-              <w:rPr>
-                <w:sz w:val="18"/>
-              </w:rPr>
-              <w:t xml:space="preserve">Applicable fee as per the Karnataka </w:t>
-            </w:r>
-            <w:r>
-              <w:rPr>
-                <w:sz w:val="18"/>
-              </w:rPr>
-              <w:t xml:space="preserve">fees of </w:t>
-            </w:r>
-            <w:r>
-              <w:rPr>
-                <w:sz w:val="18"/>
-              </w:rPr>
-              <w:t>schedule</w:t>
+              <w:t>only after SR approval</w:t>
+            </w:r>
+            <w:r>
+              <w:rPr>
+                <w:sz w:val="18"/>
+              </w:rPr>
+              <w:t xml:space="preserve"> (Online: SR Verification; Offline: SR Verification Stage 1)</w:t>
             </w:r>
           </w:p>
         </w:tc>
@@ -21855,23 +21345,37 @@
               <w:rPr>
                 <w:sz w:val="18"/>
               </w:rPr>
-              <w:t>FR-HMA-021</w:t>
-            </w:r>
-          </w:p>
-        </w:tc>
-        <w:tc>
-          <w:tcPr>
-            <w:tcW w:w="2556" w:type="dxa"/>
-          </w:tcPr>
-          <w:p>
-            <w:pPr>
-              <w:spacing w:before="20" w:after="20"/>
-            </w:pPr>
-            <w:r>
-              <w:rPr>
-                <w:sz w:val="18"/>
-              </w:rPr>
-              <w:t xml:space="preserve">Issue payment receipt equivalent </w:t>
+              <w:lastRenderedPageBreak/>
+              <w:t>FR-HMA-023</w:t>
+            </w:r>
+          </w:p>
+        </w:tc>
+        <w:tc>
+          <w:tcPr>
+            <w:tcW w:w="2556" w:type="dxa"/>
+          </w:tcPr>
+          <w:p>
+            <w:pPr>
+              <w:spacing w:before="20" w:after="20"/>
+            </w:pPr>
+            <w:r>
+              <w:rPr>
+                <w:sz w:val="18"/>
+              </w:rPr>
+              <w:t xml:space="preserve">Offline channel: payment and </w:t>
+            </w:r>
+            <w:r>
+              <w:rPr>
+                <w:b/>
+                <w:sz w:val="18"/>
+              </w:rPr>
+              <w:t>appointment scheduling</w:t>
+            </w:r>
+            <w:r>
+              <w:rPr>
+                <w:sz w:val="18"/>
+              </w:rPr>
+              <w:t xml:space="preserve"> shall be completed as a single guided step</w:t>
             </w:r>
           </w:p>
         </w:tc>
@@ -21905,132 +21409,6 @@
               <w:rPr>
                 <w:sz w:val="18"/>
               </w:rPr>
-              <w:t>FR-HMA-022</w:t>
-            </w:r>
-          </w:p>
-        </w:tc>
-        <w:tc>
-          <w:tcPr>
-            <w:tcW w:w="2556" w:type="dxa"/>
-          </w:tcPr>
-          <w:p>
-            <w:pPr>
-              <w:spacing w:before="20" w:after="20"/>
-            </w:pPr>
-            <w:r>
-              <w:rPr>
-                <w:sz w:val="18"/>
-              </w:rPr>
-              <w:t xml:space="preserve">System shall enable the payment step </w:t>
-            </w:r>
-            <w:r>
-              <w:rPr>
-                <w:b/>
-                <w:sz w:val="18"/>
-              </w:rPr>
-              <w:t>only after SR approval</w:t>
-            </w:r>
-            <w:r>
-              <w:rPr>
-                <w:sz w:val="18"/>
-              </w:rPr>
-              <w:t xml:space="preserve"> (Online: SR Verification; Offline: SR Verification Stage 1)</w:t>
-            </w:r>
-          </w:p>
-        </w:tc>
-        <w:tc>
-          <w:tcPr>
-            <w:tcW w:w="2556" w:type="dxa"/>
-          </w:tcPr>
-          <w:p>
-            <w:pPr>
-              <w:spacing w:before="20" w:after="20"/>
-            </w:pPr>
-            <w:r>
-              <w:rPr>
-                <w:sz w:val="18"/>
-              </w:rPr>
-              <w:t>Must</w:t>
-            </w:r>
-          </w:p>
-        </w:tc>
-      </w:tr>
-      <w:tr>
-        <w:tc>
-          <w:tcPr>
-            <w:tcW w:w="2556" w:type="dxa"/>
-          </w:tcPr>
-          <w:p>
-            <w:pPr>
-              <w:spacing w:before="20" w:after="20"/>
-            </w:pPr>
-            <w:r>
-              <w:rPr>
-                <w:sz w:val="18"/>
-              </w:rPr>
-              <w:t>FR-HMA-023</w:t>
-            </w:r>
-          </w:p>
-        </w:tc>
-        <w:tc>
-          <w:tcPr>
-            <w:tcW w:w="2556" w:type="dxa"/>
-          </w:tcPr>
-          <w:p>
-            <w:pPr>
-              <w:spacing w:before="20" w:after="20"/>
-            </w:pPr>
-            <w:r>
-              <w:rPr>
-                <w:sz w:val="18"/>
-              </w:rPr>
-              <w:t xml:space="preserve">Offline channel: payment and </w:t>
-            </w:r>
-            <w:r>
-              <w:rPr>
-                <w:b/>
-                <w:sz w:val="18"/>
-              </w:rPr>
-              <w:t>appointment scheduling</w:t>
-            </w:r>
-            <w:r>
-              <w:rPr>
-                <w:sz w:val="18"/>
-              </w:rPr>
-              <w:t xml:space="preserve"> shall be completed as a single guided step</w:t>
-            </w:r>
-          </w:p>
-        </w:tc>
-        <w:tc>
-          <w:tcPr>
-            <w:tcW w:w="2556" w:type="dxa"/>
-          </w:tcPr>
-          <w:p>
-            <w:pPr>
-              <w:spacing w:before="20" w:after="20"/>
-            </w:pPr>
-            <w:r>
-              <w:rPr>
-                <w:sz w:val="18"/>
-              </w:rPr>
-              <w:t>Must</w:t>
-            </w:r>
-          </w:p>
-        </w:tc>
-      </w:tr>
-      <w:tr>
-        <w:tc>
-          <w:tcPr>
-            <w:tcW w:w="2556" w:type="dxa"/>
-          </w:tcPr>
-          <w:p>
-            <w:pPr>
-              <w:spacing w:before="20" w:after="20"/>
-            </w:pPr>
-            <w:r>
-              <w:rPr>
-                <w:sz w:val="18"/>
-              </w:rPr>
               <w:t>FR-HMA-024</w:t>
             </w:r>
           </w:p>
@@ -22047,30 +21425,22 @@
               <w:rPr>
                 <w:sz w:val="18"/>
               </w:rPr>
-              <w:t xml:space="preserve">System shall not permit certificate generation unless </w:t>
-            </w:r>
-            <w:r>
-              <w:rPr>
-                <w:sz w:val="18"/>
-              </w:rPr>
-              <w:lastRenderedPageBreak/>
-              <w:t>payment is successfully reconciled</w:t>
-            </w:r>
-          </w:p>
-        </w:tc>
-        <w:tc>
-          <w:tcPr>
-            <w:tcW w:w="2556" w:type="dxa"/>
-          </w:tcPr>
-          <w:p>
-            <w:pPr>
-              <w:spacing w:before="20" w:after="20"/>
-            </w:pPr>
-            <w:r>
-              <w:rPr>
-                <w:sz w:val="18"/>
-              </w:rPr>
-              <w:lastRenderedPageBreak/>
+              <w:t>System shall not permit certificate generation unless payment is successfully reconciled</w:t>
+            </w:r>
+          </w:p>
+        </w:tc>
+        <w:tc>
+          <w:tcPr>
+            <w:tcW w:w="2556" w:type="dxa"/>
+          </w:tcPr>
+          <w:p>
+            <w:pPr>
+              <w:spacing w:before="20" w:after="20"/>
+            </w:pPr>
+            <w:r>
+              <w:rPr>
+                <w:sz w:val="18"/>
+              </w:rPr>
               <w:t>Must</w:t>
             </w:r>
           </w:p>
@@ -22162,21 +21532,12 @@
             <w:pPr>
               <w:spacing w:before="20" w:after="20"/>
             </w:pPr>
-            <w:proofErr w:type="spellStart"/>
             <w:r>
               <w:rPr>
                 <w:b/>
                 <w:sz w:val="18"/>
               </w:rPr>
-              <w:t>Req</w:t>
-            </w:r>
-            <w:proofErr w:type="spellEnd"/>
-            <w:r>
-              <w:rPr>
-                <w:b/>
-                <w:sz w:val="18"/>
-              </w:rPr>
-              <w:t xml:space="preserve"> ID</w:t>
+              <w:t>Req ID</w:t>
             </w:r>
           </w:p>
         </w:tc>
@@ -22548,21 +21909,12 @@
             <w:pPr>
               <w:spacing w:before="20" w:after="20"/>
             </w:pPr>
-            <w:proofErr w:type="spellStart"/>
             <w:r>
               <w:rPr>
                 <w:b/>
                 <w:sz w:val="18"/>
               </w:rPr>
-              <w:t>Req</w:t>
-            </w:r>
-            <w:proofErr w:type="spellEnd"/>
-            <w:r>
-              <w:rPr>
-                <w:b/>
-                <w:sz w:val="18"/>
-              </w:rPr>
-              <w:t xml:space="preserve"> ID</w:t>
+              <w:t>Req ID</w:t>
             </w:r>
           </w:p>
         </w:tc>
@@ -22972,21 +22324,12 @@
             <w:pPr>
               <w:spacing w:before="20" w:after="20"/>
             </w:pPr>
-            <w:proofErr w:type="spellStart"/>
             <w:r>
               <w:rPr>
                 <w:b/>
                 <w:sz w:val="18"/>
               </w:rPr>
-              <w:t>Req</w:t>
-            </w:r>
-            <w:proofErr w:type="spellEnd"/>
-            <w:r>
-              <w:rPr>
-                <w:b/>
-                <w:sz w:val="18"/>
-              </w:rPr>
-              <w:t xml:space="preserve"> ID</w:t>
+              <w:t>Req ID</w:t>
             </w:r>
           </w:p>
         </w:tc>
@@ -23197,16 +22540,21 @@
           </w:tcPr>
           <w:p>
             <w:r>
-              <w:t>Citizen shall see a channel-specific application progress tracker mirroring the published Online/Offline process steps</w:t>
-            </w:r>
-          </w:p>
-        </w:tc>
-        <w:tc>
-          <w:tcPr>
-            <w:tcW w:w="2556" w:type="dxa"/>
-          </w:tcPr>
-          <w:p>
-            <w:r>
+              <w:t xml:space="preserve">Citizen shall see a channel-specific application progress tracker mirroring </w:t>
+            </w:r>
+            <w:r>
+              <w:lastRenderedPageBreak/>
+              <w:t>the published Online/Offline process steps</w:t>
+            </w:r>
+          </w:p>
+        </w:tc>
+        <w:tc>
+          <w:tcPr>
+            <w:tcW w:w="2556" w:type="dxa"/>
+          </w:tcPr>
+          <w:p>
+            <w:r>
+              <w:lastRenderedPageBreak/>
               <w:t>Should</w:t>
             </w:r>
           </w:p>
@@ -23229,7 +22577,6 @@
         <w:pStyle w:val="Heading3"/>
       </w:pPr>
       <w:r>
-        <w:lastRenderedPageBreak/>
         <w:t>8.13 Reports and MIS</w:t>
       </w:r>
     </w:p>
@@ -23259,21 +22606,12 @@
             <w:pPr>
               <w:spacing w:before="20" w:after="20"/>
             </w:pPr>
-            <w:proofErr w:type="spellStart"/>
             <w:r>
               <w:rPr>
                 <w:b/>
                 <w:sz w:val="18"/>
               </w:rPr>
-              <w:t>Req</w:t>
-            </w:r>
-            <w:proofErr w:type="spellEnd"/>
-            <w:r>
-              <w:rPr>
-                <w:b/>
-                <w:sz w:val="18"/>
-              </w:rPr>
-              <w:t xml:space="preserve"> ID</w:t>
+              <w:t>Req ID</w:t>
             </w:r>
           </w:p>
         </w:tc>
@@ -23852,21 +23190,12 @@
             <w:pPr>
               <w:spacing w:before="20" w:after="20"/>
             </w:pPr>
-            <w:proofErr w:type="spellStart"/>
             <w:r>
               <w:rPr>
                 <w:b/>
                 <w:sz w:val="18"/>
               </w:rPr>
-              <w:t>Req</w:t>
-            </w:r>
-            <w:proofErr w:type="spellEnd"/>
-            <w:r>
-              <w:rPr>
-                <w:b/>
-                <w:sz w:val="18"/>
-              </w:rPr>
-              <w:t xml:space="preserve"> ID</w:t>
+              <w:t>Req ID</w:t>
             </w:r>
           </w:p>
         </w:tc>
@@ -24164,6 +23493,7 @@
               <w:rPr>
                 <w:sz w:val="18"/>
               </w:rPr>
+              <w:lastRenderedPageBreak/>
               <w:t>FR-HMA-049</w:t>
             </w:r>
           </w:p>
@@ -24248,11 +23578,7 @@
             </w:r>
             <w:proofErr w:type="spellEnd"/>
             <w:r>
-              <w:t xml:space="preserve"> and core data-capture </w:t>
-            </w:r>
-            <w:r>
-              <w:lastRenderedPageBreak/>
-              <w:t xml:space="preserve">screens (7.2 steps 6–7), with Online applying </w:t>
+              <w:t xml:space="preserve"> and core data-capture screens (7.2 steps 6–7), with Online applying </w:t>
             </w:r>
             <w:r>
               <w:t>e-KYC / Face Authentication</w:t>
@@ -24280,7 +23606,6 @@
               <w:rPr>
                 <w:sz w:val="18"/>
               </w:rPr>
-              <w:lastRenderedPageBreak/>
               <w:t>Must</w:t>
             </w:r>
           </w:p>
@@ -24351,21 +23676,12 @@
             <w:pPr>
               <w:spacing w:before="20" w:after="20"/>
             </w:pPr>
-            <w:proofErr w:type="spellStart"/>
             <w:r>
               <w:rPr>
                 <w:b/>
                 <w:sz w:val="18"/>
               </w:rPr>
-              <w:t>Req</w:t>
-            </w:r>
-            <w:proofErr w:type="spellEnd"/>
-            <w:r>
-              <w:rPr>
-                <w:b/>
-                <w:sz w:val="18"/>
-              </w:rPr>
-              <w:t xml:space="preserve"> ID</w:t>
+              <w:t>Req ID</w:t>
             </w:r>
           </w:p>
         </w:tc>
@@ -24873,21 +24189,7 @@
               <w:rPr>
                 <w:sz w:val="18"/>
               </w:rPr>
-              <w:t xml:space="preserve"> failure / abandonment with </w:t>
-            </w:r>
-            <w:proofErr w:type="spellStart"/>
-            <w:r>
-              <w:rPr>
-                <w:sz w:val="18"/>
-              </w:rPr>
-              <w:t>resumable</w:t>
-            </w:r>
-            <w:proofErr w:type="spellEnd"/>
-            <w:r>
-              <w:rPr>
-                <w:sz w:val="18"/>
-              </w:rPr>
-              <w:t xml:space="preserve"> retry</w:t>
+              <w:t xml:space="preserve"> failure / abandonment with resumable retry</w:t>
             </w:r>
           </w:p>
         </w:tc>
@@ -25142,16 +24444,21 @@
           </w:tcPr>
           <w:p>
             <w:r>
-              <w:t>System shall support eSign on Form IA / declarations by the required party signatories</w:t>
-            </w:r>
-          </w:p>
-        </w:tc>
-        <w:tc>
-          <w:tcPr>
-            <w:tcW w:w="2556" w:type="dxa"/>
-          </w:tcPr>
-          <w:p>
-            <w:r>
+              <w:t xml:space="preserve">System shall support eSign on Form IA / declarations </w:t>
+            </w:r>
+            <w:r>
+              <w:lastRenderedPageBreak/>
+              <w:t>by the required party signatories</w:t>
+            </w:r>
+          </w:p>
+        </w:tc>
+        <w:tc>
+          <w:tcPr>
+            <w:tcW w:w="2556" w:type="dxa"/>
+          </w:tcPr>
+          <w:p>
+            <w:r>
+              <w:lastRenderedPageBreak/>
               <w:t>Must</w:t>
             </w:r>
           </w:p>
@@ -25211,22 +24518,12 @@
             <w:pPr>
               <w:spacing w:before="20" w:after="20"/>
             </w:pPr>
-            <w:proofErr w:type="spellStart"/>
             <w:r>
               <w:rPr>
                 <w:b/>
                 <w:sz w:val="18"/>
               </w:rPr>
-              <w:lastRenderedPageBreak/>
-              <w:t>Req</w:t>
-            </w:r>
-            <w:proofErr w:type="spellEnd"/>
-            <w:r>
-              <w:rPr>
-                <w:b/>
-                <w:sz w:val="18"/>
-              </w:rPr>
-              <w:t xml:space="preserve"> ID</w:t>
+              <w:t>Req ID</w:t>
             </w:r>
           </w:p>
         </w:tc>
@@ -26064,6 +25361,7 @@
         <w:pStyle w:val="Heading3"/>
       </w:pPr>
       <w:r>
+        <w:lastRenderedPageBreak/>
         <w:t>8.17 SR verification (channel-aware)</w:t>
       </w:r>
     </w:p>
@@ -26101,21 +25399,12 @@
             <w:pPr>
               <w:spacing w:before="20" w:after="20"/>
             </w:pPr>
-            <w:proofErr w:type="spellStart"/>
             <w:r>
               <w:rPr>
                 <w:b/>
                 <w:sz w:val="18"/>
               </w:rPr>
-              <w:t>Req</w:t>
-            </w:r>
-            <w:proofErr w:type="spellEnd"/>
-            <w:r>
-              <w:rPr>
-                <w:b/>
-                <w:sz w:val="18"/>
-              </w:rPr>
-              <w:t xml:space="preserve"> ID</w:t>
+              <w:t>Req ID</w:t>
             </w:r>
           </w:p>
         </w:tc>
@@ -26190,7 +25479,6 @@
               <w:rPr>
                 <w:sz w:val="18"/>
               </w:rPr>
-              <w:lastRenderedPageBreak/>
               <w:t>FR-HMA-070</w:t>
             </w:r>
           </w:p>
@@ -26948,21 +26236,12 @@
             <w:pPr>
               <w:spacing w:before="20" w:after="20"/>
             </w:pPr>
-            <w:proofErr w:type="spellStart"/>
             <w:r>
               <w:rPr>
                 <w:b/>
                 <w:sz w:val="18"/>
               </w:rPr>
-              <w:t>Req</w:t>
-            </w:r>
-            <w:proofErr w:type="spellEnd"/>
-            <w:r>
-              <w:rPr>
-                <w:b/>
-                <w:sz w:val="18"/>
-              </w:rPr>
-              <w:t xml:space="preserve"> ID</w:t>
+              <w:t>Req ID</w:t>
             </w:r>
           </w:p>
         </w:tc>
@@ -27414,7 +26693,6 @@
       </w:r>
     </w:p>
     <w:p>
-      <w:pPr/>
       <w:r>
         <w:t>(Ref: §7.5–7.10 intake; SMA 1954 Sec. 4 and Sec. 15)</w:t>
       </w:r>
@@ -27422,19 +26700,19 @@
     <w:tbl>
       <w:tblPr>
         <w:tblStyle w:val="TableGrid"/>
-        <w:tblW w:type="auto" w:w="0"/>
-        <w:tblLook w:firstColumn="1" w:firstRow="1" w:lastColumn="0" w:lastRow="0" w:noHBand="0" w:noVBand="1" w:val="04A0"/>
+        <w:tblW w:w="0" w:type="auto"/>
+        <w:tblLook w:val="04A0" w:firstRow="1" w:lastRow="0" w:firstColumn="1" w:lastColumn="0" w:noHBand="0" w:noVBand="1"/>
       </w:tblPr>
       <w:tblGrid>
-        <w:gridCol w:w="2556"/>
-        <w:gridCol w:w="2556"/>
-        <w:gridCol w:w="2556"/>
-        <w:gridCol w:w="2556"/>
+        <w:gridCol w:w="2553"/>
+        <w:gridCol w:w="2554"/>
+        <w:gridCol w:w="2553"/>
+        <w:gridCol w:w="2554"/>
       </w:tblGrid>
       <w:tr>
         <w:tc>
           <w:tcPr>
-            <w:tcW w:type="dxa" w:w="2556"/>
+            <w:tcW w:w="2556" w:type="dxa"/>
           </w:tcPr>
           <w:p>
             <w:r>
@@ -27448,7 +26726,7 @@
         </w:tc>
         <w:tc>
           <w:tcPr>
-            <w:tcW w:type="dxa" w:w="2556"/>
+            <w:tcW w:w="2556" w:type="dxa"/>
           </w:tcPr>
           <w:p>
             <w:r>
@@ -27462,7 +26740,7 @@
         </w:tc>
         <w:tc>
           <w:tcPr>
-            <w:tcW w:type="dxa" w:w="2556"/>
+            <w:tcW w:w="2556" w:type="dxa"/>
           </w:tcPr>
           <w:p>
             <w:r>
@@ -27476,7 +26754,7 @@
         </w:tc>
         <w:tc>
           <w:tcPr>
-            <w:tcW w:type="dxa" w:w="2556"/>
+            <w:tcW w:w="2556" w:type="dxa"/>
           </w:tcPr>
           <w:p>
             <w:r>
@@ -27492,7 +26770,7 @@
       <w:tr>
         <w:tc>
           <w:tcPr>
-            <w:tcW w:type="dxa" w:w="2556"/>
+            <w:tcW w:w="2556" w:type="dxa"/>
           </w:tcPr>
           <w:p>
             <w:r>
@@ -27505,7 +26783,7 @@
         </w:tc>
         <w:tc>
           <w:tcPr>
-            <w:tcW w:type="dxa" w:w="2556"/>
+            <w:tcW w:w="2556" w:type="dxa"/>
           </w:tcPr>
           <w:p>
             <w:r>
@@ -27518,7 +26796,7 @@
         </w:tc>
         <w:tc>
           <w:tcPr>
-            <w:tcW w:type="dxa" w:w="2556"/>
+            <w:tcW w:w="2556" w:type="dxa"/>
           </w:tcPr>
           <w:p>
             <w:r>
@@ -27531,7 +26809,7 @@
         </w:tc>
         <w:tc>
           <w:tcPr>
-            <w:tcW w:type="dxa" w:w="2556"/>
+            <w:tcW w:w="2556" w:type="dxa"/>
           </w:tcPr>
           <w:p>
             <w:r>
@@ -27546,7 +26824,7 @@
       <w:tr>
         <w:tc>
           <w:tcPr>
-            <w:tcW w:type="dxa" w:w="2556"/>
+            <w:tcW w:w="2556" w:type="dxa"/>
           </w:tcPr>
           <w:p>
             <w:r>
@@ -27559,7 +26837,7 @@
         </w:tc>
         <w:tc>
           <w:tcPr>
-            <w:tcW w:type="dxa" w:w="2556"/>
+            <w:tcW w:w="2556" w:type="dxa"/>
           </w:tcPr>
           <w:p>
             <w:r>
@@ -27572,7 +26850,7 @@
         </w:tc>
         <w:tc>
           <w:tcPr>
-            <w:tcW w:type="dxa" w:w="2556"/>
+            <w:tcW w:w="2556" w:type="dxa"/>
           </w:tcPr>
           <w:p>
             <w:r>
@@ -27585,7 +26863,7 @@
         </w:tc>
         <w:tc>
           <w:tcPr>
-            <w:tcW w:type="dxa" w:w="2556"/>
+            <w:tcW w:w="2556" w:type="dxa"/>
           </w:tcPr>
           <w:p>
             <w:r>
@@ -27600,7 +26878,7 @@
       <w:tr>
         <w:tc>
           <w:tcPr>
-            <w:tcW w:type="dxa" w:w="2556"/>
+            <w:tcW w:w="2556" w:type="dxa"/>
           </w:tcPr>
           <w:p>
             <w:r>
@@ -27613,7 +26891,7 @@
         </w:tc>
         <w:tc>
           <w:tcPr>
-            <w:tcW w:type="dxa" w:w="2556"/>
+            <w:tcW w:w="2556" w:type="dxa"/>
           </w:tcPr>
           <w:p>
             <w:r>
@@ -27626,7 +26904,7 @@
         </w:tc>
         <w:tc>
           <w:tcPr>
-            <w:tcW w:type="dxa" w:w="2556"/>
+            <w:tcW w:w="2556" w:type="dxa"/>
           </w:tcPr>
           <w:p>
             <w:r>
@@ -27639,7 +26917,7 @@
         </w:tc>
         <w:tc>
           <w:tcPr>
-            <w:tcW w:type="dxa" w:w="2556"/>
+            <w:tcW w:w="2556" w:type="dxa"/>
           </w:tcPr>
           <w:p>
             <w:r>
@@ -27654,7 +26932,7 @@
       <w:tr>
         <w:tc>
           <w:tcPr>
-            <w:tcW w:type="dxa" w:w="2556"/>
+            <w:tcW w:w="2556" w:type="dxa"/>
           </w:tcPr>
           <w:p>
             <w:r>
@@ -27667,7 +26945,7 @@
         </w:tc>
         <w:tc>
           <w:tcPr>
-            <w:tcW w:type="dxa" w:w="2556"/>
+            <w:tcW w:w="2556" w:type="dxa"/>
           </w:tcPr>
           <w:p>
             <w:r>
@@ -27680,7 +26958,7 @@
         </w:tc>
         <w:tc>
           <w:tcPr>
-            <w:tcW w:type="dxa" w:w="2556"/>
+            <w:tcW w:w="2556" w:type="dxa"/>
           </w:tcPr>
           <w:p>
             <w:r>
@@ -27693,7 +26971,7 @@
         </w:tc>
         <w:tc>
           <w:tcPr>
-            <w:tcW w:type="dxa" w:w="2556"/>
+            <w:tcW w:w="2556" w:type="dxa"/>
           </w:tcPr>
           <w:p>
             <w:r>
@@ -27708,7 +26986,7 @@
       <w:tr>
         <w:tc>
           <w:tcPr>
-            <w:tcW w:type="dxa" w:w="2556"/>
+            <w:tcW w:w="2556" w:type="dxa"/>
           </w:tcPr>
           <w:p>
             <w:r>
@@ -27721,7 +26999,7 @@
         </w:tc>
         <w:tc>
           <w:tcPr>
-            <w:tcW w:type="dxa" w:w="2556"/>
+            <w:tcW w:w="2556" w:type="dxa"/>
           </w:tcPr>
           <w:p>
             <w:r>
@@ -27734,7 +27012,7 @@
         </w:tc>
         <w:tc>
           <w:tcPr>
-            <w:tcW w:type="dxa" w:w="2556"/>
+            <w:tcW w:w="2556" w:type="dxa"/>
           </w:tcPr>
           <w:p>
             <w:r>
@@ -27747,7 +27025,7 @@
         </w:tc>
         <w:tc>
           <w:tcPr>
-            <w:tcW w:type="dxa" w:w="2556"/>
+            <w:tcW w:w="2556" w:type="dxa"/>
           </w:tcPr>
           <w:p>
             <w:r>
@@ -27762,7 +27040,7 @@
       <w:tr>
         <w:tc>
           <w:tcPr>
-            <w:tcW w:type="dxa" w:w="2556"/>
+            <w:tcW w:w="2556" w:type="dxa"/>
           </w:tcPr>
           <w:p>
             <w:r>
@@ -27775,7 +27053,7 @@
         </w:tc>
         <w:tc>
           <w:tcPr>
-            <w:tcW w:type="dxa" w:w="2556"/>
+            <w:tcW w:w="2556" w:type="dxa"/>
           </w:tcPr>
           <w:p>
             <w:r>
@@ -27788,7 +27066,7 @@
         </w:tc>
         <w:tc>
           <w:tcPr>
-            <w:tcW w:type="dxa" w:w="2556"/>
+            <w:tcW w:w="2556" w:type="dxa"/>
           </w:tcPr>
           <w:p>
             <w:r>
@@ -27801,7 +27079,7 @@
         </w:tc>
         <w:tc>
           <w:tcPr>
-            <w:tcW w:type="dxa" w:w="2556"/>
+            <w:tcW w:w="2556" w:type="dxa"/>
           </w:tcPr>
           <w:p>
             <w:r>
@@ -27814,9 +27092,7 @@
         </w:tc>
       </w:tr>
     </w:tbl>
-    <w:p>
-      <w:pPr/>
-    </w:p>
+    <w:p/>
     <w:p>
       <w:pPr>
         <w:pStyle w:val="Heading3"/>
@@ -27826,7 +27102,6 @@
       </w:r>
     </w:p>
     <w:p>
-      <w:pPr/>
       <w:r>
         <w:t>(Ref: §7.5 steps 8–11 and §7.6 steps 8–10; SMA 1954 Sec. 5, Second Schedule)</w:t>
       </w:r>
@@ -27834,19 +27109,19 @@
     <w:tbl>
       <w:tblPr>
         <w:tblStyle w:val="TableGrid"/>
-        <w:tblW w:type="auto" w:w="0"/>
-        <w:tblLook w:firstColumn="1" w:firstRow="1" w:lastColumn="0" w:lastRow="0" w:noHBand="0" w:noVBand="1" w:val="04A0"/>
+        <w:tblW w:w="0" w:type="auto"/>
+        <w:tblLook w:val="04A0" w:firstRow="1" w:lastRow="0" w:firstColumn="1" w:lastColumn="0" w:noHBand="0" w:noVBand="1"/>
       </w:tblPr>
       <w:tblGrid>
-        <w:gridCol w:w="2556"/>
-        <w:gridCol w:w="2556"/>
-        <w:gridCol w:w="2556"/>
-        <w:gridCol w:w="2556"/>
+        <w:gridCol w:w="2553"/>
+        <w:gridCol w:w="2554"/>
+        <w:gridCol w:w="2553"/>
+        <w:gridCol w:w="2554"/>
       </w:tblGrid>
       <w:tr>
         <w:tc>
           <w:tcPr>
-            <w:tcW w:type="dxa" w:w="2556"/>
+            <w:tcW w:w="2556" w:type="dxa"/>
           </w:tcPr>
           <w:p>
             <w:r>
@@ -27854,13 +27129,14 @@
                 <w:b/>
                 <w:sz w:val="18"/>
               </w:rPr>
+              <w:lastRenderedPageBreak/>
               <w:t>Req ID</w:t>
             </w:r>
           </w:p>
         </w:tc>
         <w:tc>
           <w:tcPr>
-            <w:tcW w:type="dxa" w:w="2556"/>
+            <w:tcW w:w="2556" w:type="dxa"/>
           </w:tcPr>
           <w:p>
             <w:r>
@@ -27874,7 +27150,7 @@
         </w:tc>
         <w:tc>
           <w:tcPr>
-            <w:tcW w:type="dxa" w:w="2556"/>
+            <w:tcW w:w="2556" w:type="dxa"/>
           </w:tcPr>
           <w:p>
             <w:r>
@@ -27888,7 +27164,7 @@
         </w:tc>
         <w:tc>
           <w:tcPr>
-            <w:tcW w:type="dxa" w:w="2556"/>
+            <w:tcW w:w="2556" w:type="dxa"/>
           </w:tcPr>
           <w:p>
             <w:r>
@@ -27904,7 +27180,7 @@
       <w:tr>
         <w:tc>
           <w:tcPr>
-            <w:tcW w:type="dxa" w:w="2556"/>
+            <w:tcW w:w="2556" w:type="dxa"/>
           </w:tcPr>
           <w:p>
             <w:r>
@@ -27917,7 +27193,7 @@
         </w:tc>
         <w:tc>
           <w:tcPr>
-            <w:tcW w:type="dxa" w:w="2556"/>
+            <w:tcW w:w="2556" w:type="dxa"/>
           </w:tcPr>
           <w:p>
             <w:r>
@@ -27930,7 +27206,7 @@
         </w:tc>
         <w:tc>
           <w:tcPr>
-            <w:tcW w:type="dxa" w:w="2556"/>
+            <w:tcW w:w="2556" w:type="dxa"/>
           </w:tcPr>
           <w:p>
             <w:r>
@@ -27943,7 +27219,7 @@
         </w:tc>
         <w:tc>
           <w:tcPr>
-            <w:tcW w:type="dxa" w:w="2556"/>
+            <w:tcW w:w="2556" w:type="dxa"/>
           </w:tcPr>
           <w:p>
             <w:r>
@@ -27958,7 +27234,7 @@
       <w:tr>
         <w:tc>
           <w:tcPr>
-            <w:tcW w:type="dxa" w:w="2556"/>
+            <w:tcW w:w="2556" w:type="dxa"/>
           </w:tcPr>
           <w:p>
             <w:r>
@@ -27971,7 +27247,7 @@
         </w:tc>
         <w:tc>
           <w:tcPr>
-            <w:tcW w:type="dxa" w:w="2556"/>
+            <w:tcW w:w="2556" w:type="dxa"/>
           </w:tcPr>
           <w:p>
             <w:r>
@@ -27984,7 +27260,7 @@
         </w:tc>
         <w:tc>
           <w:tcPr>
-            <w:tcW w:type="dxa" w:w="2556"/>
+            <w:tcW w:w="2556" w:type="dxa"/>
           </w:tcPr>
           <w:p>
             <w:r>
@@ -27997,7 +27273,7 @@
         </w:tc>
         <w:tc>
           <w:tcPr>
-            <w:tcW w:type="dxa" w:w="2556"/>
+            <w:tcW w:w="2556" w:type="dxa"/>
           </w:tcPr>
           <w:p>
             <w:r>
@@ -28012,7 +27288,7 @@
       <w:tr>
         <w:tc>
           <w:tcPr>
-            <w:tcW w:type="dxa" w:w="2556"/>
+            <w:tcW w:w="2556" w:type="dxa"/>
           </w:tcPr>
           <w:p>
             <w:r>
@@ -28025,7 +27301,7 @@
         </w:tc>
         <w:tc>
           <w:tcPr>
-            <w:tcW w:type="dxa" w:w="2556"/>
+            <w:tcW w:w="2556" w:type="dxa"/>
           </w:tcPr>
           <w:p>
             <w:r>
@@ -28038,7 +27314,7 @@
         </w:tc>
         <w:tc>
           <w:tcPr>
-            <w:tcW w:type="dxa" w:w="2556"/>
+            <w:tcW w:w="2556" w:type="dxa"/>
           </w:tcPr>
           <w:p>
             <w:r>
@@ -28051,7 +27327,7 @@
         </w:tc>
         <w:tc>
           <w:tcPr>
-            <w:tcW w:type="dxa" w:w="2556"/>
+            <w:tcW w:w="2556" w:type="dxa"/>
           </w:tcPr>
           <w:p>
             <w:r>
@@ -28066,7 +27342,7 @@
       <w:tr>
         <w:tc>
           <w:tcPr>
-            <w:tcW w:type="dxa" w:w="2556"/>
+            <w:tcW w:w="2556" w:type="dxa"/>
           </w:tcPr>
           <w:p>
             <w:r>
@@ -28079,7 +27355,7 @@
         </w:tc>
         <w:tc>
           <w:tcPr>
-            <w:tcW w:type="dxa" w:w="2556"/>
+            <w:tcW w:w="2556" w:type="dxa"/>
           </w:tcPr>
           <w:p>
             <w:r>
@@ -28092,7 +27368,7 @@
         </w:tc>
         <w:tc>
           <w:tcPr>
-            <w:tcW w:type="dxa" w:w="2556"/>
+            <w:tcW w:w="2556" w:type="dxa"/>
           </w:tcPr>
           <w:p>
             <w:r>
@@ -28105,7 +27381,7 @@
         </w:tc>
         <w:tc>
           <w:tcPr>
-            <w:tcW w:type="dxa" w:w="2556"/>
+            <w:tcW w:w="2556" w:type="dxa"/>
           </w:tcPr>
           <w:p>
             <w:r>
@@ -28120,7 +27396,7 @@
       <w:tr>
         <w:tc>
           <w:tcPr>
-            <w:tcW w:type="dxa" w:w="2556"/>
+            <w:tcW w:w="2556" w:type="dxa"/>
           </w:tcPr>
           <w:p>
             <w:r>
@@ -28133,7 +27409,7 @@
         </w:tc>
         <w:tc>
           <w:tcPr>
-            <w:tcW w:type="dxa" w:w="2556"/>
+            <w:tcW w:w="2556" w:type="dxa"/>
           </w:tcPr>
           <w:p>
             <w:r>
@@ -28146,7 +27422,7 @@
         </w:tc>
         <w:tc>
           <w:tcPr>
-            <w:tcW w:type="dxa" w:w="2556"/>
+            <w:tcW w:w="2556" w:type="dxa"/>
           </w:tcPr>
           <w:p>
             <w:r>
@@ -28159,7 +27435,7 @@
         </w:tc>
         <w:tc>
           <w:tcPr>
-            <w:tcW w:type="dxa" w:w="2556"/>
+            <w:tcW w:w="2556" w:type="dxa"/>
           </w:tcPr>
           <w:p>
             <w:r>
@@ -28174,7 +27450,7 @@
       <w:tr>
         <w:tc>
           <w:tcPr>
-            <w:tcW w:type="dxa" w:w="2556"/>
+            <w:tcW w:w="2556" w:type="dxa"/>
           </w:tcPr>
           <w:p>
             <w:r>
@@ -28187,7 +27463,7 @@
         </w:tc>
         <w:tc>
           <w:tcPr>
-            <w:tcW w:type="dxa" w:w="2556"/>
+            <w:tcW w:w="2556" w:type="dxa"/>
           </w:tcPr>
           <w:p>
             <w:r>
@@ -28200,7 +27476,7 @@
         </w:tc>
         <w:tc>
           <w:tcPr>
-            <w:tcW w:type="dxa" w:w="2556"/>
+            <w:tcW w:w="2556" w:type="dxa"/>
           </w:tcPr>
           <w:p>
             <w:r>
@@ -28213,7 +27489,7 @@
         </w:tc>
         <w:tc>
           <w:tcPr>
-            <w:tcW w:type="dxa" w:w="2556"/>
+            <w:tcW w:w="2556" w:type="dxa"/>
           </w:tcPr>
           <w:p>
             <w:r>
@@ -28228,7 +27504,7 @@
       <w:tr>
         <w:tc>
           <w:tcPr>
-            <w:tcW w:type="dxa" w:w="2556"/>
+            <w:tcW w:w="2556" w:type="dxa"/>
           </w:tcPr>
           <w:p>
             <w:r>
@@ -28241,7 +27517,7 @@
         </w:tc>
         <w:tc>
           <w:tcPr>
-            <w:tcW w:type="dxa" w:w="2556"/>
+            <w:tcW w:w="2556" w:type="dxa"/>
           </w:tcPr>
           <w:p>
             <w:r>
@@ -28254,7 +27530,7 @@
         </w:tc>
         <w:tc>
           <w:tcPr>
-            <w:tcW w:type="dxa" w:w="2556"/>
+            <w:tcW w:w="2556" w:type="dxa"/>
           </w:tcPr>
           <w:p>
             <w:r>
@@ -28267,7 +27543,7 @@
         </w:tc>
         <w:tc>
           <w:tcPr>
-            <w:tcW w:type="dxa" w:w="2556"/>
+            <w:tcW w:w="2556" w:type="dxa"/>
           </w:tcPr>
           <w:p>
             <w:r>
@@ -28280,9 +27556,7 @@
         </w:tc>
       </w:tr>
     </w:tbl>
-    <w:p>
-      <w:pPr/>
-    </w:p>
+    <w:p/>
     <w:p>
       <w:pPr>
         <w:pStyle w:val="Heading3"/>
@@ -28292,7 +27566,6 @@
       </w:r>
     </w:p>
     <w:p>
-      <w:pPr/>
       <w:r>
         <w:t>(Ref: §7.5 steps 15–18 and §7.6 steps 14–19; SMA 1954 Sec. 5–6)</w:t>
       </w:r>
@@ -28300,19 +27573,19 @@
     <w:tbl>
       <w:tblPr>
         <w:tblStyle w:val="TableGrid"/>
-        <w:tblW w:type="auto" w:w="0"/>
-        <w:tblLook w:firstColumn="1" w:firstRow="1" w:lastColumn="0" w:lastRow="0" w:noHBand="0" w:noVBand="1" w:val="04A0"/>
+        <w:tblW w:w="0" w:type="auto"/>
+        <w:tblLook w:val="04A0" w:firstRow="1" w:lastRow="0" w:firstColumn="1" w:lastColumn="0" w:noHBand="0" w:noVBand="1"/>
       </w:tblPr>
       <w:tblGrid>
-        <w:gridCol w:w="2556"/>
-        <w:gridCol w:w="2556"/>
-        <w:gridCol w:w="2556"/>
-        <w:gridCol w:w="2556"/>
+        <w:gridCol w:w="2553"/>
+        <w:gridCol w:w="2554"/>
+        <w:gridCol w:w="2553"/>
+        <w:gridCol w:w="2554"/>
       </w:tblGrid>
       <w:tr>
         <w:tc>
           <w:tcPr>
-            <w:tcW w:type="dxa" w:w="2556"/>
+            <w:tcW w:w="2556" w:type="dxa"/>
           </w:tcPr>
           <w:p>
             <w:r>
@@ -28326,7 +27599,7 @@
         </w:tc>
         <w:tc>
           <w:tcPr>
-            <w:tcW w:type="dxa" w:w="2556"/>
+            <w:tcW w:w="2556" w:type="dxa"/>
           </w:tcPr>
           <w:p>
             <w:r>
@@ -28340,7 +27613,7 @@
         </w:tc>
         <w:tc>
           <w:tcPr>
-            <w:tcW w:type="dxa" w:w="2556"/>
+            <w:tcW w:w="2556" w:type="dxa"/>
           </w:tcPr>
           <w:p>
             <w:r>
@@ -28354,7 +27627,7 @@
         </w:tc>
         <w:tc>
           <w:tcPr>
-            <w:tcW w:type="dxa" w:w="2556"/>
+            <w:tcW w:w="2556" w:type="dxa"/>
           </w:tcPr>
           <w:p>
             <w:r>
@@ -28370,7 +27643,7 @@
       <w:tr>
         <w:tc>
           <w:tcPr>
-            <w:tcW w:type="dxa" w:w="2556"/>
+            <w:tcW w:w="2556" w:type="dxa"/>
           </w:tcPr>
           <w:p>
             <w:r>
@@ -28383,7 +27656,7 @@
         </w:tc>
         <w:tc>
           <w:tcPr>
-            <w:tcW w:type="dxa" w:w="2556"/>
+            <w:tcW w:w="2556" w:type="dxa"/>
           </w:tcPr>
           <w:p>
             <w:r>
@@ -28396,7 +27669,7 @@
         </w:tc>
         <w:tc>
           <w:tcPr>
-            <w:tcW w:type="dxa" w:w="2556"/>
+            <w:tcW w:w="2556" w:type="dxa"/>
           </w:tcPr>
           <w:p>
             <w:r>
@@ -28409,7 +27682,7 @@
         </w:tc>
         <w:tc>
           <w:tcPr>
-            <w:tcW w:type="dxa" w:w="2556"/>
+            <w:tcW w:w="2556" w:type="dxa"/>
           </w:tcPr>
           <w:p>
             <w:r>
@@ -28424,7 +27697,7 @@
       <w:tr>
         <w:tc>
           <w:tcPr>
-            <w:tcW w:type="dxa" w:w="2556"/>
+            <w:tcW w:w="2556" w:type="dxa"/>
           </w:tcPr>
           <w:p>
             <w:r>
@@ -28437,33 +27710,41 @@
         </w:tc>
         <w:tc>
           <w:tcPr>
-            <w:tcW w:type="dxa" w:w="2556"/>
-          </w:tcPr>
-          <w:p>
-            <w:r>
-              <w:rPr>
-                <w:sz w:val="18"/>
-              </w:rPr>
-              <w:t>System shall enter a true copy of every notice in the Marriage Notice Book with running serial number and date of entry</w:t>
-            </w:r>
-          </w:p>
-        </w:tc>
-        <w:tc>
-          <w:tcPr>
-            <w:tcW w:type="dxa" w:w="2556"/>
-          </w:tcPr>
-          <w:p>
-            <w:r>
-              <w:rPr>
-                <w:sz w:val="18"/>
-              </w:rPr>
+            <w:tcW w:w="2556" w:type="dxa"/>
+          </w:tcPr>
+          <w:p>
+            <w:r>
+              <w:rPr>
+                <w:sz w:val="18"/>
+              </w:rPr>
+              <w:t xml:space="preserve">System shall enter a true copy of every notice in the Marriage </w:t>
+            </w:r>
+            <w:r>
+              <w:rPr>
+                <w:sz w:val="18"/>
+              </w:rPr>
+              <w:lastRenderedPageBreak/>
+              <w:t>Notice Book with running serial number and date of entry</w:t>
+            </w:r>
+          </w:p>
+        </w:tc>
+        <w:tc>
+          <w:tcPr>
+            <w:tcW w:w="2556" w:type="dxa"/>
+          </w:tcPr>
+          <w:p>
+            <w:r>
+              <w:rPr>
+                <w:sz w:val="18"/>
+              </w:rPr>
+              <w:lastRenderedPageBreak/>
               <w:t>Must</w:t>
             </w:r>
           </w:p>
         </w:tc>
         <w:tc>
           <w:tcPr>
-            <w:tcW w:type="dxa" w:w="2556"/>
+            <w:tcW w:w="2556" w:type="dxa"/>
           </w:tcPr>
           <w:p>
             <w:r>
@@ -28478,7 +27759,7 @@
       <w:tr>
         <w:tc>
           <w:tcPr>
-            <w:tcW w:type="dxa" w:w="2556"/>
+            <w:tcW w:w="2556" w:type="dxa"/>
           </w:tcPr>
           <w:p>
             <w:r>
@@ -28491,7 +27772,7 @@
         </w:tc>
         <w:tc>
           <w:tcPr>
-            <w:tcW w:type="dxa" w:w="2556"/>
+            <w:tcW w:w="2556" w:type="dxa"/>
           </w:tcPr>
           <w:p>
             <w:r>
@@ -28504,7 +27785,7 @@
         </w:tc>
         <w:tc>
           <w:tcPr>
-            <w:tcW w:type="dxa" w:w="2556"/>
+            <w:tcW w:w="2556" w:type="dxa"/>
           </w:tcPr>
           <w:p>
             <w:r>
@@ -28517,7 +27798,7 @@
         </w:tc>
         <w:tc>
           <w:tcPr>
-            <w:tcW w:type="dxa" w:w="2556"/>
+            <w:tcW w:w="2556" w:type="dxa"/>
           </w:tcPr>
           <w:p>
             <w:r>
@@ -28532,7 +27813,7 @@
       <w:tr>
         <w:tc>
           <w:tcPr>
-            <w:tcW w:type="dxa" w:w="2556"/>
+            <w:tcW w:w="2556" w:type="dxa"/>
           </w:tcPr>
           <w:p>
             <w:r>
@@ -28545,7 +27826,7 @@
         </w:tc>
         <w:tc>
           <w:tcPr>
-            <w:tcW w:type="dxa" w:w="2556"/>
+            <w:tcW w:w="2556" w:type="dxa"/>
           </w:tcPr>
           <w:p>
             <w:r>
@@ -28558,7 +27839,7 @@
         </w:tc>
         <w:tc>
           <w:tcPr>
-            <w:tcW w:type="dxa" w:w="2556"/>
+            <w:tcW w:w="2556" w:type="dxa"/>
           </w:tcPr>
           <w:p>
             <w:r>
@@ -28571,7 +27852,7 @@
         </w:tc>
         <w:tc>
           <w:tcPr>
-            <w:tcW w:type="dxa" w:w="2556"/>
+            <w:tcW w:w="2556" w:type="dxa"/>
           </w:tcPr>
           <w:p>
             <w:r>
@@ -28586,7 +27867,7 @@
       <w:tr>
         <w:tc>
           <w:tcPr>
-            <w:tcW w:type="dxa" w:w="2556"/>
+            <w:tcW w:w="2556" w:type="dxa"/>
           </w:tcPr>
           <w:p>
             <w:r>
@@ -28599,7 +27880,7 @@
         </w:tc>
         <w:tc>
           <w:tcPr>
-            <w:tcW w:type="dxa" w:w="2556"/>
+            <w:tcW w:w="2556" w:type="dxa"/>
           </w:tcPr>
           <w:p>
             <w:r>
@@ -28612,7 +27893,7 @@
         </w:tc>
         <w:tc>
           <w:tcPr>
-            <w:tcW w:type="dxa" w:w="2556"/>
+            <w:tcW w:w="2556" w:type="dxa"/>
           </w:tcPr>
           <w:p>
             <w:r>
@@ -28625,7 +27906,7 @@
         </w:tc>
         <w:tc>
           <w:tcPr>
-            <w:tcW w:type="dxa" w:w="2556"/>
+            <w:tcW w:w="2556" w:type="dxa"/>
           </w:tcPr>
           <w:p>
             <w:r>
@@ -28640,7 +27921,7 @@
       <w:tr>
         <w:tc>
           <w:tcPr>
-            <w:tcW w:type="dxa" w:w="2556"/>
+            <w:tcW w:w="2556" w:type="dxa"/>
           </w:tcPr>
           <w:p>
             <w:r>
@@ -28653,7 +27934,7 @@
         </w:tc>
         <w:tc>
           <w:tcPr>
-            <w:tcW w:type="dxa" w:w="2556"/>
+            <w:tcW w:w="2556" w:type="dxa"/>
           </w:tcPr>
           <w:p>
             <w:r>
@@ -28666,7 +27947,7 @@
         </w:tc>
         <w:tc>
           <w:tcPr>
-            <w:tcW w:type="dxa" w:w="2556"/>
+            <w:tcW w:w="2556" w:type="dxa"/>
           </w:tcPr>
           <w:p>
             <w:r>
@@ -28679,7 +27960,7 @@
         </w:tc>
         <w:tc>
           <w:tcPr>
-            <w:tcW w:type="dxa" w:w="2556"/>
+            <w:tcW w:w="2556" w:type="dxa"/>
           </w:tcPr>
           <w:p>
             <w:r>
@@ -28694,7 +27975,7 @@
       <w:tr>
         <w:tc>
           <w:tcPr>
-            <w:tcW w:type="dxa" w:w="2556"/>
+            <w:tcW w:w="2556" w:type="dxa"/>
           </w:tcPr>
           <w:p>
             <w:r>
@@ -28707,7 +27988,7 @@
         </w:tc>
         <w:tc>
           <w:tcPr>
-            <w:tcW w:type="dxa" w:w="2556"/>
+            <w:tcW w:w="2556" w:type="dxa"/>
           </w:tcPr>
           <w:p>
             <w:r>
@@ -28720,7 +28001,7 @@
         </w:tc>
         <w:tc>
           <w:tcPr>
-            <w:tcW w:type="dxa" w:w="2556"/>
+            <w:tcW w:w="2556" w:type="dxa"/>
           </w:tcPr>
           <w:p>
             <w:r>
@@ -28733,7 +28014,7 @@
         </w:tc>
         <w:tc>
           <w:tcPr>
-            <w:tcW w:type="dxa" w:w="2556"/>
+            <w:tcW w:w="2556" w:type="dxa"/>
           </w:tcPr>
           <w:p>
             <w:r>
@@ -28748,7 +28029,7 @@
       <w:tr>
         <w:tc>
           <w:tcPr>
-            <w:tcW w:type="dxa" w:w="2556"/>
+            <w:tcW w:w="2556" w:type="dxa"/>
           </w:tcPr>
           <w:p>
             <w:r>
@@ -28761,7 +28042,7 @@
         </w:tc>
         <w:tc>
           <w:tcPr>
-            <w:tcW w:type="dxa" w:w="2556"/>
+            <w:tcW w:w="2556" w:type="dxa"/>
           </w:tcPr>
           <w:p>
             <w:r>
@@ -28774,7 +28055,7 @@
         </w:tc>
         <w:tc>
           <w:tcPr>
-            <w:tcW w:type="dxa" w:w="2556"/>
+            <w:tcW w:w="2556" w:type="dxa"/>
           </w:tcPr>
           <w:p>
             <w:r>
@@ -28787,7 +28068,7 @@
         </w:tc>
         <w:tc>
           <w:tcPr>
-            <w:tcW w:type="dxa" w:w="2556"/>
+            <w:tcW w:w="2556" w:type="dxa"/>
           </w:tcPr>
           <w:p>
             <w:r>
@@ -28800,9 +28081,7 @@
         </w:tc>
       </w:tr>
     </w:tbl>
-    <w:p>
-      <w:pPr/>
-    </w:p>
+    <w:p/>
     <w:p>
       <w:pPr>
         <w:pStyle w:val="Heading3"/>
@@ -28812,7 +28091,6 @@
       </w:r>
     </w:p>
     <w:p>
-      <w:pPr/>
       <w:r>
         <w:t>(Ref: §7.7 / §7.10 objection branch; SMA 1954 Sec. 7–9)</w:t>
       </w:r>
@@ -28820,19 +28098,19 @@
     <w:tbl>
       <w:tblPr>
         <w:tblStyle w:val="TableGrid"/>
-        <w:tblW w:type="auto" w:w="0"/>
-        <w:tblLook w:firstColumn="1" w:firstRow="1" w:lastColumn="0" w:lastRow="0" w:noHBand="0" w:noVBand="1" w:val="04A0"/>
+        <w:tblW w:w="0" w:type="auto"/>
+        <w:tblLook w:val="04A0" w:firstRow="1" w:lastRow="0" w:firstColumn="1" w:lastColumn="0" w:noHBand="0" w:noVBand="1"/>
       </w:tblPr>
       <w:tblGrid>
-        <w:gridCol w:w="2556"/>
-        <w:gridCol w:w="2556"/>
-        <w:gridCol w:w="2556"/>
-        <w:gridCol w:w="2556"/>
+        <w:gridCol w:w="2553"/>
+        <w:gridCol w:w="2554"/>
+        <w:gridCol w:w="2553"/>
+        <w:gridCol w:w="2554"/>
       </w:tblGrid>
       <w:tr>
         <w:tc>
           <w:tcPr>
-            <w:tcW w:type="dxa" w:w="2556"/>
+            <w:tcW w:w="2556" w:type="dxa"/>
           </w:tcPr>
           <w:p>
             <w:r>
@@ -28846,7 +28124,7 @@
         </w:tc>
         <w:tc>
           <w:tcPr>
-            <w:tcW w:type="dxa" w:w="2556"/>
+            <w:tcW w:w="2556" w:type="dxa"/>
           </w:tcPr>
           <w:p>
             <w:r>
@@ -28860,7 +28138,7 @@
         </w:tc>
         <w:tc>
           <w:tcPr>
-            <w:tcW w:type="dxa" w:w="2556"/>
+            <w:tcW w:w="2556" w:type="dxa"/>
           </w:tcPr>
           <w:p>
             <w:r>
@@ -28874,7 +28152,7 @@
         </w:tc>
         <w:tc>
           <w:tcPr>
-            <w:tcW w:type="dxa" w:w="2556"/>
+            <w:tcW w:w="2556" w:type="dxa"/>
           </w:tcPr>
           <w:p>
             <w:r>
@@ -28890,7 +28168,7 @@
       <w:tr>
         <w:tc>
           <w:tcPr>
-            <w:tcW w:type="dxa" w:w="2556"/>
+            <w:tcW w:w="2556" w:type="dxa"/>
           </w:tcPr>
           <w:p>
             <w:r>
@@ -28903,7 +28181,7 @@
         </w:tc>
         <w:tc>
           <w:tcPr>
-            <w:tcW w:type="dxa" w:w="2556"/>
+            <w:tcW w:w="2556" w:type="dxa"/>
           </w:tcPr>
           <w:p>
             <w:r>
@@ -28916,7 +28194,7 @@
         </w:tc>
         <w:tc>
           <w:tcPr>
-            <w:tcW w:type="dxa" w:w="2556"/>
+            <w:tcW w:w="2556" w:type="dxa"/>
           </w:tcPr>
           <w:p>
             <w:r>
@@ -28929,7 +28207,7 @@
         </w:tc>
         <w:tc>
           <w:tcPr>
-            <w:tcW w:type="dxa" w:w="2556"/>
+            <w:tcW w:w="2556" w:type="dxa"/>
           </w:tcPr>
           <w:p>
             <w:r>
@@ -28944,7 +28222,7 @@
       <w:tr>
         <w:tc>
           <w:tcPr>
-            <w:tcW w:type="dxa" w:w="2556"/>
+            <w:tcW w:w="2556" w:type="dxa"/>
           </w:tcPr>
           <w:p>
             <w:r>
@@ -28957,7 +28235,7 @@
         </w:tc>
         <w:tc>
           <w:tcPr>
-            <w:tcW w:type="dxa" w:w="2556"/>
+            <w:tcW w:w="2556" w:type="dxa"/>
           </w:tcPr>
           <w:p>
             <w:r>
@@ -28970,7 +28248,7 @@
         </w:tc>
         <w:tc>
           <w:tcPr>
-            <w:tcW w:type="dxa" w:w="2556"/>
+            <w:tcW w:w="2556" w:type="dxa"/>
           </w:tcPr>
           <w:p>
             <w:r>
@@ -28983,7 +28261,7 @@
         </w:tc>
         <w:tc>
           <w:tcPr>
-            <w:tcW w:type="dxa" w:w="2556"/>
+            <w:tcW w:w="2556" w:type="dxa"/>
           </w:tcPr>
           <w:p>
             <w:r>
@@ -28998,7 +28276,7 @@
       <w:tr>
         <w:tc>
           <w:tcPr>
-            <w:tcW w:type="dxa" w:w="2556"/>
+            <w:tcW w:w="2556" w:type="dxa"/>
           </w:tcPr>
           <w:p>
             <w:r>
@@ -29011,33 +28289,41 @@
         </w:tc>
         <w:tc>
           <w:tcPr>
-            <w:tcW w:type="dxa" w:w="2556"/>
-          </w:tcPr>
-          <w:p>
-            <w:r>
-              <w:rPr>
-                <w:sz w:val="18"/>
-              </w:rPr>
-              <w:t>System shall block solemnization and registration while an objection is pending decision</w:t>
-            </w:r>
-          </w:p>
-        </w:tc>
-        <w:tc>
-          <w:tcPr>
-            <w:tcW w:type="dxa" w:w="2556"/>
-          </w:tcPr>
-          <w:p>
-            <w:r>
-              <w:rPr>
-                <w:sz w:val="18"/>
-              </w:rPr>
+            <w:tcW w:w="2556" w:type="dxa"/>
+          </w:tcPr>
+          <w:p>
+            <w:r>
+              <w:rPr>
+                <w:sz w:val="18"/>
+              </w:rPr>
+              <w:t xml:space="preserve">System shall block solemnization and registration </w:t>
+            </w:r>
+            <w:r>
+              <w:rPr>
+                <w:sz w:val="18"/>
+              </w:rPr>
+              <w:lastRenderedPageBreak/>
+              <w:t>while an objection is pending decision</w:t>
+            </w:r>
+          </w:p>
+        </w:tc>
+        <w:tc>
+          <w:tcPr>
+            <w:tcW w:w="2556" w:type="dxa"/>
+          </w:tcPr>
+          <w:p>
+            <w:r>
+              <w:rPr>
+                <w:sz w:val="18"/>
+              </w:rPr>
+              <w:lastRenderedPageBreak/>
               <w:t>Must</w:t>
             </w:r>
           </w:p>
         </w:tc>
         <w:tc>
           <w:tcPr>
-            <w:tcW w:type="dxa" w:w="2556"/>
+            <w:tcW w:w="2556" w:type="dxa"/>
           </w:tcPr>
           <w:p>
             <w:r>
@@ -29052,7 +28338,7 @@
       <w:tr>
         <w:tc>
           <w:tcPr>
-            <w:tcW w:type="dxa" w:w="2556"/>
+            <w:tcW w:w="2556" w:type="dxa"/>
           </w:tcPr>
           <w:p>
             <w:r>
@@ -29065,7 +28351,7 @@
         </w:tc>
         <w:tc>
           <w:tcPr>
-            <w:tcW w:type="dxa" w:w="2556"/>
+            <w:tcW w:w="2556" w:type="dxa"/>
           </w:tcPr>
           <w:p>
             <w:r>
@@ -29078,7 +28364,7 @@
         </w:tc>
         <w:tc>
           <w:tcPr>
-            <w:tcW w:type="dxa" w:w="2556"/>
+            <w:tcW w:w="2556" w:type="dxa"/>
           </w:tcPr>
           <w:p>
             <w:r>
@@ -29091,7 +28377,7 @@
         </w:tc>
         <w:tc>
           <w:tcPr>
-            <w:tcW w:type="dxa" w:w="2556"/>
+            <w:tcW w:w="2556" w:type="dxa"/>
           </w:tcPr>
           <w:p>
             <w:r>
@@ -29106,7 +28392,7 @@
       <w:tr>
         <w:tc>
           <w:tcPr>
-            <w:tcW w:type="dxa" w:w="2556"/>
+            <w:tcW w:w="2556" w:type="dxa"/>
           </w:tcPr>
           <w:p>
             <w:r>
@@ -29119,7 +28405,7 @@
         </w:tc>
         <w:tc>
           <w:tcPr>
-            <w:tcW w:type="dxa" w:w="2556"/>
+            <w:tcW w:w="2556" w:type="dxa"/>
           </w:tcPr>
           <w:p>
             <w:r>
@@ -29132,7 +28418,7 @@
         </w:tc>
         <w:tc>
           <w:tcPr>
-            <w:tcW w:type="dxa" w:w="2556"/>
+            <w:tcW w:w="2556" w:type="dxa"/>
           </w:tcPr>
           <w:p>
             <w:r>
@@ -29145,7 +28431,7 @@
         </w:tc>
         <w:tc>
           <w:tcPr>
-            <w:tcW w:type="dxa" w:w="2556"/>
+            <w:tcW w:w="2556" w:type="dxa"/>
           </w:tcPr>
           <w:p>
             <w:r>
@@ -29160,7 +28446,7 @@
       <w:tr>
         <w:tc>
           <w:tcPr>
-            <w:tcW w:type="dxa" w:w="2556"/>
+            <w:tcW w:w="2556" w:type="dxa"/>
           </w:tcPr>
           <w:p>
             <w:r>
@@ -29173,7 +28459,7 @@
         </w:tc>
         <w:tc>
           <w:tcPr>
-            <w:tcW w:type="dxa" w:w="2556"/>
+            <w:tcW w:w="2556" w:type="dxa"/>
           </w:tcPr>
           <w:p>
             <w:r>
@@ -29186,7 +28472,7 @@
         </w:tc>
         <w:tc>
           <w:tcPr>
-            <w:tcW w:type="dxa" w:w="2556"/>
+            <w:tcW w:w="2556" w:type="dxa"/>
           </w:tcPr>
           <w:p>
             <w:r>
@@ -29199,7 +28485,7 @@
         </w:tc>
         <w:tc>
           <w:tcPr>
-            <w:tcW w:type="dxa" w:w="2556"/>
+            <w:tcW w:w="2556" w:type="dxa"/>
           </w:tcPr>
           <w:p>
             <w:r>
@@ -29214,7 +28500,7 @@
       <w:tr>
         <w:tc>
           <w:tcPr>
-            <w:tcW w:type="dxa" w:w="2556"/>
+            <w:tcW w:w="2556" w:type="dxa"/>
           </w:tcPr>
           <w:p>
             <w:r>
@@ -29227,7 +28513,7 @@
         </w:tc>
         <w:tc>
           <w:tcPr>
-            <w:tcW w:type="dxa" w:w="2556"/>
+            <w:tcW w:w="2556" w:type="dxa"/>
           </w:tcPr>
           <w:p>
             <w:r>
@@ -29240,7 +28526,7 @@
         </w:tc>
         <w:tc>
           <w:tcPr>
-            <w:tcW w:type="dxa" w:w="2556"/>
+            <w:tcW w:w="2556" w:type="dxa"/>
           </w:tcPr>
           <w:p>
             <w:r>
@@ -29253,7 +28539,7 @@
         </w:tc>
         <w:tc>
           <w:tcPr>
-            <w:tcW w:type="dxa" w:w="2556"/>
+            <w:tcW w:w="2556" w:type="dxa"/>
           </w:tcPr>
           <w:p>
             <w:r>
@@ -29266,9 +28552,7 @@
         </w:tc>
       </w:tr>
     </w:tbl>
-    <w:p>
-      <w:pPr/>
-    </w:p>
+    <w:p/>
     <w:p>
       <w:pPr>
         <w:pStyle w:val="Heading3"/>
@@ -29278,7 +28562,6 @@
       </w:r>
     </w:p>
     <w:p>
-      <w:pPr/>
       <w:r>
         <w:t>(Ref: §7.7 / §7.10 timeline decision; SMA 1954 Sec. 14)</w:t>
       </w:r>
@@ -29286,19 +28569,19 @@
     <w:tbl>
       <w:tblPr>
         <w:tblStyle w:val="TableGrid"/>
-        <w:tblW w:type="auto" w:w="0"/>
-        <w:tblLook w:firstColumn="1" w:firstRow="1" w:lastColumn="0" w:lastRow="0" w:noHBand="0" w:noVBand="1" w:val="04A0"/>
+        <w:tblW w:w="0" w:type="auto"/>
+        <w:tblLook w:val="04A0" w:firstRow="1" w:lastRow="0" w:firstColumn="1" w:lastColumn="0" w:noHBand="0" w:noVBand="1"/>
       </w:tblPr>
       <w:tblGrid>
-        <w:gridCol w:w="2556"/>
-        <w:gridCol w:w="2556"/>
-        <w:gridCol w:w="2556"/>
-        <w:gridCol w:w="2556"/>
+        <w:gridCol w:w="2553"/>
+        <w:gridCol w:w="2554"/>
+        <w:gridCol w:w="2553"/>
+        <w:gridCol w:w="2554"/>
       </w:tblGrid>
       <w:tr>
         <w:tc>
           <w:tcPr>
-            <w:tcW w:type="dxa" w:w="2556"/>
+            <w:tcW w:w="2556" w:type="dxa"/>
           </w:tcPr>
           <w:p>
             <w:r>
@@ -29312,7 +28595,7 @@
         </w:tc>
         <w:tc>
           <w:tcPr>
-            <w:tcW w:type="dxa" w:w="2556"/>
+            <w:tcW w:w="2556" w:type="dxa"/>
           </w:tcPr>
           <w:p>
             <w:r>
@@ -29326,7 +28609,7 @@
         </w:tc>
         <w:tc>
           <w:tcPr>
-            <w:tcW w:type="dxa" w:w="2556"/>
+            <w:tcW w:w="2556" w:type="dxa"/>
           </w:tcPr>
           <w:p>
             <w:r>
@@ -29340,7 +28623,7 @@
         </w:tc>
         <w:tc>
           <w:tcPr>
-            <w:tcW w:type="dxa" w:w="2556"/>
+            <w:tcW w:w="2556" w:type="dxa"/>
           </w:tcPr>
           <w:p>
             <w:r>
@@ -29356,7 +28639,7 @@
       <w:tr>
         <w:tc>
           <w:tcPr>
-            <w:tcW w:type="dxa" w:w="2556"/>
+            <w:tcW w:w="2556" w:type="dxa"/>
           </w:tcPr>
           <w:p>
             <w:r>
@@ -29369,7 +28652,7 @@
         </w:tc>
         <w:tc>
           <w:tcPr>
-            <w:tcW w:type="dxa" w:w="2556"/>
+            <w:tcW w:w="2556" w:type="dxa"/>
           </w:tcPr>
           <w:p>
             <w:r>
@@ -29382,7 +28665,7 @@
         </w:tc>
         <w:tc>
           <w:tcPr>
-            <w:tcW w:type="dxa" w:w="2556"/>
+            <w:tcW w:w="2556" w:type="dxa"/>
           </w:tcPr>
           <w:p>
             <w:r>
@@ -29395,7 +28678,7 @@
         </w:tc>
         <w:tc>
           <w:tcPr>
-            <w:tcW w:type="dxa" w:w="2556"/>
+            <w:tcW w:w="2556" w:type="dxa"/>
           </w:tcPr>
           <w:p>
             <w:r>
@@ -29410,7 +28693,7 @@
       <w:tr>
         <w:tc>
           <w:tcPr>
-            <w:tcW w:type="dxa" w:w="2556"/>
+            <w:tcW w:w="2556" w:type="dxa"/>
           </w:tcPr>
           <w:p>
             <w:r>
@@ -29423,7 +28706,7 @@
         </w:tc>
         <w:tc>
           <w:tcPr>
-            <w:tcW w:type="dxa" w:w="2556"/>
+            <w:tcW w:w="2556" w:type="dxa"/>
           </w:tcPr>
           <w:p>
             <w:r>
@@ -29436,7 +28719,7 @@
         </w:tc>
         <w:tc>
           <w:tcPr>
-            <w:tcW w:type="dxa" w:w="2556"/>
+            <w:tcW w:w="2556" w:type="dxa"/>
           </w:tcPr>
           <w:p>
             <w:r>
@@ -29449,7 +28732,7 @@
         </w:tc>
         <w:tc>
           <w:tcPr>
-            <w:tcW w:type="dxa" w:w="2556"/>
+            <w:tcW w:w="2556" w:type="dxa"/>
           </w:tcPr>
           <w:p>
             <w:r>
@@ -29464,7 +28747,7 @@
       <w:tr>
         <w:tc>
           <w:tcPr>
-            <w:tcW w:type="dxa" w:w="2556"/>
+            <w:tcW w:w="2556" w:type="dxa"/>
           </w:tcPr>
           <w:p>
             <w:r>
@@ -29477,7 +28760,7 @@
         </w:tc>
         <w:tc>
           <w:tcPr>
-            <w:tcW w:type="dxa" w:w="2556"/>
+            <w:tcW w:w="2556" w:type="dxa"/>
           </w:tcPr>
           <w:p>
             <w:r>
@@ -29490,7 +28773,7 @@
         </w:tc>
         <w:tc>
           <w:tcPr>
-            <w:tcW w:type="dxa" w:w="2556"/>
+            <w:tcW w:w="2556" w:type="dxa"/>
           </w:tcPr>
           <w:p>
             <w:r>
@@ -29503,7 +28786,7 @@
         </w:tc>
         <w:tc>
           <w:tcPr>
-            <w:tcW w:type="dxa" w:w="2556"/>
+            <w:tcW w:w="2556" w:type="dxa"/>
           </w:tcPr>
           <w:p>
             <w:r>
@@ -29518,7 +28801,7 @@
       <w:tr>
         <w:tc>
           <w:tcPr>
-            <w:tcW w:type="dxa" w:w="2556"/>
+            <w:tcW w:w="2556" w:type="dxa"/>
           </w:tcPr>
           <w:p>
             <w:r>
@@ -29531,7 +28814,7 @@
         </w:tc>
         <w:tc>
           <w:tcPr>
-            <w:tcW w:type="dxa" w:w="2556"/>
+            <w:tcW w:w="2556" w:type="dxa"/>
           </w:tcPr>
           <w:p>
             <w:r>
@@ -29544,7 +28827,7 @@
         </w:tc>
         <w:tc>
           <w:tcPr>
-            <w:tcW w:type="dxa" w:w="2556"/>
+            <w:tcW w:w="2556" w:type="dxa"/>
           </w:tcPr>
           <w:p>
             <w:r>
@@ -29557,7 +28840,7 @@
         </w:tc>
         <w:tc>
           <w:tcPr>
-            <w:tcW w:type="dxa" w:w="2556"/>
+            <w:tcW w:w="2556" w:type="dxa"/>
           </w:tcPr>
           <w:p>
             <w:r>
@@ -29570,9 +28853,7 @@
         </w:tc>
       </w:tr>
     </w:tbl>
-    <w:p>
-      <w:pPr/>
-    </w:p>
+    <w:p/>
     <w:p>
       <w:pPr>
         <w:pStyle w:val="Heading3"/>
@@ -29582,7 +28863,6 @@
       </w:r>
     </w:p>
     <w:p>
-      <w:pPr/>
       <w:r>
         <w:t>(Ref: §7.7 steps 5–16; SMA 1954 Sec. 11–13, Third and Fourth Schedules)</w:t>
       </w:r>
@@ -29590,19 +28870,19 @@
     <w:tbl>
       <w:tblPr>
         <w:tblStyle w:val="TableGrid"/>
-        <w:tblW w:type="auto" w:w="0"/>
-        <w:tblLook w:firstColumn="1" w:firstRow="1" w:lastColumn="0" w:lastRow="0" w:noHBand="0" w:noVBand="1" w:val="04A0"/>
+        <w:tblW w:w="0" w:type="auto"/>
+        <w:tblLook w:val="04A0" w:firstRow="1" w:lastRow="0" w:firstColumn="1" w:lastColumn="0" w:noHBand="0" w:noVBand="1"/>
       </w:tblPr>
       <w:tblGrid>
-        <w:gridCol w:w="2556"/>
-        <w:gridCol w:w="2556"/>
-        <w:gridCol w:w="2556"/>
-        <w:gridCol w:w="2556"/>
+        <w:gridCol w:w="2553"/>
+        <w:gridCol w:w="2554"/>
+        <w:gridCol w:w="2553"/>
+        <w:gridCol w:w="2554"/>
       </w:tblGrid>
       <w:tr>
         <w:tc>
           <w:tcPr>
-            <w:tcW w:type="dxa" w:w="2556"/>
+            <w:tcW w:w="2556" w:type="dxa"/>
           </w:tcPr>
           <w:p>
             <w:r>
@@ -29616,7 +28896,7 @@
         </w:tc>
         <w:tc>
           <w:tcPr>
-            <w:tcW w:type="dxa" w:w="2556"/>
+            <w:tcW w:w="2556" w:type="dxa"/>
           </w:tcPr>
           <w:p>
             <w:r>
@@ -29630,7 +28910,7 @@
         </w:tc>
         <w:tc>
           <w:tcPr>
-            <w:tcW w:type="dxa" w:w="2556"/>
+            <w:tcW w:w="2556" w:type="dxa"/>
           </w:tcPr>
           <w:p>
             <w:r>
@@ -29644,7 +28924,7 @@
         </w:tc>
         <w:tc>
           <w:tcPr>
-            <w:tcW w:type="dxa" w:w="2556"/>
+            <w:tcW w:w="2556" w:type="dxa"/>
           </w:tcPr>
           <w:p>
             <w:r>
@@ -29660,20 +28940,21 @@
       <w:tr>
         <w:tc>
           <w:tcPr>
-            <w:tcW w:type="dxa" w:w="2556"/>
-          </w:tcPr>
-          <w:p>
-            <w:r>
-              <w:rPr>
-                <w:sz w:val="18"/>
-              </w:rPr>
+            <w:tcW w:w="2556" w:type="dxa"/>
+          </w:tcPr>
+          <w:p>
+            <w:r>
+              <w:rPr>
+                <w:sz w:val="18"/>
+              </w:rPr>
+              <w:lastRenderedPageBreak/>
               <w:t>FR-SMA-033</w:t>
             </w:r>
           </w:p>
         </w:tc>
         <w:tc>
           <w:tcPr>
-            <w:tcW w:type="dxa" w:w="2556"/>
+            <w:tcW w:w="2556" w:type="dxa"/>
           </w:tcPr>
           <w:p>
             <w:r>
@@ -29686,7 +28967,7 @@
         </w:tc>
         <w:tc>
           <w:tcPr>
-            <w:tcW w:type="dxa" w:w="2556"/>
+            <w:tcW w:w="2556" w:type="dxa"/>
           </w:tcPr>
           <w:p>
             <w:r>
@@ -29699,7 +28980,7 @@
         </w:tc>
         <w:tc>
           <w:tcPr>
-            <w:tcW w:type="dxa" w:w="2556"/>
+            <w:tcW w:w="2556" w:type="dxa"/>
           </w:tcPr>
           <w:p>
             <w:r>
@@ -29714,7 +28995,7 @@
       <w:tr>
         <w:tc>
           <w:tcPr>
-            <w:tcW w:type="dxa" w:w="2556"/>
+            <w:tcW w:w="2556" w:type="dxa"/>
           </w:tcPr>
           <w:p>
             <w:r>
@@ -29727,7 +29008,7 @@
         </w:tc>
         <w:tc>
           <w:tcPr>
-            <w:tcW w:type="dxa" w:w="2556"/>
+            <w:tcW w:w="2556" w:type="dxa"/>
           </w:tcPr>
           <w:p>
             <w:r>
@@ -29740,7 +29021,7 @@
         </w:tc>
         <w:tc>
           <w:tcPr>
-            <w:tcW w:type="dxa" w:w="2556"/>
+            <w:tcW w:w="2556" w:type="dxa"/>
           </w:tcPr>
           <w:p>
             <w:r>
@@ -29753,7 +29034,7 @@
         </w:tc>
         <w:tc>
           <w:tcPr>
-            <w:tcW w:type="dxa" w:w="2556"/>
+            <w:tcW w:w="2556" w:type="dxa"/>
           </w:tcPr>
           <w:p>
             <w:r>
@@ -29768,7 +29049,7 @@
       <w:tr>
         <w:tc>
           <w:tcPr>
-            <w:tcW w:type="dxa" w:w="2556"/>
+            <w:tcW w:w="2556" w:type="dxa"/>
           </w:tcPr>
           <w:p>
             <w:r>
@@ -29781,7 +29062,7 @@
         </w:tc>
         <w:tc>
           <w:tcPr>
-            <w:tcW w:type="dxa" w:w="2556"/>
+            <w:tcW w:w="2556" w:type="dxa"/>
           </w:tcPr>
           <w:p>
             <w:r>
@@ -29794,7 +29075,7 @@
         </w:tc>
         <w:tc>
           <w:tcPr>
-            <w:tcW w:type="dxa" w:w="2556"/>
+            <w:tcW w:w="2556" w:type="dxa"/>
           </w:tcPr>
           <w:p>
             <w:r>
@@ -29807,7 +29088,7 @@
         </w:tc>
         <w:tc>
           <w:tcPr>
-            <w:tcW w:type="dxa" w:w="2556"/>
+            <w:tcW w:w="2556" w:type="dxa"/>
           </w:tcPr>
           <w:p>
             <w:r>
@@ -29822,7 +29103,7 @@
       <w:tr>
         <w:tc>
           <w:tcPr>
-            <w:tcW w:type="dxa" w:w="2556"/>
+            <w:tcW w:w="2556" w:type="dxa"/>
           </w:tcPr>
           <w:p>
             <w:r>
@@ -29835,7 +29116,7 @@
         </w:tc>
         <w:tc>
           <w:tcPr>
-            <w:tcW w:type="dxa" w:w="2556"/>
+            <w:tcW w:w="2556" w:type="dxa"/>
           </w:tcPr>
           <w:p>
             <w:r>
@@ -29848,7 +29129,7 @@
         </w:tc>
         <w:tc>
           <w:tcPr>
-            <w:tcW w:type="dxa" w:w="2556"/>
+            <w:tcW w:w="2556" w:type="dxa"/>
           </w:tcPr>
           <w:p>
             <w:r>
@@ -29861,7 +29142,7 @@
         </w:tc>
         <w:tc>
           <w:tcPr>
-            <w:tcW w:type="dxa" w:w="2556"/>
+            <w:tcW w:w="2556" w:type="dxa"/>
           </w:tcPr>
           <w:p>
             <w:r>
@@ -29876,7 +29157,7 @@
       <w:tr>
         <w:tc>
           <w:tcPr>
-            <w:tcW w:type="dxa" w:w="2556"/>
+            <w:tcW w:w="2556" w:type="dxa"/>
           </w:tcPr>
           <w:p>
             <w:r>
@@ -29889,7 +29170,7 @@
         </w:tc>
         <w:tc>
           <w:tcPr>
-            <w:tcW w:type="dxa" w:w="2556"/>
+            <w:tcW w:w="2556" w:type="dxa"/>
           </w:tcPr>
           <w:p>
             <w:r>
@@ -29902,7 +29183,7 @@
         </w:tc>
         <w:tc>
           <w:tcPr>
-            <w:tcW w:type="dxa" w:w="2556"/>
+            <w:tcW w:w="2556" w:type="dxa"/>
           </w:tcPr>
           <w:p>
             <w:r>
@@ -29915,7 +29196,7 @@
         </w:tc>
         <w:tc>
           <w:tcPr>
-            <w:tcW w:type="dxa" w:w="2556"/>
+            <w:tcW w:w="2556" w:type="dxa"/>
           </w:tcPr>
           <w:p>
             <w:r>
@@ -29930,7 +29211,7 @@
       <w:tr>
         <w:tc>
           <w:tcPr>
-            <w:tcW w:type="dxa" w:w="2556"/>
+            <w:tcW w:w="2556" w:type="dxa"/>
           </w:tcPr>
           <w:p>
             <w:r>
@@ -29943,7 +29224,7 @@
         </w:tc>
         <w:tc>
           <w:tcPr>
-            <w:tcW w:type="dxa" w:w="2556"/>
+            <w:tcW w:w="2556" w:type="dxa"/>
           </w:tcPr>
           <w:p>
             <w:r>
@@ -29956,7 +29237,7 @@
         </w:tc>
         <w:tc>
           <w:tcPr>
-            <w:tcW w:type="dxa" w:w="2556"/>
+            <w:tcW w:w="2556" w:type="dxa"/>
           </w:tcPr>
           <w:p>
             <w:r>
@@ -29969,7 +29250,7 @@
         </w:tc>
         <w:tc>
           <w:tcPr>
-            <w:tcW w:type="dxa" w:w="2556"/>
+            <w:tcW w:w="2556" w:type="dxa"/>
           </w:tcPr>
           <w:p>
             <w:r>
@@ -29984,7 +29265,7 @@
       <w:tr>
         <w:tc>
           <w:tcPr>
-            <w:tcW w:type="dxa" w:w="2556"/>
+            <w:tcW w:w="2556" w:type="dxa"/>
           </w:tcPr>
           <w:p>
             <w:r>
@@ -29997,7 +29278,7 @@
         </w:tc>
         <w:tc>
           <w:tcPr>
-            <w:tcW w:type="dxa" w:w="2556"/>
+            <w:tcW w:w="2556" w:type="dxa"/>
           </w:tcPr>
           <w:p>
             <w:r>
@@ -30010,7 +29291,7 @@
         </w:tc>
         <w:tc>
           <w:tcPr>
-            <w:tcW w:type="dxa" w:w="2556"/>
+            <w:tcW w:w="2556" w:type="dxa"/>
           </w:tcPr>
           <w:p>
             <w:r>
@@ -30023,7 +29304,7 @@
         </w:tc>
         <w:tc>
           <w:tcPr>
-            <w:tcW w:type="dxa" w:w="2556"/>
+            <w:tcW w:w="2556" w:type="dxa"/>
           </w:tcPr>
           <w:p>
             <w:r>
@@ -30038,7 +29319,7 @@
       <w:tr>
         <w:tc>
           <w:tcPr>
-            <w:tcW w:type="dxa" w:w="2556"/>
+            <w:tcW w:w="2556" w:type="dxa"/>
           </w:tcPr>
           <w:p>
             <w:r>
@@ -30051,7 +29332,7 @@
         </w:tc>
         <w:tc>
           <w:tcPr>
-            <w:tcW w:type="dxa" w:w="2556"/>
+            <w:tcW w:w="2556" w:type="dxa"/>
           </w:tcPr>
           <w:p>
             <w:r>
@@ -30064,7 +29345,7 @@
         </w:tc>
         <w:tc>
           <w:tcPr>
-            <w:tcW w:type="dxa" w:w="2556"/>
+            <w:tcW w:w="2556" w:type="dxa"/>
           </w:tcPr>
           <w:p>
             <w:r>
@@ -30077,7 +29358,7 @@
         </w:tc>
         <w:tc>
           <w:tcPr>
-            <w:tcW w:type="dxa" w:w="2556"/>
+            <w:tcW w:w="2556" w:type="dxa"/>
           </w:tcPr>
           <w:p>
             <w:r>
@@ -30092,7 +29373,7 @@
       <w:tr>
         <w:tc>
           <w:tcPr>
-            <w:tcW w:type="dxa" w:w="2556"/>
+            <w:tcW w:w="2556" w:type="dxa"/>
           </w:tcPr>
           <w:p>
             <w:r>
@@ -30105,7 +29386,7 @@
         </w:tc>
         <w:tc>
           <w:tcPr>
-            <w:tcW w:type="dxa" w:w="2556"/>
+            <w:tcW w:w="2556" w:type="dxa"/>
           </w:tcPr>
           <w:p>
             <w:r>
@@ -30118,7 +29399,7 @@
         </w:tc>
         <w:tc>
           <w:tcPr>
-            <w:tcW w:type="dxa" w:w="2556"/>
+            <w:tcW w:w="2556" w:type="dxa"/>
           </w:tcPr>
           <w:p>
             <w:r>
@@ -30131,7 +29412,7 @@
         </w:tc>
         <w:tc>
           <w:tcPr>
-            <w:tcW w:type="dxa" w:w="2556"/>
+            <w:tcW w:w="2556" w:type="dxa"/>
           </w:tcPr>
           <w:p>
             <w:r>
@@ -30144,9 +29425,7 @@
         </w:tc>
       </w:tr>
     </w:tbl>
-    <w:p>
-      <w:pPr/>
-    </w:p>
+    <w:p/>
     <w:p>
       <w:pPr>
         <w:pStyle w:val="Heading3"/>
@@ -30156,7 +29435,6 @@
       </w:r>
     </w:p>
     <w:p>
-      <w:pPr/>
       <w:r>
         <w:t>(Ref: §7.8–7.10; SMA 1954 Chapter III, Sec. 15–18, Fifth Schedule)</w:t>
       </w:r>
@@ -30164,19 +29442,19 @@
     <w:tbl>
       <w:tblPr>
         <w:tblStyle w:val="TableGrid"/>
-        <w:tblW w:type="auto" w:w="0"/>
-        <w:tblLook w:firstColumn="1" w:firstRow="1" w:lastColumn="0" w:lastRow="0" w:noHBand="0" w:noVBand="1" w:val="04A0"/>
+        <w:tblW w:w="0" w:type="auto"/>
+        <w:tblLook w:val="04A0" w:firstRow="1" w:lastRow="0" w:firstColumn="1" w:lastColumn="0" w:noHBand="0" w:noVBand="1"/>
       </w:tblPr>
       <w:tblGrid>
-        <w:gridCol w:w="2556"/>
-        <w:gridCol w:w="2556"/>
-        <w:gridCol w:w="2556"/>
-        <w:gridCol w:w="2556"/>
+        <w:gridCol w:w="2553"/>
+        <w:gridCol w:w="2554"/>
+        <w:gridCol w:w="2553"/>
+        <w:gridCol w:w="2554"/>
       </w:tblGrid>
       <w:tr>
         <w:tc>
           <w:tcPr>
-            <w:tcW w:type="dxa" w:w="2556"/>
+            <w:tcW w:w="2556" w:type="dxa"/>
           </w:tcPr>
           <w:p>
             <w:r>
@@ -30190,7 +29468,7 @@
         </w:tc>
         <w:tc>
           <w:tcPr>
-            <w:tcW w:type="dxa" w:w="2556"/>
+            <w:tcW w:w="2556" w:type="dxa"/>
           </w:tcPr>
           <w:p>
             <w:r>
@@ -30204,7 +29482,7 @@
         </w:tc>
         <w:tc>
           <w:tcPr>
-            <w:tcW w:type="dxa" w:w="2556"/>
+            <w:tcW w:w="2556" w:type="dxa"/>
           </w:tcPr>
           <w:p>
             <w:r>
@@ -30218,7 +29496,7 @@
         </w:tc>
         <w:tc>
           <w:tcPr>
-            <w:tcW w:type="dxa" w:w="2556"/>
+            <w:tcW w:w="2556" w:type="dxa"/>
           </w:tcPr>
           <w:p>
             <w:r>
@@ -30234,7 +29512,7 @@
       <w:tr>
         <w:tc>
           <w:tcPr>
-            <w:tcW w:type="dxa" w:w="2556"/>
+            <w:tcW w:w="2556" w:type="dxa"/>
           </w:tcPr>
           <w:p>
             <w:r>
@@ -30247,33 +29525,41 @@
         </w:tc>
         <w:tc>
           <w:tcPr>
-            <w:tcW w:type="dxa" w:w="2556"/>
-          </w:tcPr>
-          <w:p>
-            <w:r>
-              <w:rPr>
-                <w:sz w:val="18"/>
-              </w:rPr>
-              <w:t>System shall accept an application for registration of a marriage celebrated in other forms, signed by both parties to the marriage</w:t>
-            </w:r>
-          </w:p>
-        </w:tc>
-        <w:tc>
-          <w:tcPr>
-            <w:tcW w:type="dxa" w:w="2556"/>
-          </w:tcPr>
-          <w:p>
-            <w:r>
-              <w:rPr>
-                <w:sz w:val="18"/>
-              </w:rPr>
+            <w:tcW w:w="2556" w:type="dxa"/>
+          </w:tcPr>
+          <w:p>
+            <w:r>
+              <w:rPr>
+                <w:sz w:val="18"/>
+              </w:rPr>
+              <w:t xml:space="preserve">System shall accept an application for registration of a </w:t>
+            </w:r>
+            <w:r>
+              <w:rPr>
+                <w:sz w:val="18"/>
+              </w:rPr>
+              <w:lastRenderedPageBreak/>
+              <w:t>marriage celebrated in other forms, signed by both parties to the marriage</w:t>
+            </w:r>
+          </w:p>
+        </w:tc>
+        <w:tc>
+          <w:tcPr>
+            <w:tcW w:w="2556" w:type="dxa"/>
+          </w:tcPr>
+          <w:p>
+            <w:r>
+              <w:rPr>
+                <w:sz w:val="18"/>
+              </w:rPr>
+              <w:lastRenderedPageBreak/>
               <w:t>Must</w:t>
             </w:r>
           </w:p>
         </w:tc>
         <w:tc>
           <w:tcPr>
-            <w:tcW w:type="dxa" w:w="2556"/>
+            <w:tcW w:w="2556" w:type="dxa"/>
           </w:tcPr>
           <w:p>
             <w:r>
@@ -30288,7 +29574,7 @@
       <w:tr>
         <w:tc>
           <w:tcPr>
-            <w:tcW w:type="dxa" w:w="2556"/>
+            <w:tcW w:w="2556" w:type="dxa"/>
           </w:tcPr>
           <w:p>
             <w:r>
@@ -30301,7 +29587,7 @@
         </w:tc>
         <w:tc>
           <w:tcPr>
-            <w:tcW w:type="dxa" w:w="2556"/>
+            <w:tcW w:w="2556" w:type="dxa"/>
           </w:tcPr>
           <w:p>
             <w:r>
@@ -30314,7 +29600,7 @@
         </w:tc>
         <w:tc>
           <w:tcPr>
-            <w:tcW w:type="dxa" w:w="2556"/>
+            <w:tcW w:w="2556" w:type="dxa"/>
           </w:tcPr>
           <w:p>
             <w:r>
@@ -30327,7 +29613,7 @@
         </w:tc>
         <w:tc>
           <w:tcPr>
-            <w:tcW w:type="dxa" w:w="2556"/>
+            <w:tcW w:w="2556" w:type="dxa"/>
           </w:tcPr>
           <w:p>
             <w:r>
@@ -30342,7 +29628,7 @@
       <w:tr>
         <w:tc>
           <w:tcPr>
-            <w:tcW w:type="dxa" w:w="2556"/>
+            <w:tcW w:w="2556" w:type="dxa"/>
           </w:tcPr>
           <w:p>
             <w:r>
@@ -30355,7 +29641,7 @@
         </w:tc>
         <w:tc>
           <w:tcPr>
-            <w:tcW w:type="dxa" w:w="2556"/>
+            <w:tcW w:w="2556" w:type="dxa"/>
           </w:tcPr>
           <w:p>
             <w:r>
@@ -30368,7 +29654,7 @@
         </w:tc>
         <w:tc>
           <w:tcPr>
-            <w:tcW w:type="dxa" w:w="2556"/>
+            <w:tcW w:w="2556" w:type="dxa"/>
           </w:tcPr>
           <w:p>
             <w:r>
@@ -30381,7 +29667,7 @@
         </w:tc>
         <w:tc>
           <w:tcPr>
-            <w:tcW w:type="dxa" w:w="2556"/>
+            <w:tcW w:w="2556" w:type="dxa"/>
           </w:tcPr>
           <w:p>
             <w:r>
@@ -30396,7 +29682,7 @@
       <w:tr>
         <w:tc>
           <w:tcPr>
-            <w:tcW w:type="dxa" w:w="2556"/>
+            <w:tcW w:w="2556" w:type="dxa"/>
           </w:tcPr>
           <w:p>
             <w:r>
@@ -30409,7 +29695,7 @@
         </w:tc>
         <w:tc>
           <w:tcPr>
-            <w:tcW w:type="dxa" w:w="2556"/>
+            <w:tcW w:w="2556" w:type="dxa"/>
           </w:tcPr>
           <w:p>
             <w:r>
@@ -30422,7 +29708,7 @@
         </w:tc>
         <w:tc>
           <w:tcPr>
-            <w:tcW w:type="dxa" w:w="2556"/>
+            <w:tcW w:w="2556" w:type="dxa"/>
           </w:tcPr>
           <w:p>
             <w:r>
@@ -30435,7 +29721,7 @@
         </w:tc>
         <w:tc>
           <w:tcPr>
-            <w:tcW w:type="dxa" w:w="2556"/>
+            <w:tcW w:w="2556" w:type="dxa"/>
           </w:tcPr>
           <w:p>
             <w:r>
@@ -30450,7 +29736,7 @@
       <w:tr>
         <w:tc>
           <w:tcPr>
-            <w:tcW w:type="dxa" w:w="2556"/>
+            <w:tcW w:w="2556" w:type="dxa"/>
           </w:tcPr>
           <w:p>
             <w:r>
@@ -30463,7 +29749,7 @@
         </w:tc>
         <w:tc>
           <w:tcPr>
-            <w:tcW w:type="dxa" w:w="2556"/>
+            <w:tcW w:w="2556" w:type="dxa"/>
           </w:tcPr>
           <w:p>
             <w:r>
@@ -30476,7 +29762,7 @@
         </w:tc>
         <w:tc>
           <w:tcPr>
-            <w:tcW w:type="dxa" w:w="2556"/>
+            <w:tcW w:w="2556" w:type="dxa"/>
           </w:tcPr>
           <w:p>
             <w:r>
@@ -30489,7 +29775,7 @@
         </w:tc>
         <w:tc>
           <w:tcPr>
-            <w:tcW w:type="dxa" w:w="2556"/>
+            <w:tcW w:w="2556" w:type="dxa"/>
           </w:tcPr>
           <w:p>
             <w:r>
@@ -30504,7 +29790,7 @@
       <w:tr>
         <w:tc>
           <w:tcPr>
-            <w:tcW w:type="dxa" w:w="2556"/>
+            <w:tcW w:w="2556" w:type="dxa"/>
           </w:tcPr>
           <w:p>
             <w:r>
@@ -30517,7 +29803,7 @@
         </w:tc>
         <w:tc>
           <w:tcPr>
-            <w:tcW w:type="dxa" w:w="2556"/>
+            <w:tcW w:w="2556" w:type="dxa"/>
           </w:tcPr>
           <w:p>
             <w:r>
@@ -30530,7 +29816,7 @@
         </w:tc>
         <w:tc>
           <w:tcPr>
-            <w:tcW w:type="dxa" w:w="2556"/>
+            <w:tcW w:w="2556" w:type="dxa"/>
           </w:tcPr>
           <w:p>
             <w:r>
@@ -30543,7 +29829,7 @@
         </w:tc>
         <w:tc>
           <w:tcPr>
-            <w:tcW w:type="dxa" w:w="2556"/>
+            <w:tcW w:w="2556" w:type="dxa"/>
           </w:tcPr>
           <w:p>
             <w:r>
@@ -30558,7 +29844,7 @@
       <w:tr>
         <w:tc>
           <w:tcPr>
-            <w:tcW w:type="dxa" w:w="2556"/>
+            <w:tcW w:w="2556" w:type="dxa"/>
           </w:tcPr>
           <w:p>
             <w:r>
@@ -30571,7 +29857,7 @@
         </w:tc>
         <w:tc>
           <w:tcPr>
-            <w:tcW w:type="dxa" w:w="2556"/>
+            <w:tcW w:w="2556" w:type="dxa"/>
           </w:tcPr>
           <w:p>
             <w:r>
@@ -30584,7 +29870,7 @@
         </w:tc>
         <w:tc>
           <w:tcPr>
-            <w:tcW w:type="dxa" w:w="2556"/>
+            <w:tcW w:w="2556" w:type="dxa"/>
           </w:tcPr>
           <w:p>
             <w:r>
@@ -30597,7 +29883,7 @@
         </w:tc>
         <w:tc>
           <w:tcPr>
-            <w:tcW w:type="dxa" w:w="2556"/>
+            <w:tcW w:w="2556" w:type="dxa"/>
           </w:tcPr>
           <w:p>
             <w:r>
@@ -30610,9 +29896,7 @@
         </w:tc>
       </w:tr>
     </w:tbl>
-    <w:p>
-      <w:pPr/>
-    </w:p>
+    <w:p/>
     <w:p>
       <w:pPr>
         <w:pStyle w:val="Heading3"/>
@@ -30622,7 +29906,6 @@
       </w:r>
     </w:p>
     <w:p>
-      <w:pPr/>
       <w:r>
         <w:t>(Ref: §7.5–7.10 first and second payment; Special Marriage (Karnataka) Rules, 1961)</w:t>
       </w:r>
@@ -30630,19 +29913,19 @@
     <w:tbl>
       <w:tblPr>
         <w:tblStyle w:val="TableGrid"/>
-        <w:tblW w:type="auto" w:w="0"/>
-        <w:tblLook w:firstColumn="1" w:firstRow="1" w:lastColumn="0" w:lastRow="0" w:noHBand="0" w:noVBand="1" w:val="04A0"/>
+        <w:tblW w:w="0" w:type="auto"/>
+        <w:tblLook w:val="04A0" w:firstRow="1" w:lastRow="0" w:firstColumn="1" w:lastColumn="0" w:noHBand="0" w:noVBand="1"/>
       </w:tblPr>
       <w:tblGrid>
-        <w:gridCol w:w="2556"/>
-        <w:gridCol w:w="2556"/>
-        <w:gridCol w:w="2556"/>
-        <w:gridCol w:w="2556"/>
+        <w:gridCol w:w="2553"/>
+        <w:gridCol w:w="2554"/>
+        <w:gridCol w:w="2553"/>
+        <w:gridCol w:w="2554"/>
       </w:tblGrid>
       <w:tr>
         <w:tc>
           <w:tcPr>
-            <w:tcW w:type="dxa" w:w="2556"/>
+            <w:tcW w:w="2556" w:type="dxa"/>
           </w:tcPr>
           <w:p>
             <w:r>
@@ -30656,7 +29939,7 @@
         </w:tc>
         <w:tc>
           <w:tcPr>
-            <w:tcW w:type="dxa" w:w="2556"/>
+            <w:tcW w:w="2556" w:type="dxa"/>
           </w:tcPr>
           <w:p>
             <w:r>
@@ -30670,7 +29953,7 @@
         </w:tc>
         <w:tc>
           <w:tcPr>
-            <w:tcW w:type="dxa" w:w="2556"/>
+            <w:tcW w:w="2556" w:type="dxa"/>
           </w:tcPr>
           <w:p>
             <w:r>
@@ -30684,7 +29967,7 @@
         </w:tc>
         <w:tc>
           <w:tcPr>
-            <w:tcW w:type="dxa" w:w="2556"/>
+            <w:tcW w:w="2556" w:type="dxa"/>
           </w:tcPr>
           <w:p>
             <w:r>
@@ -30700,7 +29983,7 @@
       <w:tr>
         <w:tc>
           <w:tcPr>
-            <w:tcW w:type="dxa" w:w="2556"/>
+            <w:tcW w:w="2556" w:type="dxa"/>
           </w:tcPr>
           <w:p>
             <w:r>
@@ -30713,7 +29996,7 @@
         </w:tc>
         <w:tc>
           <w:tcPr>
-            <w:tcW w:type="dxa" w:w="2556"/>
+            <w:tcW w:w="2556" w:type="dxa"/>
           </w:tcPr>
           <w:p>
             <w:r>
@@ -30726,7 +30009,7 @@
         </w:tc>
         <w:tc>
           <w:tcPr>
-            <w:tcW w:type="dxa" w:w="2556"/>
+            <w:tcW w:w="2556" w:type="dxa"/>
           </w:tcPr>
           <w:p>
             <w:r>
@@ -30739,7 +30022,7 @@
         </w:tc>
         <w:tc>
           <w:tcPr>
-            <w:tcW w:type="dxa" w:w="2556"/>
+            <w:tcW w:w="2556" w:type="dxa"/>
           </w:tcPr>
           <w:p>
             <w:r>
@@ -30754,7 +30037,7 @@
       <w:tr>
         <w:tc>
           <w:tcPr>
-            <w:tcW w:type="dxa" w:w="2556"/>
+            <w:tcW w:w="2556" w:type="dxa"/>
           </w:tcPr>
           <w:p>
             <w:r>
@@ -30767,7 +30050,7 @@
         </w:tc>
         <w:tc>
           <w:tcPr>
-            <w:tcW w:type="dxa" w:w="2556"/>
+            <w:tcW w:w="2556" w:type="dxa"/>
           </w:tcPr>
           <w:p>
             <w:r>
@@ -30780,7 +30063,7 @@
         </w:tc>
         <w:tc>
           <w:tcPr>
-            <w:tcW w:type="dxa" w:w="2556"/>
+            <w:tcW w:w="2556" w:type="dxa"/>
           </w:tcPr>
           <w:p>
             <w:r>
@@ -30793,7 +30076,7 @@
         </w:tc>
         <w:tc>
           <w:tcPr>
-            <w:tcW w:type="dxa" w:w="2556"/>
+            <w:tcW w:w="2556" w:type="dxa"/>
           </w:tcPr>
           <w:p>
             <w:r>
@@ -30808,7 +30091,7 @@
       <w:tr>
         <w:tc>
           <w:tcPr>
-            <w:tcW w:type="dxa" w:w="2556"/>
+            <w:tcW w:w="2556" w:type="dxa"/>
           </w:tcPr>
           <w:p>
             <w:r>
@@ -30821,33 +30104,41 @@
         </w:tc>
         <w:tc>
           <w:tcPr>
-            <w:tcW w:type="dxa" w:w="2556"/>
-          </w:tcPr>
-          <w:p>
-            <w:r>
-              <w:rPr>
-                <w:sz w:val="18"/>
-              </w:rPr>
-              <w:t>System shall apply the additional prescribed fee where solemnization is at a place other than the Marriage Officer's office</w:t>
-            </w:r>
-          </w:p>
-        </w:tc>
-        <w:tc>
-          <w:tcPr>
-            <w:tcW w:type="dxa" w:w="2556"/>
-          </w:tcPr>
-          <w:p>
-            <w:r>
-              <w:rPr>
-                <w:sz w:val="18"/>
-              </w:rPr>
+            <w:tcW w:w="2556" w:type="dxa"/>
+          </w:tcPr>
+          <w:p>
+            <w:r>
+              <w:rPr>
+                <w:sz w:val="18"/>
+              </w:rPr>
+              <w:t xml:space="preserve">System shall apply the additional prescribed fee where solemnization is at a place </w:t>
+            </w:r>
+            <w:r>
+              <w:rPr>
+                <w:sz w:val="18"/>
+              </w:rPr>
+              <w:lastRenderedPageBreak/>
+              <w:t>other than the Marriage Officer's office</w:t>
+            </w:r>
+          </w:p>
+        </w:tc>
+        <w:tc>
+          <w:tcPr>
+            <w:tcW w:w="2556" w:type="dxa"/>
+          </w:tcPr>
+          <w:p>
+            <w:r>
+              <w:rPr>
+                <w:sz w:val="18"/>
+              </w:rPr>
+              <w:lastRenderedPageBreak/>
               <w:t>Should</w:t>
             </w:r>
           </w:p>
         </w:tc>
         <w:tc>
           <w:tcPr>
-            <w:tcW w:type="dxa" w:w="2556"/>
+            <w:tcW w:w="2556" w:type="dxa"/>
           </w:tcPr>
           <w:p>
             <w:r>
@@ -30862,7 +30153,7 @@
       <w:tr>
         <w:tc>
           <w:tcPr>
-            <w:tcW w:type="dxa" w:w="2556"/>
+            <w:tcW w:w="2556" w:type="dxa"/>
           </w:tcPr>
           <w:p>
             <w:r>
@@ -30875,7 +30166,7 @@
         </w:tc>
         <w:tc>
           <w:tcPr>
-            <w:tcW w:type="dxa" w:w="2556"/>
+            <w:tcW w:w="2556" w:type="dxa"/>
           </w:tcPr>
           <w:p>
             <w:r>
@@ -30888,7 +30179,7 @@
         </w:tc>
         <w:tc>
           <w:tcPr>
-            <w:tcW w:type="dxa" w:w="2556"/>
+            <w:tcW w:w="2556" w:type="dxa"/>
           </w:tcPr>
           <w:p>
             <w:r>
@@ -30901,7 +30192,7 @@
         </w:tc>
         <w:tc>
           <w:tcPr>
-            <w:tcW w:type="dxa" w:w="2556"/>
+            <w:tcW w:w="2556" w:type="dxa"/>
           </w:tcPr>
           <w:p>
             <w:r>
@@ -30916,7 +30207,7 @@
       <w:tr>
         <w:tc>
           <w:tcPr>
-            <w:tcW w:type="dxa" w:w="2556"/>
+            <w:tcW w:w="2556" w:type="dxa"/>
           </w:tcPr>
           <w:p>
             <w:r>
@@ -30929,7 +30220,7 @@
         </w:tc>
         <w:tc>
           <w:tcPr>
-            <w:tcW w:type="dxa" w:w="2556"/>
+            <w:tcW w:w="2556" w:type="dxa"/>
           </w:tcPr>
           <w:p>
             <w:r>
@@ -30942,7 +30233,7 @@
         </w:tc>
         <w:tc>
           <w:tcPr>
-            <w:tcW w:type="dxa" w:w="2556"/>
+            <w:tcW w:w="2556" w:type="dxa"/>
           </w:tcPr>
           <w:p>
             <w:r>
@@ -30955,7 +30246,7 @@
         </w:tc>
         <w:tc>
           <w:tcPr>
-            <w:tcW w:type="dxa" w:w="2556"/>
+            <w:tcW w:w="2556" w:type="dxa"/>
           </w:tcPr>
           <w:p>
             <w:r>
@@ -30968,9 +30259,7 @@
         </w:tc>
       </w:tr>
     </w:tbl>
-    <w:p>
-      <w:pPr/>
-    </w:p>
+    <w:p/>
     <w:p>
       <w:pPr>
         <w:pStyle w:val="Heading3"/>
@@ -30980,7 +30269,6 @@
       </w:r>
     </w:p>
     <w:p>
-      <w:pPr/>
       <w:r>
         <w:t>(Ref: §7.5–7.10; SMA 1954 Sec. 6, 47–48)</w:t>
       </w:r>
@@ -30988,19 +30276,19 @@
     <w:tbl>
       <w:tblPr>
         <w:tblStyle w:val="TableGrid"/>
-        <w:tblW w:type="auto" w:w="0"/>
-        <w:tblLook w:firstColumn="1" w:firstRow="1" w:lastColumn="0" w:lastRow="0" w:noHBand="0" w:noVBand="1" w:val="04A0"/>
+        <w:tblW w:w="0" w:type="auto"/>
+        <w:tblLook w:val="04A0" w:firstRow="1" w:lastRow="0" w:firstColumn="1" w:lastColumn="0" w:noHBand="0" w:noVBand="1"/>
       </w:tblPr>
       <w:tblGrid>
-        <w:gridCol w:w="2556"/>
-        <w:gridCol w:w="2556"/>
-        <w:gridCol w:w="2556"/>
-        <w:gridCol w:w="2556"/>
+        <w:gridCol w:w="2553"/>
+        <w:gridCol w:w="2554"/>
+        <w:gridCol w:w="2553"/>
+        <w:gridCol w:w="2554"/>
       </w:tblGrid>
       <w:tr>
         <w:tc>
           <w:tcPr>
-            <w:tcW w:type="dxa" w:w="2556"/>
+            <w:tcW w:w="2556" w:type="dxa"/>
           </w:tcPr>
           <w:p>
             <w:r>
@@ -31014,7 +30302,7 @@
         </w:tc>
         <w:tc>
           <w:tcPr>
-            <w:tcW w:type="dxa" w:w="2556"/>
+            <w:tcW w:w="2556" w:type="dxa"/>
           </w:tcPr>
           <w:p>
             <w:r>
@@ -31028,7 +30316,7 @@
         </w:tc>
         <w:tc>
           <w:tcPr>
-            <w:tcW w:type="dxa" w:w="2556"/>
+            <w:tcW w:w="2556" w:type="dxa"/>
           </w:tcPr>
           <w:p>
             <w:r>
@@ -31042,7 +30330,7 @@
         </w:tc>
         <w:tc>
           <w:tcPr>
-            <w:tcW w:type="dxa" w:w="2556"/>
+            <w:tcW w:w="2556" w:type="dxa"/>
           </w:tcPr>
           <w:p>
             <w:r>
@@ -31058,7 +30346,7 @@
       <w:tr>
         <w:tc>
           <w:tcPr>
-            <w:tcW w:type="dxa" w:w="2556"/>
+            <w:tcW w:w="2556" w:type="dxa"/>
           </w:tcPr>
           <w:p>
             <w:r>
@@ -31071,7 +30359,7 @@
         </w:tc>
         <w:tc>
           <w:tcPr>
-            <w:tcW w:type="dxa" w:w="2556"/>
+            <w:tcW w:w="2556" w:type="dxa"/>
           </w:tcPr>
           <w:p>
             <w:r>
@@ -31084,7 +30372,7 @@
         </w:tc>
         <w:tc>
           <w:tcPr>
-            <w:tcW w:type="dxa" w:w="2556"/>
+            <w:tcW w:w="2556" w:type="dxa"/>
           </w:tcPr>
           <w:p>
             <w:r>
@@ -31097,7 +30385,7 @@
         </w:tc>
         <w:tc>
           <w:tcPr>
-            <w:tcW w:type="dxa" w:w="2556"/>
+            <w:tcW w:w="2556" w:type="dxa"/>
           </w:tcPr>
           <w:p>
             <w:r>
@@ -31112,7 +30400,7 @@
       <w:tr>
         <w:tc>
           <w:tcPr>
-            <w:tcW w:type="dxa" w:w="2556"/>
+            <w:tcW w:w="2556" w:type="dxa"/>
           </w:tcPr>
           <w:p>
             <w:r>
@@ -31125,7 +30413,7 @@
         </w:tc>
         <w:tc>
           <w:tcPr>
-            <w:tcW w:type="dxa" w:w="2556"/>
+            <w:tcW w:w="2556" w:type="dxa"/>
           </w:tcPr>
           <w:p>
             <w:r>
@@ -31138,7 +30426,7 @@
         </w:tc>
         <w:tc>
           <w:tcPr>
-            <w:tcW w:type="dxa" w:w="2556"/>
+            <w:tcW w:w="2556" w:type="dxa"/>
           </w:tcPr>
           <w:p>
             <w:r>
@@ -31151,7 +30439,7 @@
         </w:tc>
         <w:tc>
           <w:tcPr>
-            <w:tcW w:type="dxa" w:w="2556"/>
+            <w:tcW w:w="2556" w:type="dxa"/>
           </w:tcPr>
           <w:p>
             <w:r>
@@ -31166,7 +30454,7 @@
       <w:tr>
         <w:tc>
           <w:tcPr>
-            <w:tcW w:type="dxa" w:w="2556"/>
+            <w:tcW w:w="2556" w:type="dxa"/>
           </w:tcPr>
           <w:p>
             <w:r>
@@ -31179,7 +30467,7 @@
         </w:tc>
         <w:tc>
           <w:tcPr>
-            <w:tcW w:type="dxa" w:w="2556"/>
+            <w:tcW w:w="2556" w:type="dxa"/>
           </w:tcPr>
           <w:p>
             <w:r>
@@ -31192,7 +30480,7 @@
         </w:tc>
         <w:tc>
           <w:tcPr>
-            <w:tcW w:type="dxa" w:w="2556"/>
+            <w:tcW w:w="2556" w:type="dxa"/>
           </w:tcPr>
           <w:p>
             <w:r>
@@ -31205,7 +30493,7 @@
         </w:tc>
         <w:tc>
           <w:tcPr>
-            <w:tcW w:type="dxa" w:w="2556"/>
+            <w:tcW w:w="2556" w:type="dxa"/>
           </w:tcPr>
           <w:p>
             <w:r>
@@ -31220,7 +30508,7 @@
       <w:tr>
         <w:tc>
           <w:tcPr>
-            <w:tcW w:type="dxa" w:w="2556"/>
+            <w:tcW w:w="2556" w:type="dxa"/>
           </w:tcPr>
           <w:p>
             <w:r>
@@ -31233,7 +30521,7 @@
         </w:tc>
         <w:tc>
           <w:tcPr>
-            <w:tcW w:type="dxa" w:w="2556"/>
+            <w:tcW w:w="2556" w:type="dxa"/>
           </w:tcPr>
           <w:p>
             <w:r>
@@ -31246,7 +30534,7 @@
         </w:tc>
         <w:tc>
           <w:tcPr>
-            <w:tcW w:type="dxa" w:w="2556"/>
+            <w:tcW w:w="2556" w:type="dxa"/>
           </w:tcPr>
           <w:p>
             <w:r>
@@ -31259,7 +30547,7 @@
         </w:tc>
         <w:tc>
           <w:tcPr>
-            <w:tcW w:type="dxa" w:w="2556"/>
+            <w:tcW w:w="2556" w:type="dxa"/>
           </w:tcPr>
           <w:p>
             <w:r>
@@ -31274,7 +30562,7 @@
       <w:tr>
         <w:tc>
           <w:tcPr>
-            <w:tcW w:type="dxa" w:w="2556"/>
+            <w:tcW w:w="2556" w:type="dxa"/>
           </w:tcPr>
           <w:p>
             <w:r>
@@ -31287,7 +30575,7 @@
         </w:tc>
         <w:tc>
           <w:tcPr>
-            <w:tcW w:type="dxa" w:w="2556"/>
+            <w:tcW w:w="2556" w:type="dxa"/>
           </w:tcPr>
           <w:p>
             <w:r>
@@ -31300,7 +30588,7 @@
         </w:tc>
         <w:tc>
           <w:tcPr>
-            <w:tcW w:type="dxa" w:w="2556"/>
+            <w:tcW w:w="2556" w:type="dxa"/>
           </w:tcPr>
           <w:p>
             <w:r>
@@ -31313,7 +30601,7 @@
         </w:tc>
         <w:tc>
           <w:tcPr>
-            <w:tcW w:type="dxa" w:w="2556"/>
+            <w:tcW w:w="2556" w:type="dxa"/>
           </w:tcPr>
           <w:p>
             <w:r>
@@ -31328,7 +30616,7 @@
       <w:tr>
         <w:tc>
           <w:tcPr>
-            <w:tcW w:type="dxa" w:w="2556"/>
+            <w:tcW w:w="2556" w:type="dxa"/>
           </w:tcPr>
           <w:p>
             <w:r>
@@ -31341,7 +30629,7 @@
         </w:tc>
         <w:tc>
           <w:tcPr>
-            <w:tcW w:type="dxa" w:w="2556"/>
+            <w:tcW w:w="2556" w:type="dxa"/>
           </w:tcPr>
           <w:p>
             <w:r>
@@ -31354,7 +30642,7 @@
         </w:tc>
         <w:tc>
           <w:tcPr>
-            <w:tcW w:type="dxa" w:w="2556"/>
+            <w:tcW w:w="2556" w:type="dxa"/>
           </w:tcPr>
           <w:p>
             <w:r>
@@ -31367,7 +30655,7 @@
         </w:tc>
         <w:tc>
           <w:tcPr>
-            <w:tcW w:type="dxa" w:w="2556"/>
+            <w:tcW w:w="2556" w:type="dxa"/>
           </w:tcPr>
           <w:p>
             <w:r>
@@ -31382,7 +30670,7 @@
       <w:tr>
         <w:tc>
           <w:tcPr>
-            <w:tcW w:type="dxa" w:w="2556"/>
+            <w:tcW w:w="2556" w:type="dxa"/>
           </w:tcPr>
           <w:p>
             <w:r>
@@ -31395,7 +30683,7 @@
         </w:tc>
         <w:tc>
           <w:tcPr>
-            <w:tcW w:type="dxa" w:w="2556"/>
+            <w:tcW w:w="2556" w:type="dxa"/>
           </w:tcPr>
           <w:p>
             <w:r>
@@ -31408,7 +30696,7 @@
         </w:tc>
         <w:tc>
           <w:tcPr>
-            <w:tcW w:type="dxa" w:w="2556"/>
+            <w:tcW w:w="2556" w:type="dxa"/>
           </w:tcPr>
           <w:p>
             <w:r>
@@ -31421,7 +30709,7 @@
         </w:tc>
         <w:tc>
           <w:tcPr>
-            <w:tcW w:type="dxa" w:w="2556"/>
+            <w:tcW w:w="2556" w:type="dxa"/>
           </w:tcPr>
           <w:p>
             <w:r>
@@ -31434,9 +30722,7 @@
         </w:tc>
       </w:tr>
     </w:tbl>
-    <w:p>
-      <w:pPr/>
-    </w:p>
+    <w:p/>
     <w:p>
       <w:pPr>
         <w:pStyle w:val="Heading2"/>
@@ -32881,9 +32167,12 @@
         </w:tc>
       </w:tr>
       <w:tr>
-        <w:tc>
-          <w:tcPr>
-            <w:tcW w:type="dxa" w:w="2553"/>
+        <w:trPr>
+          <w:jc w:val="center"/>
+        </w:trPr>
+        <w:tc>
+          <w:tcPr>
+            <w:tcW w:w="2553" w:type="dxa"/>
           </w:tcPr>
           <w:p>
             <w:r>
@@ -32896,7 +32185,7 @@
         </w:tc>
         <w:tc>
           <w:tcPr>
-            <w:tcW w:type="dxa" w:w="2554"/>
+            <w:tcW w:w="2554" w:type="dxa"/>
           </w:tcPr>
           <w:p>
             <w:r>
@@ -32909,7 +32198,7 @@
         </w:tc>
         <w:tc>
           <w:tcPr>
-            <w:tcW w:type="dxa" w:w="2553"/>
+            <w:tcW w:w="2553" w:type="dxa"/>
           </w:tcPr>
           <w:p>
             <w:r>
@@ -32922,7 +32211,7 @@
         </w:tc>
         <w:tc>
           <w:tcPr>
-            <w:tcW w:type="dxa" w:w="2554"/>
+            <w:tcW w:w="2554" w:type="dxa"/>
           </w:tcPr>
           <w:p>
             <w:r>
@@ -32935,9 +32224,12 @@
         </w:tc>
       </w:tr>
       <w:tr>
-        <w:tc>
-          <w:tcPr>
-            <w:tcW w:type="dxa" w:w="2553"/>
+        <w:trPr>
+          <w:jc w:val="center"/>
+        </w:trPr>
+        <w:tc>
+          <w:tcPr>
+            <w:tcW w:w="2553" w:type="dxa"/>
           </w:tcPr>
           <w:p>
             <w:r>
@@ -32950,7 +32242,7 @@
         </w:tc>
         <w:tc>
           <w:tcPr>
-            <w:tcW w:type="dxa" w:w="2554"/>
+            <w:tcW w:w="2554" w:type="dxa"/>
           </w:tcPr>
           <w:p>
             <w:r>
@@ -32963,7 +32255,7 @@
         </w:tc>
         <w:tc>
           <w:tcPr>
-            <w:tcW w:type="dxa" w:w="2553"/>
+            <w:tcW w:w="2553" w:type="dxa"/>
           </w:tcPr>
           <w:p>
             <w:r>
@@ -32976,7 +32268,7 @@
         </w:tc>
         <w:tc>
           <w:tcPr>
-            <w:tcW w:type="dxa" w:w="2554"/>
+            <w:tcW w:w="2554" w:type="dxa"/>
           </w:tcPr>
           <w:p>
             <w:r>
@@ -32989,9 +32281,12 @@
         </w:tc>
       </w:tr>
       <w:tr>
-        <w:tc>
-          <w:tcPr>
-            <w:tcW w:type="dxa" w:w="2553"/>
+        <w:trPr>
+          <w:jc w:val="center"/>
+        </w:trPr>
+        <w:tc>
+          <w:tcPr>
+            <w:tcW w:w="2553" w:type="dxa"/>
           </w:tcPr>
           <w:p>
             <w:r>
@@ -33004,7 +32299,7 @@
         </w:tc>
         <w:tc>
           <w:tcPr>
-            <w:tcW w:type="dxa" w:w="2554"/>
+            <w:tcW w:w="2554" w:type="dxa"/>
           </w:tcPr>
           <w:p>
             <w:r>
@@ -33017,7 +32312,7 @@
         </w:tc>
         <w:tc>
           <w:tcPr>
-            <w:tcW w:type="dxa" w:w="2553"/>
+            <w:tcW w:w="2553" w:type="dxa"/>
           </w:tcPr>
           <w:p>
             <w:r>
@@ -33030,7 +32325,7 @@
         </w:tc>
         <w:tc>
           <w:tcPr>
-            <w:tcW w:type="dxa" w:w="2554"/>
+            <w:tcW w:w="2554" w:type="dxa"/>
           </w:tcPr>
           <w:p>
             <w:r>
@@ -33043,9 +32338,12 @@
         </w:tc>
       </w:tr>
       <w:tr>
-        <w:tc>
-          <w:tcPr>
-            <w:tcW w:type="dxa" w:w="2553"/>
+        <w:trPr>
+          <w:jc w:val="center"/>
+        </w:trPr>
+        <w:tc>
+          <w:tcPr>
+            <w:tcW w:w="2553" w:type="dxa"/>
           </w:tcPr>
           <w:p>
             <w:r>
@@ -33058,7 +32356,7 @@
         </w:tc>
         <w:tc>
           <w:tcPr>
-            <w:tcW w:type="dxa" w:w="2554"/>
+            <w:tcW w:w="2554" w:type="dxa"/>
           </w:tcPr>
           <w:p>
             <w:r>
@@ -33071,7 +32369,7 @@
         </w:tc>
         <w:tc>
           <w:tcPr>
-            <w:tcW w:type="dxa" w:w="2553"/>
+            <w:tcW w:w="2553" w:type="dxa"/>
           </w:tcPr>
           <w:p>
             <w:r>
@@ -33084,7 +32382,7 @@
         </w:tc>
         <w:tc>
           <w:tcPr>
-            <w:tcW w:type="dxa" w:w="2554"/>
+            <w:tcW w:w="2554" w:type="dxa"/>
           </w:tcPr>
           <w:p>
             <w:r>
@@ -33097,9 +32395,12 @@
         </w:tc>
       </w:tr>
       <w:tr>
-        <w:tc>
-          <w:tcPr>
-            <w:tcW w:type="dxa" w:w="2553"/>
+        <w:trPr>
+          <w:jc w:val="center"/>
+        </w:trPr>
+        <w:tc>
+          <w:tcPr>
+            <w:tcW w:w="2553" w:type="dxa"/>
           </w:tcPr>
           <w:p>
             <w:r>
@@ -33112,7 +32413,7 @@
         </w:tc>
         <w:tc>
           <w:tcPr>
-            <w:tcW w:type="dxa" w:w="2554"/>
+            <w:tcW w:w="2554" w:type="dxa"/>
           </w:tcPr>
           <w:p>
             <w:r>
@@ -33125,7 +32426,7 @@
         </w:tc>
         <w:tc>
           <w:tcPr>
-            <w:tcW w:type="dxa" w:w="2553"/>
+            <w:tcW w:w="2553" w:type="dxa"/>
           </w:tcPr>
           <w:p>
             <w:r>
@@ -33138,7 +32439,7 @@
         </w:tc>
         <w:tc>
           <w:tcPr>
-            <w:tcW w:type="dxa" w:w="2554"/>
+            <w:tcW w:w="2554" w:type="dxa"/>
           </w:tcPr>
           <w:p>
             <w:r>
@@ -33151,9 +32452,12 @@
         </w:tc>
       </w:tr>
       <w:tr>
-        <w:tc>
-          <w:tcPr>
-            <w:tcW w:type="dxa" w:w="2553"/>
+        <w:trPr>
+          <w:jc w:val="center"/>
+        </w:trPr>
+        <w:tc>
+          <w:tcPr>
+            <w:tcW w:w="2553" w:type="dxa"/>
           </w:tcPr>
           <w:p>
             <w:r>
@@ -33166,7 +32470,7 @@
         </w:tc>
         <w:tc>
           <w:tcPr>
-            <w:tcW w:type="dxa" w:w="2554"/>
+            <w:tcW w:w="2554" w:type="dxa"/>
           </w:tcPr>
           <w:p>
             <w:r>
@@ -33179,7 +32483,7 @@
         </w:tc>
         <w:tc>
           <w:tcPr>
-            <w:tcW w:type="dxa" w:w="2553"/>
+            <w:tcW w:w="2553" w:type="dxa"/>
           </w:tcPr>
           <w:p>
             <w:r>
@@ -33192,7 +32496,7 @@
         </w:tc>
         <w:tc>
           <w:tcPr>
-            <w:tcW w:type="dxa" w:w="2554"/>
+            <w:tcW w:w="2554" w:type="dxa"/>
           </w:tcPr>
           <w:p>
             <w:r>
@@ -33205,9 +32509,12 @@
         </w:tc>
       </w:tr>
       <w:tr>
-        <w:tc>
-          <w:tcPr>
-            <w:tcW w:type="dxa" w:w="2553"/>
+        <w:trPr>
+          <w:jc w:val="center"/>
+        </w:trPr>
+        <w:tc>
+          <w:tcPr>
+            <w:tcW w:w="2553" w:type="dxa"/>
           </w:tcPr>
           <w:p>
             <w:r>
@@ -33220,7 +32527,7 @@
         </w:tc>
         <w:tc>
           <w:tcPr>
-            <w:tcW w:type="dxa" w:w="2554"/>
+            <w:tcW w:w="2554" w:type="dxa"/>
           </w:tcPr>
           <w:p>
             <w:r>
@@ -33233,7 +32540,7 @@
         </w:tc>
         <w:tc>
           <w:tcPr>
-            <w:tcW w:type="dxa" w:w="2553"/>
+            <w:tcW w:w="2553" w:type="dxa"/>
           </w:tcPr>
           <w:p>
             <w:r>
@@ -33246,7 +32553,7 @@
         </w:tc>
         <w:tc>
           <w:tcPr>
-            <w:tcW w:type="dxa" w:w="2554"/>
+            <w:tcW w:w="2554" w:type="dxa"/>
           </w:tcPr>
           <w:p>
             <w:r>
@@ -33259,9 +32566,12 @@
         </w:tc>
       </w:tr>
       <w:tr>
-        <w:tc>
-          <w:tcPr>
-            <w:tcW w:type="dxa" w:w="2553"/>
+        <w:trPr>
+          <w:jc w:val="center"/>
+        </w:trPr>
+        <w:tc>
+          <w:tcPr>
+            <w:tcW w:w="2553" w:type="dxa"/>
           </w:tcPr>
           <w:p>
             <w:r>
@@ -33274,7 +32584,7 @@
         </w:tc>
         <w:tc>
           <w:tcPr>
-            <w:tcW w:type="dxa" w:w="2554"/>
+            <w:tcW w:w="2554" w:type="dxa"/>
           </w:tcPr>
           <w:p>
             <w:r>
@@ -33287,7 +32597,7 @@
         </w:tc>
         <w:tc>
           <w:tcPr>
-            <w:tcW w:type="dxa" w:w="2553"/>
+            <w:tcW w:w="2553" w:type="dxa"/>
           </w:tcPr>
           <w:p>
             <w:r>
@@ -33300,7 +32610,7 @@
         </w:tc>
         <w:tc>
           <w:tcPr>
-            <w:tcW w:type="dxa" w:w="2554"/>
+            <w:tcW w:w="2554" w:type="dxa"/>
           </w:tcPr>
           <w:p>
             <w:r>
@@ -33313,9 +32623,12 @@
         </w:tc>
       </w:tr>
       <w:tr>
-        <w:tc>
-          <w:tcPr>
-            <w:tcW w:type="dxa" w:w="2553"/>
+        <w:trPr>
+          <w:jc w:val="center"/>
+        </w:trPr>
+        <w:tc>
+          <w:tcPr>
+            <w:tcW w:w="2553" w:type="dxa"/>
           </w:tcPr>
           <w:p>
             <w:r>
@@ -33328,7 +32641,7 @@
         </w:tc>
         <w:tc>
           <w:tcPr>
-            <w:tcW w:type="dxa" w:w="2554"/>
+            <w:tcW w:w="2554" w:type="dxa"/>
           </w:tcPr>
           <w:p>
             <w:r>
@@ -33341,7 +32654,7 @@
         </w:tc>
         <w:tc>
           <w:tcPr>
-            <w:tcW w:type="dxa" w:w="2553"/>
+            <w:tcW w:w="2553" w:type="dxa"/>
           </w:tcPr>
           <w:p>
             <w:r>
@@ -33354,7 +32667,7 @@
         </w:tc>
         <w:tc>
           <w:tcPr>
-            <w:tcW w:type="dxa" w:w="2554"/>
+            <w:tcW w:w="2554" w:type="dxa"/>
           </w:tcPr>
           <w:p>
             <w:r>
@@ -33367,9 +32680,12 @@
         </w:tc>
       </w:tr>
       <w:tr>
-        <w:tc>
-          <w:tcPr>
-            <w:tcW w:type="dxa" w:w="2553"/>
+        <w:trPr>
+          <w:jc w:val="center"/>
+        </w:trPr>
+        <w:tc>
+          <w:tcPr>
+            <w:tcW w:w="2553" w:type="dxa"/>
           </w:tcPr>
           <w:p>
             <w:r>
@@ -33382,7 +32698,7 @@
         </w:tc>
         <w:tc>
           <w:tcPr>
-            <w:tcW w:type="dxa" w:w="2554"/>
+            <w:tcW w:w="2554" w:type="dxa"/>
           </w:tcPr>
           <w:p>
             <w:r>
@@ -33395,7 +32711,7 @@
         </w:tc>
         <w:tc>
           <w:tcPr>
-            <w:tcW w:type="dxa" w:w="2553"/>
+            <w:tcW w:w="2553" w:type="dxa"/>
           </w:tcPr>
           <w:p>
             <w:r>
@@ -33408,7 +32724,7 @@
         </w:tc>
         <w:tc>
           <w:tcPr>
-            <w:tcW w:type="dxa" w:w="2554"/>
+            <w:tcW w:w="2554" w:type="dxa"/>
           </w:tcPr>
           <w:p>
             <w:r>
@@ -33421,9 +32737,12 @@
         </w:tc>
       </w:tr>
       <w:tr>
-        <w:tc>
-          <w:tcPr>
-            <w:tcW w:type="dxa" w:w="2553"/>
+        <w:trPr>
+          <w:jc w:val="center"/>
+        </w:trPr>
+        <w:tc>
+          <w:tcPr>
+            <w:tcW w:w="2553" w:type="dxa"/>
           </w:tcPr>
           <w:p>
             <w:r>
@@ -33436,7 +32755,7 @@
         </w:tc>
         <w:tc>
           <w:tcPr>
-            <w:tcW w:type="dxa" w:w="2554"/>
+            <w:tcW w:w="2554" w:type="dxa"/>
           </w:tcPr>
           <w:p>
             <w:r>
@@ -33449,7 +32768,7 @@
         </w:tc>
         <w:tc>
           <w:tcPr>
-            <w:tcW w:type="dxa" w:w="2553"/>
+            <w:tcW w:w="2553" w:type="dxa"/>
           </w:tcPr>
           <w:p>
             <w:r>
@@ -33462,7 +32781,7 @@
         </w:tc>
         <w:tc>
           <w:tcPr>
-            <w:tcW w:type="dxa" w:w="2554"/>
+            <w:tcW w:w="2554" w:type="dxa"/>
           </w:tcPr>
           <w:p>
             <w:r>
@@ -33475,9 +32794,12 @@
         </w:tc>
       </w:tr>
       <w:tr>
-        <w:tc>
-          <w:tcPr>
-            <w:tcW w:type="dxa" w:w="2553"/>
+        <w:trPr>
+          <w:jc w:val="center"/>
+        </w:trPr>
+        <w:tc>
+          <w:tcPr>
+            <w:tcW w:w="2553" w:type="dxa"/>
           </w:tcPr>
           <w:p>
             <w:r>
@@ -33490,7 +32812,7 @@
         </w:tc>
         <w:tc>
           <w:tcPr>
-            <w:tcW w:type="dxa" w:w="2554"/>
+            <w:tcW w:w="2554" w:type="dxa"/>
           </w:tcPr>
           <w:p>
             <w:r>
@@ -33503,7 +32825,7 @@
         </w:tc>
         <w:tc>
           <w:tcPr>
-            <w:tcW w:type="dxa" w:w="2553"/>
+            <w:tcW w:w="2553" w:type="dxa"/>
           </w:tcPr>
           <w:p>
             <w:r>
@@ -33516,7 +32838,7 @@
         </w:tc>
         <w:tc>
           <w:tcPr>
-            <w:tcW w:type="dxa" w:w="2554"/>
+            <w:tcW w:w="2554" w:type="dxa"/>
           </w:tcPr>
           <w:p>
             <w:r>
@@ -33529,22 +32851,26 @@
         </w:tc>
       </w:tr>
       <w:tr>
-        <w:tc>
-          <w:tcPr>
-            <w:tcW w:type="dxa" w:w="2553"/>
-          </w:tcPr>
-          <w:p>
-            <w:r>
-              <w:rPr>
-                <w:sz w:val="18"/>
-              </w:rPr>
+        <w:trPr>
+          <w:jc w:val="center"/>
+        </w:trPr>
+        <w:tc>
+          <w:tcPr>
+            <w:tcW w:w="2553" w:type="dxa"/>
+          </w:tcPr>
+          <w:p>
+            <w:r>
+              <w:rPr>
+                <w:sz w:val="18"/>
+              </w:rPr>
+              <w:lastRenderedPageBreak/>
               <w:t>BR-SMA-013</w:t>
             </w:r>
           </w:p>
         </w:tc>
         <w:tc>
           <w:tcPr>
-            <w:tcW w:type="dxa" w:w="2554"/>
+            <w:tcW w:w="2554" w:type="dxa"/>
           </w:tcPr>
           <w:p>
             <w:r>
@@ -33557,7 +32883,7 @@
         </w:tc>
         <w:tc>
           <w:tcPr>
-            <w:tcW w:type="dxa" w:w="2553"/>
+            <w:tcW w:w="2553" w:type="dxa"/>
           </w:tcPr>
           <w:p>
             <w:r>
@@ -33570,7 +32896,7 @@
         </w:tc>
         <w:tc>
           <w:tcPr>
-            <w:tcW w:type="dxa" w:w="2554"/>
+            <w:tcW w:w="2554" w:type="dxa"/>
           </w:tcPr>
           <w:p>
             <w:r>
@@ -33583,9 +32909,12 @@
         </w:tc>
       </w:tr>
       <w:tr>
-        <w:tc>
-          <w:tcPr>
-            <w:tcW w:type="dxa" w:w="2553"/>
+        <w:trPr>
+          <w:jc w:val="center"/>
+        </w:trPr>
+        <w:tc>
+          <w:tcPr>
+            <w:tcW w:w="2553" w:type="dxa"/>
           </w:tcPr>
           <w:p>
             <w:r>
@@ -33598,7 +32927,7 @@
         </w:tc>
         <w:tc>
           <w:tcPr>
-            <w:tcW w:type="dxa" w:w="2554"/>
+            <w:tcW w:w="2554" w:type="dxa"/>
           </w:tcPr>
           <w:p>
             <w:r>
@@ -33611,7 +32940,7 @@
         </w:tc>
         <w:tc>
           <w:tcPr>
-            <w:tcW w:type="dxa" w:w="2553"/>
+            <w:tcW w:w="2553" w:type="dxa"/>
           </w:tcPr>
           <w:p>
             <w:r>
@@ -33624,7 +32953,7 @@
         </w:tc>
         <w:tc>
           <w:tcPr>
-            <w:tcW w:type="dxa" w:w="2554"/>
+            <w:tcW w:w="2554" w:type="dxa"/>
           </w:tcPr>
           <w:p>
             <w:r>
@@ -33666,9 +32995,9 @@
         <w:tblLook w:val="04A0" w:firstRow="1" w:lastRow="0" w:firstColumn="1" w:lastColumn="0" w:noHBand="0" w:noVBand="1"/>
       </w:tblPr>
       <w:tblGrid>
+        <w:gridCol w:w="2042"/>
+        <w:gridCol w:w="2044"/>
         <w:gridCol w:w="2043"/>
-        <w:gridCol w:w="2044"/>
-        <w:gridCol w:w="2042"/>
         <w:gridCol w:w="2042"/>
         <w:gridCol w:w="2043"/>
       </w:tblGrid>
@@ -34019,11 +33348,7 @@
               <w:spacing w:before="20" w:after="20"/>
             </w:pPr>
             <w:r>
-              <w:t xml:space="preserve">Hindu Marriage Online vs Offline </w:t>
-            </w:r>
-            <w:r>
-              <w:lastRenderedPageBreak/>
-              <w:t>(before prerequisites)</w:t>
+              <w:t>Hindu Marriage Online vs Offline (before prerequisites)</w:t>
             </w:r>
           </w:p>
         </w:tc>
@@ -34036,7 +33361,6 @@
               <w:spacing w:before="20" w:after="20"/>
             </w:pPr>
             <w:r>
-              <w:lastRenderedPageBreak/>
               <w:t>Both</w:t>
             </w:r>
           </w:p>
@@ -34245,6 +33569,7 @@
               <w:rPr>
                 <w:sz w:val="18"/>
               </w:rPr>
+              <w:lastRenderedPageBreak/>
               <w:t>Bride / Bridegroom</w:t>
             </w:r>
           </w:p>
@@ -35506,9 +34831,12 @@
         </w:tc>
       </w:tr>
       <w:tr>
-        <w:tc>
-          <w:tcPr>
-            <w:tcW w:type="dxa" w:w="2043"/>
+        <w:trPr>
+          <w:jc w:val="center"/>
+        </w:trPr>
+        <w:tc>
+          <w:tcPr>
+            <w:tcW w:w="2043" w:type="dxa"/>
           </w:tcPr>
           <w:p>
             <w:r>
@@ -35521,7 +34849,7 @@
         </w:tc>
         <w:tc>
           <w:tcPr>
-            <w:tcW w:type="dxa" w:w="2044"/>
+            <w:tcW w:w="2044" w:type="dxa"/>
           </w:tcPr>
           <w:p>
             <w:r>
@@ -35534,7 +34862,7 @@
         </w:tc>
         <w:tc>
           <w:tcPr>
-            <w:tcW w:type="dxa" w:w="2042"/>
+            <w:tcW w:w="2042" w:type="dxa"/>
           </w:tcPr>
           <w:p>
             <w:r>
@@ -35547,7 +34875,7 @@
         </w:tc>
         <w:tc>
           <w:tcPr>
-            <w:tcW w:type="dxa" w:w="2042"/>
+            <w:tcW w:w="2042" w:type="dxa"/>
           </w:tcPr>
           <w:p>
             <w:r>
@@ -35560,7 +34888,7 @@
         </w:tc>
         <w:tc>
           <w:tcPr>
-            <w:tcW w:type="dxa" w:w="2043"/>
+            <w:tcW w:w="2043" w:type="dxa"/>
           </w:tcPr>
           <w:p>
             <w:r>
@@ -35573,9 +34901,12 @@
         </w:tc>
       </w:tr>
       <w:tr>
-        <w:tc>
-          <w:tcPr>
-            <w:tcW w:type="dxa" w:w="2043"/>
+        <w:trPr>
+          <w:jc w:val="center"/>
+        </w:trPr>
+        <w:tc>
+          <w:tcPr>
+            <w:tcW w:w="2043" w:type="dxa"/>
           </w:tcPr>
           <w:p>
             <w:r>
@@ -35588,7 +34919,7 @@
         </w:tc>
         <w:tc>
           <w:tcPr>
-            <w:tcW w:type="dxa" w:w="2044"/>
+            <w:tcW w:w="2044" w:type="dxa"/>
           </w:tcPr>
           <w:p>
             <w:r>
@@ -35601,7 +34932,7 @@
         </w:tc>
         <w:tc>
           <w:tcPr>
-            <w:tcW w:type="dxa" w:w="2042"/>
+            <w:tcW w:w="2042" w:type="dxa"/>
           </w:tcPr>
           <w:p>
             <w:r>
@@ -35614,7 +34945,7 @@
         </w:tc>
         <w:tc>
           <w:tcPr>
-            <w:tcW w:type="dxa" w:w="2042"/>
+            <w:tcW w:w="2042" w:type="dxa"/>
           </w:tcPr>
           <w:p>
             <w:r>
@@ -35627,7 +34958,7 @@
         </w:tc>
         <w:tc>
           <w:tcPr>
-            <w:tcW w:type="dxa" w:w="2043"/>
+            <w:tcW w:w="2043" w:type="dxa"/>
           </w:tcPr>
           <w:p>
             <w:r>
@@ -35640,9 +34971,12 @@
         </w:tc>
       </w:tr>
       <w:tr>
-        <w:tc>
-          <w:tcPr>
-            <w:tcW w:type="dxa" w:w="2043"/>
+        <w:trPr>
+          <w:jc w:val="center"/>
+        </w:trPr>
+        <w:tc>
+          <w:tcPr>
+            <w:tcW w:w="2043" w:type="dxa"/>
           </w:tcPr>
           <w:p>
             <w:r>
@@ -35655,7 +34989,7 @@
         </w:tc>
         <w:tc>
           <w:tcPr>
-            <w:tcW w:type="dxa" w:w="2044"/>
+            <w:tcW w:w="2044" w:type="dxa"/>
           </w:tcPr>
           <w:p>
             <w:r>
@@ -35668,7 +35002,7 @@
         </w:tc>
         <w:tc>
           <w:tcPr>
-            <w:tcW w:type="dxa" w:w="2042"/>
+            <w:tcW w:w="2042" w:type="dxa"/>
           </w:tcPr>
           <w:p>
             <w:r>
@@ -35681,7 +35015,7 @@
         </w:tc>
         <w:tc>
           <w:tcPr>
-            <w:tcW w:type="dxa" w:w="2042"/>
+            <w:tcW w:w="2042" w:type="dxa"/>
           </w:tcPr>
           <w:p>
             <w:r>
@@ -35694,7 +35028,7 @@
         </w:tc>
         <w:tc>
           <w:tcPr>
-            <w:tcW w:type="dxa" w:w="2043"/>
+            <w:tcW w:w="2043" w:type="dxa"/>
           </w:tcPr>
           <w:p>
             <w:r>
@@ -35707,22 +35041,26 @@
         </w:tc>
       </w:tr>
       <w:tr>
-        <w:tc>
-          <w:tcPr>
-            <w:tcW w:type="dxa" w:w="2043"/>
-          </w:tcPr>
-          <w:p>
-            <w:r>
-              <w:rPr>
-                <w:sz w:val="18"/>
-              </w:rPr>
+        <w:trPr>
+          <w:jc w:val="center"/>
+        </w:trPr>
+        <w:tc>
+          <w:tcPr>
+            <w:tcW w:w="2043" w:type="dxa"/>
+          </w:tcPr>
+          <w:p>
+            <w:r>
+              <w:rPr>
+                <w:sz w:val="18"/>
+              </w:rPr>
+              <w:lastRenderedPageBreak/>
               <w:t>Notice publication and countdown</w:t>
             </w:r>
           </w:p>
         </w:tc>
         <w:tc>
           <w:tcPr>
-            <w:tcW w:type="dxa" w:w="2044"/>
+            <w:tcW w:w="2044" w:type="dxa"/>
           </w:tcPr>
           <w:p>
             <w:r>
@@ -35735,7 +35073,7 @@
         </w:tc>
         <w:tc>
           <w:tcPr>
-            <w:tcW w:type="dxa" w:w="2042"/>
+            <w:tcW w:w="2042" w:type="dxa"/>
           </w:tcPr>
           <w:p>
             <w:r>
@@ -35748,7 +35086,7 @@
         </w:tc>
         <w:tc>
           <w:tcPr>
-            <w:tcW w:type="dxa" w:w="2042"/>
+            <w:tcW w:w="2042" w:type="dxa"/>
           </w:tcPr>
           <w:p>
             <w:r>
@@ -35761,7 +35099,7 @@
         </w:tc>
         <w:tc>
           <w:tcPr>
-            <w:tcW w:type="dxa" w:w="2043"/>
+            <w:tcW w:w="2043" w:type="dxa"/>
           </w:tcPr>
           <w:p>
             <w:r>
@@ -35774,9 +35112,12 @@
         </w:tc>
       </w:tr>
       <w:tr>
-        <w:tc>
-          <w:tcPr>
-            <w:tcW w:type="dxa" w:w="2043"/>
+        <w:trPr>
+          <w:jc w:val="center"/>
+        </w:trPr>
+        <w:tc>
+          <w:tcPr>
+            <w:tcW w:w="2043" w:type="dxa"/>
           </w:tcPr>
           <w:p>
             <w:r>
@@ -35789,7 +35130,7 @@
         </w:tc>
         <w:tc>
           <w:tcPr>
-            <w:tcW w:type="dxa" w:w="2044"/>
+            <w:tcW w:w="2044" w:type="dxa"/>
           </w:tcPr>
           <w:p>
             <w:r>
@@ -35802,7 +35143,7 @@
         </w:tc>
         <w:tc>
           <w:tcPr>
-            <w:tcW w:type="dxa" w:w="2042"/>
+            <w:tcW w:w="2042" w:type="dxa"/>
           </w:tcPr>
           <w:p>
             <w:r>
@@ -35815,7 +35156,7 @@
         </w:tc>
         <w:tc>
           <w:tcPr>
-            <w:tcW w:type="dxa" w:w="2042"/>
+            <w:tcW w:w="2042" w:type="dxa"/>
           </w:tcPr>
           <w:p>
             <w:r>
@@ -35828,7 +35169,7 @@
         </w:tc>
         <w:tc>
           <w:tcPr>
-            <w:tcW w:type="dxa" w:w="2043"/>
+            <w:tcW w:w="2043" w:type="dxa"/>
           </w:tcPr>
           <w:p>
             <w:r>
@@ -35841,9 +35182,12 @@
         </w:tc>
       </w:tr>
       <w:tr>
-        <w:tc>
-          <w:tcPr>
-            <w:tcW w:type="dxa" w:w="2043"/>
+        <w:trPr>
+          <w:jc w:val="center"/>
+        </w:trPr>
+        <w:tc>
+          <w:tcPr>
+            <w:tcW w:w="2043" w:type="dxa"/>
           </w:tcPr>
           <w:p>
             <w:r>
@@ -35856,7 +35200,7 @@
         </w:tc>
         <w:tc>
           <w:tcPr>
-            <w:tcW w:type="dxa" w:w="2044"/>
+            <w:tcW w:w="2044" w:type="dxa"/>
           </w:tcPr>
           <w:p>
             <w:r>
@@ -35869,7 +35213,7 @@
         </w:tc>
         <w:tc>
           <w:tcPr>
-            <w:tcW w:type="dxa" w:w="2042"/>
+            <w:tcW w:w="2042" w:type="dxa"/>
           </w:tcPr>
           <w:p>
             <w:r>
@@ -35882,7 +35226,7 @@
         </w:tc>
         <w:tc>
           <w:tcPr>
-            <w:tcW w:type="dxa" w:w="2042"/>
+            <w:tcW w:w="2042" w:type="dxa"/>
           </w:tcPr>
           <w:p>
             <w:r>
@@ -35895,7 +35239,7 @@
         </w:tc>
         <w:tc>
           <w:tcPr>
-            <w:tcW w:type="dxa" w:w="2043"/>
+            <w:tcW w:w="2043" w:type="dxa"/>
           </w:tcPr>
           <w:p>
             <w:r>
@@ -35908,9 +35252,12 @@
         </w:tc>
       </w:tr>
       <w:tr>
-        <w:tc>
-          <w:tcPr>
-            <w:tcW w:type="dxa" w:w="2043"/>
+        <w:trPr>
+          <w:jc w:val="center"/>
+        </w:trPr>
+        <w:tc>
+          <w:tcPr>
+            <w:tcW w:w="2043" w:type="dxa"/>
           </w:tcPr>
           <w:p>
             <w:r>
@@ -35923,7 +35270,7 @@
         </w:tc>
         <w:tc>
           <w:tcPr>
-            <w:tcW w:type="dxa" w:w="2044"/>
+            <w:tcW w:w="2044" w:type="dxa"/>
           </w:tcPr>
           <w:p>
             <w:r>
@@ -35936,7 +35283,7 @@
         </w:tc>
         <w:tc>
           <w:tcPr>
-            <w:tcW w:type="dxa" w:w="2042"/>
+            <w:tcW w:w="2042" w:type="dxa"/>
           </w:tcPr>
           <w:p>
             <w:r>
@@ -35949,7 +35296,7 @@
         </w:tc>
         <w:tc>
           <w:tcPr>
-            <w:tcW w:type="dxa" w:w="2042"/>
+            <w:tcW w:w="2042" w:type="dxa"/>
           </w:tcPr>
           <w:p>
             <w:r>
@@ -35962,7 +35309,7 @@
         </w:tc>
         <w:tc>
           <w:tcPr>
-            <w:tcW w:type="dxa" w:w="2043"/>
+            <w:tcW w:w="2043" w:type="dxa"/>
           </w:tcPr>
           <w:p>
             <w:r>
@@ -35975,9 +35322,12 @@
         </w:tc>
       </w:tr>
       <w:tr>
-        <w:tc>
-          <w:tcPr>
-            <w:tcW w:type="dxa" w:w="2043"/>
+        <w:trPr>
+          <w:jc w:val="center"/>
+        </w:trPr>
+        <w:tc>
+          <w:tcPr>
+            <w:tcW w:w="2043" w:type="dxa"/>
           </w:tcPr>
           <w:p>
             <w:r>
@@ -35990,7 +35340,7 @@
         </w:tc>
         <w:tc>
           <w:tcPr>
-            <w:tcW w:type="dxa" w:w="2044"/>
+            <w:tcW w:w="2044" w:type="dxa"/>
           </w:tcPr>
           <w:p>
             <w:r>
@@ -36003,7 +35353,7 @@
         </w:tc>
         <w:tc>
           <w:tcPr>
-            <w:tcW w:type="dxa" w:w="2042"/>
+            <w:tcW w:w="2042" w:type="dxa"/>
           </w:tcPr>
           <w:p>
             <w:r>
@@ -36016,7 +35366,7 @@
         </w:tc>
         <w:tc>
           <w:tcPr>
-            <w:tcW w:type="dxa" w:w="2042"/>
+            <w:tcW w:w="2042" w:type="dxa"/>
           </w:tcPr>
           <w:p>
             <w:r>
@@ -36029,7 +35379,7 @@
         </w:tc>
         <w:tc>
           <w:tcPr>
-            <w:tcW w:type="dxa" w:w="2043"/>
+            <w:tcW w:w="2043" w:type="dxa"/>
           </w:tcPr>
           <w:p>
             <w:r>
@@ -36042,9 +35392,12 @@
         </w:tc>
       </w:tr>
       <w:tr>
-        <w:tc>
-          <w:tcPr>
-            <w:tcW w:type="dxa" w:w="2043"/>
+        <w:trPr>
+          <w:jc w:val="center"/>
+        </w:trPr>
+        <w:tc>
+          <w:tcPr>
+            <w:tcW w:w="2043" w:type="dxa"/>
           </w:tcPr>
           <w:p>
             <w:r>
@@ -36057,7 +35410,7 @@
         </w:tc>
         <w:tc>
           <w:tcPr>
-            <w:tcW w:type="dxa" w:w="2044"/>
+            <w:tcW w:w="2044" w:type="dxa"/>
           </w:tcPr>
           <w:p>
             <w:r>
@@ -36070,7 +35423,7 @@
         </w:tc>
         <w:tc>
           <w:tcPr>
-            <w:tcW w:type="dxa" w:w="2042"/>
+            <w:tcW w:w="2042" w:type="dxa"/>
           </w:tcPr>
           <w:p>
             <w:r>
@@ -36083,7 +35436,7 @@
         </w:tc>
         <w:tc>
           <w:tcPr>
-            <w:tcW w:type="dxa" w:w="2042"/>
+            <w:tcW w:w="2042" w:type="dxa"/>
           </w:tcPr>
           <w:p>
             <w:r>
@@ -36096,7 +35449,7 @@
         </w:tc>
         <w:tc>
           <w:tcPr>
-            <w:tcW w:type="dxa" w:w="2043"/>
+            <w:tcW w:w="2043" w:type="dxa"/>
           </w:tcPr>
           <w:p>
             <w:r>
@@ -36118,15 +35471,7 @@
         <w:t>Wireframe links:</w:t>
       </w:r>
       <w:r>
-        <w:t xml:space="preserve"> [</w:t>
-      </w:r>
-      <w:proofErr w:type="spellStart"/>
-      <w:r>
-        <w:t>Figma</w:t>
-      </w:r>
-      <w:proofErr w:type="spellEnd"/>
-      <w:r>
-        <w:t xml:space="preserve"> / prototype URLs]</w:t>
+        <w:t xml:space="preserve"> [Figma / prototype URLs]</w:t>
       </w:r>
     </w:p>
     <w:p>
@@ -36593,19 +35938,11 @@
             <w:pPr>
               <w:spacing w:before="20" w:after="20"/>
             </w:pPr>
-            <w:proofErr w:type="spellStart"/>
             <w:r>
               <w:rPr>
                 <w:sz w:val="16"/>
               </w:rPr>
-              <w:t>Aadhaar</w:t>
-            </w:r>
-            <w:proofErr w:type="spellEnd"/>
-            <w:r>
-              <w:rPr>
-                <w:sz w:val="16"/>
-              </w:rPr>
-              <w:t xml:space="preserve"> / </w:t>
+              <w:t xml:space="preserve">Aadhaar / </w:t>
             </w:r>
             <w:r>
               <w:rPr>
@@ -37090,21 +36427,40 @@
               <w:rPr>
                 <w:sz w:val="16"/>
               </w:rPr>
-              <w:t xml:space="preserve">Existing </w:t>
-            </w:r>
-            <w:proofErr w:type="spellStart"/>
+              <w:lastRenderedPageBreak/>
+              <w:t>Existing Kaveri master data</w:t>
+            </w:r>
+          </w:p>
+        </w:tc>
+        <w:tc>
+          <w:tcPr>
+            <w:tcW w:w="1704" w:type="dxa"/>
+          </w:tcPr>
+          <w:p>
+            <w:pPr>
+              <w:spacing w:before="20" w:after="20"/>
+            </w:pPr>
             <w:r>
               <w:rPr>
                 <w:sz w:val="16"/>
               </w:rPr>
-              <w:t>Kaveri</w:t>
-            </w:r>
-            <w:proofErr w:type="spellEnd"/>
+              <w:t>Inbound</w:t>
+            </w:r>
+          </w:p>
+        </w:tc>
+        <w:tc>
+          <w:tcPr>
+            <w:tcW w:w="1704" w:type="dxa"/>
+          </w:tcPr>
+          <w:p>
+            <w:pPr>
+              <w:spacing w:before="20" w:after="20"/>
+            </w:pPr>
             <w:r>
               <w:rPr>
                 <w:sz w:val="16"/>
               </w:rPr>
-              <w:t xml:space="preserve"> master data</w:t>
+              <w:t>Districts, SRO offices, holiday calendar (for slots)</w:t>
             </w:r>
           </w:p>
         </w:tc>
@@ -37120,86 +36476,285 @@
               <w:rPr>
                 <w:sz w:val="16"/>
               </w:rPr>
+              <w:t>Both</w:t>
+            </w:r>
+          </w:p>
+        </w:tc>
+        <w:tc>
+          <w:tcPr>
+            <w:tcW w:w="1704" w:type="dxa"/>
+          </w:tcPr>
+          <w:p>
+            <w:pPr>
+              <w:spacing w:before="20" w:after="20"/>
+            </w:pPr>
+          </w:p>
+        </w:tc>
+        <w:tc>
+          <w:tcPr>
+            <w:tcW w:w="1704" w:type="dxa"/>
+          </w:tcPr>
+          <w:p>
+            <w:pPr>
+              <w:spacing w:before="20" w:after="20"/>
+            </w:pPr>
+            <w:r>
+              <w:rPr>
+                <w:sz w:val="16"/>
+              </w:rPr>
+              <w:t>TBD</w:t>
+            </w:r>
+          </w:p>
+        </w:tc>
+      </w:tr>
+      <w:tr>
+        <w:trPr>
+          <w:jc w:val="center"/>
+        </w:trPr>
+        <w:tc>
+          <w:tcPr>
+            <w:tcW w:w="1704" w:type="dxa"/>
+          </w:tcPr>
+          <w:p>
+            <w:r>
+              <w:rPr>
+                <w:sz w:val="18"/>
+              </w:rPr>
+              <w:t>Notice publication module (portal)</w:t>
+            </w:r>
+          </w:p>
+        </w:tc>
+        <w:tc>
+          <w:tcPr>
+            <w:tcW w:w="1703" w:type="dxa"/>
+          </w:tcPr>
+          <w:p>
+            <w:r>
+              <w:rPr>
+                <w:sz w:val="18"/>
+              </w:rPr>
+              <w:t>Outbound</w:t>
+            </w:r>
+          </w:p>
+        </w:tc>
+        <w:tc>
+          <w:tcPr>
+            <w:tcW w:w="1703" w:type="dxa"/>
+          </w:tcPr>
+          <w:p>
+            <w:r>
+              <w:rPr>
+                <w:sz w:val="18"/>
+              </w:rPr>
+              <w:t>Publish Special Marriage notices and run the 30-day countdown</w:t>
+            </w:r>
+          </w:p>
+        </w:tc>
+        <w:tc>
+          <w:tcPr>
+            <w:tcW w:w="1702" w:type="dxa"/>
+          </w:tcPr>
+          <w:p>
+            <w:r>
+              <w:rPr>
+                <w:sz w:val="18"/>
+              </w:rPr>
+              <w:t>SM Online / Offline</w:t>
+            </w:r>
+          </w:p>
+        </w:tc>
+        <w:tc>
+          <w:tcPr>
+            <w:tcW w:w="1701" w:type="dxa"/>
+          </w:tcPr>
+          <w:p/>
+        </w:tc>
+        <w:tc>
+          <w:tcPr>
+            <w:tcW w:w="1701" w:type="dxa"/>
+          </w:tcPr>
+          <w:p>
+            <w:r>
+              <w:rPr>
+                <w:sz w:val="18"/>
+              </w:rPr>
+              <w:t>TBD</w:t>
+            </w:r>
+          </w:p>
+        </w:tc>
+      </w:tr>
+      <w:tr>
+        <w:trPr>
+          <w:jc w:val="center"/>
+        </w:trPr>
+        <w:tc>
+          <w:tcPr>
+            <w:tcW w:w="1704" w:type="dxa"/>
+          </w:tcPr>
+          <w:p>
+            <w:r>
+              <w:rPr>
+                <w:sz w:val="18"/>
+              </w:rPr>
+              <w:t>Objection intake service</w:t>
+            </w:r>
+          </w:p>
+        </w:tc>
+        <w:tc>
+          <w:tcPr>
+            <w:tcW w:w="1703" w:type="dxa"/>
+          </w:tcPr>
+          <w:p>
+            <w:r>
+              <w:rPr>
+                <w:sz w:val="18"/>
+              </w:rPr>
               <w:t>Inbound</w:t>
             </w:r>
           </w:p>
         </w:tc>
         <w:tc>
           <w:tcPr>
+            <w:tcW w:w="1703" w:type="dxa"/>
+          </w:tcPr>
+          <w:p>
+            <w:r>
+              <w:rPr>
+                <w:sz w:val="18"/>
+              </w:rPr>
+              <w:t>Public objection submission against a published notice</w:t>
+            </w:r>
+          </w:p>
+        </w:tc>
+        <w:tc>
+          <w:tcPr>
+            <w:tcW w:w="1702" w:type="dxa"/>
+          </w:tcPr>
+          <w:p>
+            <w:r>
+              <w:rPr>
+                <w:sz w:val="18"/>
+              </w:rPr>
+              <w:t>SM Online / Offline</w:t>
+            </w:r>
+          </w:p>
+        </w:tc>
+        <w:tc>
+          <w:tcPr>
+            <w:tcW w:w="1701" w:type="dxa"/>
+          </w:tcPr>
+          <w:p/>
+        </w:tc>
+        <w:tc>
+          <w:tcPr>
+            <w:tcW w:w="1701" w:type="dxa"/>
+          </w:tcPr>
+          <w:p>
+            <w:r>
+              <w:rPr>
+                <w:sz w:val="18"/>
+              </w:rPr>
+              <w:t>TBD</w:t>
+            </w:r>
+          </w:p>
+        </w:tc>
+      </w:tr>
+      <w:tr>
+        <w:trPr>
+          <w:jc w:val="center"/>
+        </w:trPr>
+        <w:tc>
+          <w:tcPr>
             <w:tcW w:w="1704" w:type="dxa"/>
           </w:tcPr>
           <w:p>
-            <w:pPr>
-              <w:spacing w:before="20" w:after="20"/>
-            </w:pPr>
-            <w:r>
-              <w:rPr>
-                <w:sz w:val="16"/>
-              </w:rPr>
-              <w:t>Districts, SRO offices, holiday calendar (for slots)</w:t>
-            </w:r>
-          </w:p>
-        </w:tc>
+            <w:r>
+              <w:rPr>
+                <w:sz w:val="18"/>
+              </w:rPr>
+              <w:t>Inter-office notice transmission</w:t>
+            </w:r>
+          </w:p>
+        </w:tc>
+        <w:tc>
+          <w:tcPr>
+            <w:tcW w:w="1703" w:type="dxa"/>
+          </w:tcPr>
+          <w:p>
+            <w:r>
+              <w:rPr>
+                <w:sz w:val="18"/>
+              </w:rPr>
+              <w:t>Outbound</w:t>
+            </w:r>
+          </w:p>
+        </w:tc>
+        <w:tc>
+          <w:tcPr>
+            <w:tcW w:w="1703" w:type="dxa"/>
+          </w:tcPr>
+          <w:p>
+            <w:r>
+              <w:rPr>
+                <w:sz w:val="18"/>
+              </w:rPr>
+              <w:t>Transmit notice copy to Marriage Officer of permanent residence district (Sec. 6(3))</w:t>
+            </w:r>
+          </w:p>
+        </w:tc>
+        <w:tc>
+          <w:tcPr>
+            <w:tcW w:w="1702" w:type="dxa"/>
+          </w:tcPr>
+          <w:p>
+            <w:r>
+              <w:rPr>
+                <w:sz w:val="18"/>
+              </w:rPr>
+              <w:t>SM Online / Offline</w:t>
+            </w:r>
+          </w:p>
+        </w:tc>
+        <w:tc>
+          <w:tcPr>
+            <w:tcW w:w="1701" w:type="dxa"/>
+          </w:tcPr>
+          <w:p/>
+        </w:tc>
+        <w:tc>
+          <w:tcPr>
+            <w:tcW w:w="1701" w:type="dxa"/>
+          </w:tcPr>
+          <w:p>
+            <w:r>
+              <w:rPr>
+                <w:sz w:val="18"/>
+              </w:rPr>
+              <w:t>TBD</w:t>
+            </w:r>
+          </w:p>
+        </w:tc>
+      </w:tr>
+      <w:tr>
+        <w:trPr>
+          <w:jc w:val="center"/>
+        </w:trPr>
         <w:tc>
           <w:tcPr>
             <w:tcW w:w="1704" w:type="dxa"/>
           </w:tcPr>
           <w:p>
-            <w:pPr>
-              <w:spacing w:before="20" w:after="20"/>
-            </w:pPr>
-            <w:r>
-              <w:rPr>
-                <w:sz w:val="16"/>
-              </w:rPr>
-              <w:t>Both</w:t>
-            </w:r>
-          </w:p>
-        </w:tc>
-        <w:tc>
-          <w:tcPr>
-            <w:tcW w:w="1704" w:type="dxa"/>
-          </w:tcPr>
-          <w:p>
-            <w:pPr>
-              <w:spacing w:before="20" w:after="20"/>
-            </w:pPr>
-          </w:p>
-        </w:tc>
-        <w:tc>
-          <w:tcPr>
-            <w:tcW w:w="1704" w:type="dxa"/>
-          </w:tcPr>
-          <w:p>
-            <w:pPr>
-              <w:spacing w:before="20" w:after="20"/>
-            </w:pPr>
-            <w:r>
-              <w:rPr>
-                <w:sz w:val="16"/>
-              </w:rPr>
-              <w:t>TBD</w:t>
-            </w:r>
-          </w:p>
-        </w:tc>
-      </w:tr>
-      <w:tr>
-        <w:tc>
-          <w:tcPr>
-            <w:tcW w:type="dxa" w:w="1704"/>
-          </w:tcPr>
-          <w:p>
-            <w:r>
-              <w:rPr>
-                <w:sz w:val="18"/>
-              </w:rPr>
-              <w:t>Notice publication module (portal)</w:t>
-            </w:r>
-          </w:p>
-        </w:tc>
-        <w:tc>
-          <w:tcPr>
-            <w:tcW w:type="dxa" w:w="1703"/>
+            <w:r>
+              <w:rPr>
+                <w:sz w:val="18"/>
+              </w:rPr>
+              <w:t>Payment gateway / Treasury (Special Marriage)</w:t>
+            </w:r>
+          </w:p>
+        </w:tc>
+        <w:tc>
+          <w:tcPr>
+            <w:tcW w:w="1703" w:type="dxa"/>
           </w:tcPr>
           <w:p>
             <w:r>
@@ -37212,20 +36767,20 @@
         </w:tc>
         <w:tc>
           <w:tcPr>
-            <w:tcW w:type="dxa" w:w="1703"/>
-          </w:tcPr>
-          <w:p>
-            <w:r>
-              <w:rPr>
-                <w:sz w:val="18"/>
-              </w:rPr>
-              <w:t>Publish Special Marriage notices and run the 30-day countdown</w:t>
-            </w:r>
-          </w:p>
-        </w:tc>
-        <w:tc>
-          <w:tcPr>
-            <w:tcW w:type="dxa" w:w="1702"/>
+            <w:tcW w:w="1703" w:type="dxa"/>
+          </w:tcPr>
+          <w:p>
+            <w:r>
+              <w:rPr>
+                <w:sz w:val="18"/>
+              </w:rPr>
+              <w:t>First payment (notice) and second payment (registration / solemnization)</w:t>
+            </w:r>
+          </w:p>
+        </w:tc>
+        <w:tc>
+          <w:tcPr>
+            <w:tcW w:w="1702" w:type="dxa"/>
           </w:tcPr>
           <w:p>
             <w:r>
@@ -37238,256 +36793,13 @@
         </w:tc>
         <w:tc>
           <w:tcPr>
-            <w:tcW w:type="dxa" w:w="1701"/>
-          </w:tcPr>
-          <w:p>
-            <w:r>
-              <w:rPr>
-                <w:sz w:val="18"/>
-              </w:rPr>
-            </w:r>
-          </w:p>
-        </w:tc>
-        <w:tc>
-          <w:tcPr>
-            <w:tcW w:type="dxa" w:w="1701"/>
-          </w:tcPr>
-          <w:p>
-            <w:r>
-              <w:rPr>
-                <w:sz w:val="18"/>
-              </w:rPr>
-              <w:t>TBD</w:t>
-            </w:r>
-          </w:p>
-        </w:tc>
-      </w:tr>
-      <w:tr>
-        <w:tc>
-          <w:tcPr>
-            <w:tcW w:type="dxa" w:w="1704"/>
-          </w:tcPr>
-          <w:p>
-            <w:r>
-              <w:rPr>
-                <w:sz w:val="18"/>
-              </w:rPr>
-              <w:t>Objection intake service</w:t>
-            </w:r>
-          </w:p>
-        </w:tc>
-        <w:tc>
-          <w:tcPr>
-            <w:tcW w:type="dxa" w:w="1703"/>
-          </w:tcPr>
-          <w:p>
-            <w:r>
-              <w:rPr>
-                <w:sz w:val="18"/>
-              </w:rPr>
-              <w:t>Inbound</w:t>
-            </w:r>
-          </w:p>
-        </w:tc>
-        <w:tc>
-          <w:tcPr>
-            <w:tcW w:type="dxa" w:w="1703"/>
-          </w:tcPr>
-          <w:p>
-            <w:r>
-              <w:rPr>
-                <w:sz w:val="18"/>
-              </w:rPr>
-              <w:t>Public objection submission against a published notice</w:t>
-            </w:r>
-          </w:p>
-        </w:tc>
-        <w:tc>
-          <w:tcPr>
-            <w:tcW w:type="dxa" w:w="1702"/>
-          </w:tcPr>
-          <w:p>
-            <w:r>
-              <w:rPr>
-                <w:sz w:val="18"/>
-              </w:rPr>
-              <w:t>SM Online / Offline</w:t>
-            </w:r>
-          </w:p>
-        </w:tc>
-        <w:tc>
-          <w:tcPr>
-            <w:tcW w:type="dxa" w:w="1701"/>
-          </w:tcPr>
-          <w:p>
-            <w:r>
-              <w:rPr>
-                <w:sz w:val="18"/>
-              </w:rPr>
-            </w:r>
-          </w:p>
-        </w:tc>
-        <w:tc>
-          <w:tcPr>
-            <w:tcW w:type="dxa" w:w="1701"/>
-          </w:tcPr>
-          <w:p>
-            <w:r>
-              <w:rPr>
-                <w:sz w:val="18"/>
-              </w:rPr>
-              <w:t>TBD</w:t>
-            </w:r>
-          </w:p>
-        </w:tc>
-      </w:tr>
-      <w:tr>
-        <w:tc>
-          <w:tcPr>
-            <w:tcW w:type="dxa" w:w="1704"/>
-          </w:tcPr>
-          <w:p>
-            <w:r>
-              <w:rPr>
-                <w:sz w:val="18"/>
-              </w:rPr>
-              <w:t>Inter-office notice transmission</w:t>
-            </w:r>
-          </w:p>
-        </w:tc>
-        <w:tc>
-          <w:tcPr>
-            <w:tcW w:type="dxa" w:w="1703"/>
-          </w:tcPr>
-          <w:p>
-            <w:r>
-              <w:rPr>
-                <w:sz w:val="18"/>
-              </w:rPr>
-              <w:t>Outbound</w:t>
-            </w:r>
-          </w:p>
-        </w:tc>
-        <w:tc>
-          <w:tcPr>
-            <w:tcW w:type="dxa" w:w="1703"/>
-          </w:tcPr>
-          <w:p>
-            <w:r>
-              <w:rPr>
-                <w:sz w:val="18"/>
-              </w:rPr>
-              <w:t>Transmit notice copy to Marriage Officer of permanent residence district (Sec. 6(3))</w:t>
-            </w:r>
-          </w:p>
-        </w:tc>
-        <w:tc>
-          <w:tcPr>
-            <w:tcW w:type="dxa" w:w="1702"/>
-          </w:tcPr>
-          <w:p>
-            <w:r>
-              <w:rPr>
-                <w:sz w:val="18"/>
-              </w:rPr>
-              <w:t>SM Online / Offline</w:t>
-            </w:r>
-          </w:p>
-        </w:tc>
-        <w:tc>
-          <w:tcPr>
-            <w:tcW w:type="dxa" w:w="1701"/>
-          </w:tcPr>
-          <w:p>
-            <w:r>
-              <w:rPr>
-                <w:sz w:val="18"/>
-              </w:rPr>
-            </w:r>
-          </w:p>
-        </w:tc>
-        <w:tc>
-          <w:tcPr>
-            <w:tcW w:type="dxa" w:w="1701"/>
-          </w:tcPr>
-          <w:p>
-            <w:r>
-              <w:rPr>
-                <w:sz w:val="18"/>
-              </w:rPr>
-              <w:t>TBD</w:t>
-            </w:r>
-          </w:p>
-        </w:tc>
-      </w:tr>
-      <w:tr>
-        <w:tc>
-          <w:tcPr>
-            <w:tcW w:type="dxa" w:w="1704"/>
-          </w:tcPr>
-          <w:p>
-            <w:r>
-              <w:rPr>
-                <w:sz w:val="18"/>
-              </w:rPr>
-              <w:t>Payment gateway / Treasury (Special Marriage)</w:t>
-            </w:r>
-          </w:p>
-        </w:tc>
-        <w:tc>
-          <w:tcPr>
-            <w:tcW w:type="dxa" w:w="1703"/>
-          </w:tcPr>
-          <w:p>
-            <w:r>
-              <w:rPr>
-                <w:sz w:val="18"/>
-              </w:rPr>
-              <w:t>Outbound</w:t>
-            </w:r>
-          </w:p>
-        </w:tc>
-        <w:tc>
-          <w:tcPr>
-            <w:tcW w:type="dxa" w:w="1703"/>
-          </w:tcPr>
-          <w:p>
-            <w:r>
-              <w:rPr>
-                <w:sz w:val="18"/>
-              </w:rPr>
-              <w:t>First payment (notice) and second payment (registration / solemnization)</w:t>
-            </w:r>
-          </w:p>
-        </w:tc>
-        <w:tc>
-          <w:tcPr>
-            <w:tcW w:type="dxa" w:w="1702"/>
-          </w:tcPr>
-          <w:p>
-            <w:r>
-              <w:rPr>
-                <w:sz w:val="18"/>
-              </w:rPr>
-              <w:t>SM Online / Offline</w:t>
-            </w:r>
-          </w:p>
-        </w:tc>
-        <w:tc>
-          <w:tcPr>
-            <w:tcW w:type="dxa" w:w="1701"/>
-          </w:tcPr>
-          <w:p>
-            <w:r>
-              <w:rPr>
-                <w:sz w:val="18"/>
-              </w:rPr>
-            </w:r>
-          </w:p>
-        </w:tc>
-        <w:tc>
-          <w:tcPr>
-            <w:tcW w:type="dxa" w:w="1701"/>
+            <w:tcW w:w="1701" w:type="dxa"/>
+          </w:tcPr>
+          <w:p/>
+        </w:tc>
+        <w:tc>
+          <w:tcPr>
+            <w:tcW w:w="1701" w:type="dxa"/>
           </w:tcPr>
           <w:p>
             <w:r>
@@ -37543,20 +36855,6 @@
       <w:r>
         <w:t>Application/Memorandum, Party (Bride/Bridegroom), Witness, MarriageEvent, Document, Payment, ScrutinyDecision, RegisterEntry (serial/page/volume), Certificate (Form II-A), Endorsement (Form II). Special Marriage entities: MarriageNotice (Second Schedule particulars), MarriageNoticeBookEntry, NoticePublication (portal / notice board), Objection and ObjectionEnquiry, NoticeValidity, Declaration (Third Schedule), MarriageCertificateBookEntry (Fourth / Fifth Schedule).</w:t>
       </w:r>
-      <w:r/>
-      <w:r/>
-      <w:proofErr w:type="spellStart"/>
-      <w:r/>
-      <w:proofErr w:type="spellEnd"/>
-      <w:r/>
-      <w:proofErr w:type="spellStart"/>
-      <w:r/>
-      <w:proofErr w:type="spellEnd"/>
-      <w:r/>
-      <w:proofErr w:type="spellStart"/>
-      <w:r/>
-      <w:proofErr w:type="spellEnd"/>
-      <w:r/>
     </w:p>
     <w:p>
       <w:pPr>
@@ -37630,21 +36928,7 @@
               <w:rPr>
                 <w:sz w:val="18"/>
               </w:rPr>
-              <w:t xml:space="preserve">Legacy </w:t>
-            </w:r>
-            <w:proofErr w:type="spellStart"/>
-            <w:r>
-              <w:rPr>
-                <w:sz w:val="18"/>
-              </w:rPr>
-              <w:t>Kaveri</w:t>
-            </w:r>
-            <w:proofErr w:type="spellEnd"/>
-            <w:r>
-              <w:rPr>
-                <w:sz w:val="18"/>
-              </w:rPr>
-              <w:t xml:space="preserve"> 1.0/2.0 marriage records and certified copies</w:t>
+              <w:t>Legacy Kaveri 1.0/2.0 marriage records and certified copies</w:t>
             </w:r>
           </w:p>
         </w:tc>
@@ -37662,7 +36946,6 @@
               <w:rPr>
                 <w:sz w:val="18"/>
               </w:rPr>
-              <w:lastRenderedPageBreak/>
               <w:t>Physical register back-scan</w:t>
             </w:r>
           </w:p>
@@ -37710,21 +36993,12 @@
             <w:pPr>
               <w:spacing w:before="20" w:after="20"/>
             </w:pPr>
-            <w:proofErr w:type="spellStart"/>
             <w:r>
               <w:rPr>
                 <w:b/>
                 <w:sz w:val="16"/>
               </w:rPr>
-              <w:t>Req</w:t>
-            </w:r>
-            <w:proofErr w:type="spellEnd"/>
-            <w:r>
-              <w:rPr>
-                <w:b/>
-                <w:sz w:val="16"/>
-              </w:rPr>
-              <w:t xml:space="preserve"> ID</w:t>
+              <w:t>Req ID</w:t>
             </w:r>
           </w:p>
         </w:tc>
@@ -37863,7 +37137,11 @@
           </w:tcPr>
           <w:p>
             <w:r>
-              <w:t>System shall allow registration only for marriages claimed to be solemnized under HMA 1...</w:t>
+              <w:t xml:space="preserve">System shall allow registration only for marriages claimed to be </w:t>
+            </w:r>
+            <w:r>
+              <w:lastRenderedPageBreak/>
+              <w:t>solemnized under HMA 1...</w:t>
             </w:r>
           </w:p>
         </w:tc>
@@ -37873,6 +37151,7 @@
           </w:tcPr>
           <w:p>
             <w:r>
+              <w:lastRenderedPageBreak/>
               <w:t>8.1</w:t>
             </w:r>
           </w:p>
@@ -37912,9 +37191,12 @@
         </w:tc>
       </w:tr>
       <w:tr>
-        <w:tc>
-          <w:tcPr>
-            <w:tcW w:type="dxa" w:w="1255"/>
+        <w:trPr>
+          <w:jc w:val="center"/>
+        </w:trPr>
+        <w:tc>
+          <w:tcPr>
+            <w:tcW w:w="1255" w:type="dxa"/>
           </w:tcPr>
           <w:p>
             <w:r>
@@ -37927,7 +37209,7 @@
         </w:tc>
         <w:tc>
           <w:tcPr>
-            <w:tcW w:type="dxa" w:w="1416"/>
+            <w:tcW w:w="1416" w:type="dxa"/>
           </w:tcPr>
           <w:p>
             <w:r>
@@ -37940,7 +37222,7 @@
         </w:tc>
         <w:tc>
           <w:tcPr>
-            <w:tcW w:type="dxa" w:w="2327"/>
+            <w:tcW w:w="2327" w:type="dxa"/>
           </w:tcPr>
           <w:p>
             <w:r>
@@ -37953,7 +37235,7 @@
         </w:tc>
         <w:tc>
           <w:tcPr>
-            <w:tcW w:type="dxa" w:w="1289"/>
+            <w:tcW w:w="1289" w:type="dxa"/>
           </w:tcPr>
           <w:p>
             <w:r>
@@ -37966,7 +37248,7 @@
         </w:tc>
         <w:tc>
           <w:tcPr>
-            <w:tcW w:type="dxa" w:w="1431"/>
+            <w:tcW w:w="1431" w:type="dxa"/>
           </w:tcPr>
           <w:p>
             <w:r>
@@ -37979,7 +37261,7 @@
         </w:tc>
         <w:tc>
           <w:tcPr>
-            <w:tcW w:type="dxa" w:w="1256"/>
+            <w:tcW w:w="1256" w:type="dxa"/>
           </w:tcPr>
           <w:p>
             <w:r>
@@ -37992,7 +37274,7 @@
         </w:tc>
         <w:tc>
           <w:tcPr>
-            <w:tcW w:type="dxa" w:w="1240"/>
+            <w:tcW w:w="1240" w:type="dxa"/>
           </w:tcPr>
           <w:p>
             <w:r>
@@ -38005,9 +37287,12 @@
         </w:tc>
       </w:tr>
       <w:tr>
-        <w:tc>
-          <w:tcPr>
-            <w:tcW w:type="dxa" w:w="1255"/>
+        <w:trPr>
+          <w:jc w:val="center"/>
+        </w:trPr>
+        <w:tc>
+          <w:tcPr>
+            <w:tcW w:w="1255" w:type="dxa"/>
           </w:tcPr>
           <w:p>
             <w:r>
@@ -38020,7 +37305,7 @@
         </w:tc>
         <w:tc>
           <w:tcPr>
-            <w:tcW w:type="dxa" w:w="1416"/>
+            <w:tcW w:w="1416" w:type="dxa"/>
           </w:tcPr>
           <w:p>
             <w:r>
@@ -38033,7 +37318,7 @@
         </w:tc>
         <w:tc>
           <w:tcPr>
-            <w:tcW w:type="dxa" w:w="2327"/>
+            <w:tcW w:w="2327" w:type="dxa"/>
           </w:tcPr>
           <w:p>
             <w:r>
@@ -38046,7 +37331,7 @@
         </w:tc>
         <w:tc>
           <w:tcPr>
-            <w:tcW w:type="dxa" w:w="1289"/>
+            <w:tcW w:w="1289" w:type="dxa"/>
           </w:tcPr>
           <w:p>
             <w:r>
@@ -38059,7 +37344,7 @@
         </w:tc>
         <w:tc>
           <w:tcPr>
-            <w:tcW w:type="dxa" w:w="1431"/>
+            <w:tcW w:w="1431" w:type="dxa"/>
           </w:tcPr>
           <w:p>
             <w:r>
@@ -38072,7 +37357,7 @@
         </w:tc>
         <w:tc>
           <w:tcPr>
-            <w:tcW w:type="dxa" w:w="1256"/>
+            <w:tcW w:w="1256" w:type="dxa"/>
           </w:tcPr>
           <w:p>
             <w:r>
@@ -38085,7 +37370,7 @@
         </w:tc>
         <w:tc>
           <w:tcPr>
-            <w:tcW w:type="dxa" w:w="1240"/>
+            <w:tcW w:w="1240" w:type="dxa"/>
           </w:tcPr>
           <w:p>
             <w:r>
@@ -38098,9 +37383,12 @@
         </w:tc>
       </w:tr>
       <w:tr>
-        <w:tc>
-          <w:tcPr>
-            <w:tcW w:type="dxa" w:w="1255"/>
+        <w:trPr>
+          <w:jc w:val="center"/>
+        </w:trPr>
+        <w:tc>
+          <w:tcPr>
+            <w:tcW w:w="1255" w:type="dxa"/>
           </w:tcPr>
           <w:p>
             <w:r>
@@ -38113,7 +37401,7 @@
         </w:tc>
         <w:tc>
           <w:tcPr>
-            <w:tcW w:type="dxa" w:w="1416"/>
+            <w:tcW w:w="1416" w:type="dxa"/>
           </w:tcPr>
           <w:p>
             <w:r>
@@ -38126,7 +37414,7 @@
         </w:tc>
         <w:tc>
           <w:tcPr>
-            <w:tcW w:type="dxa" w:w="2327"/>
+            <w:tcW w:w="2327" w:type="dxa"/>
           </w:tcPr>
           <w:p>
             <w:r>
@@ -38139,7 +37427,7 @@
         </w:tc>
         <w:tc>
           <w:tcPr>
-            <w:tcW w:type="dxa" w:w="1289"/>
+            <w:tcW w:w="1289" w:type="dxa"/>
           </w:tcPr>
           <w:p>
             <w:r>
@@ -38152,7 +37440,7 @@
         </w:tc>
         <w:tc>
           <w:tcPr>
-            <w:tcW w:type="dxa" w:w="1431"/>
+            <w:tcW w:w="1431" w:type="dxa"/>
           </w:tcPr>
           <w:p>
             <w:r>
@@ -38165,7 +37453,7 @@
         </w:tc>
         <w:tc>
           <w:tcPr>
-            <w:tcW w:type="dxa" w:w="1256"/>
+            <w:tcW w:w="1256" w:type="dxa"/>
           </w:tcPr>
           <w:p>
             <w:r>
@@ -38178,7 +37466,7 @@
         </w:tc>
         <w:tc>
           <w:tcPr>
-            <w:tcW w:type="dxa" w:w="1240"/>
+            <w:tcW w:w="1240" w:type="dxa"/>
           </w:tcPr>
           <w:p>
             <w:r>
@@ -38191,9 +37479,12 @@
         </w:tc>
       </w:tr>
       <w:tr>
-        <w:tc>
-          <w:tcPr>
-            <w:tcW w:type="dxa" w:w="1255"/>
+        <w:trPr>
+          <w:jc w:val="center"/>
+        </w:trPr>
+        <w:tc>
+          <w:tcPr>
+            <w:tcW w:w="1255" w:type="dxa"/>
           </w:tcPr>
           <w:p>
             <w:r>
@@ -38206,7 +37497,7 @@
         </w:tc>
         <w:tc>
           <w:tcPr>
-            <w:tcW w:type="dxa" w:w="1416"/>
+            <w:tcW w:w="1416" w:type="dxa"/>
           </w:tcPr>
           <w:p>
             <w:r>
@@ -38219,7 +37510,7 @@
         </w:tc>
         <w:tc>
           <w:tcPr>
-            <w:tcW w:type="dxa" w:w="2327"/>
+            <w:tcW w:w="2327" w:type="dxa"/>
           </w:tcPr>
           <w:p>
             <w:r>
@@ -38232,7 +37523,7 @@
         </w:tc>
         <w:tc>
           <w:tcPr>
-            <w:tcW w:type="dxa" w:w="1289"/>
+            <w:tcW w:w="1289" w:type="dxa"/>
           </w:tcPr>
           <w:p>
             <w:r>
@@ -38245,7 +37536,7 @@
         </w:tc>
         <w:tc>
           <w:tcPr>
-            <w:tcW w:type="dxa" w:w="1431"/>
+            <w:tcW w:w="1431" w:type="dxa"/>
           </w:tcPr>
           <w:p>
             <w:r>
@@ -38258,7 +37549,7 @@
         </w:tc>
         <w:tc>
           <w:tcPr>
-            <w:tcW w:type="dxa" w:w="1256"/>
+            <w:tcW w:w="1256" w:type="dxa"/>
           </w:tcPr>
           <w:p>
             <w:r>
@@ -38271,7 +37562,7 @@
         </w:tc>
         <w:tc>
           <w:tcPr>
-            <w:tcW w:type="dxa" w:w="1240"/>
+            <w:tcW w:w="1240" w:type="dxa"/>
           </w:tcPr>
           <w:p>
             <w:r>
@@ -38284,9 +37575,12 @@
         </w:tc>
       </w:tr>
       <w:tr>
-        <w:tc>
-          <w:tcPr>
-            <w:tcW w:type="dxa" w:w="1255"/>
+        <w:trPr>
+          <w:jc w:val="center"/>
+        </w:trPr>
+        <w:tc>
+          <w:tcPr>
+            <w:tcW w:w="1255" w:type="dxa"/>
           </w:tcPr>
           <w:p>
             <w:r>
@@ -38299,7 +37593,7 @@
         </w:tc>
         <w:tc>
           <w:tcPr>
-            <w:tcW w:type="dxa" w:w="1416"/>
+            <w:tcW w:w="1416" w:type="dxa"/>
           </w:tcPr>
           <w:p>
             <w:r>
@@ -38312,7 +37606,7 @@
         </w:tc>
         <w:tc>
           <w:tcPr>
-            <w:tcW w:type="dxa" w:w="2327"/>
+            <w:tcW w:w="2327" w:type="dxa"/>
           </w:tcPr>
           <w:p>
             <w:r>
@@ -38325,7 +37619,7 @@
         </w:tc>
         <w:tc>
           <w:tcPr>
-            <w:tcW w:type="dxa" w:w="1289"/>
+            <w:tcW w:w="1289" w:type="dxa"/>
           </w:tcPr>
           <w:p>
             <w:r>
@@ -38338,7 +37632,7 @@
         </w:tc>
         <w:tc>
           <w:tcPr>
-            <w:tcW w:type="dxa" w:w="1431"/>
+            <w:tcW w:w="1431" w:type="dxa"/>
           </w:tcPr>
           <w:p>
             <w:r>
@@ -38351,7 +37645,7 @@
         </w:tc>
         <w:tc>
           <w:tcPr>
-            <w:tcW w:type="dxa" w:w="1256"/>
+            <w:tcW w:w="1256" w:type="dxa"/>
           </w:tcPr>
           <w:p>
             <w:r>
@@ -38364,7 +37658,7 @@
         </w:tc>
         <w:tc>
           <w:tcPr>
-            <w:tcW w:type="dxa" w:w="1240"/>
+            <w:tcW w:w="1240" w:type="dxa"/>
           </w:tcPr>
           <w:p>
             <w:r>
@@ -38697,11 +37991,9 @@
       <w:r>
         <w:t xml:space="preserve">Appendix </w:t>
       </w:r>
-      <w:proofErr w:type="gramStart"/>
       <w:r>
         <w:t>A</w:t>
       </w:r>
-      <w:proofErr w:type="gramEnd"/>
       <w:r>
         <w:t xml:space="preserve"> — References</w:t>
       </w:r>
@@ -38816,13 +38108,8 @@
       <w:pPr>
         <w:pStyle w:val="ListBullet"/>
       </w:pPr>
-      <w:proofErr w:type="spellStart"/>
       <w:r>
-        <w:t>Kaveri</w:t>
-      </w:r>
-      <w:proofErr w:type="spellEnd"/>
-      <w:r>
-        <w:t xml:space="preserve"> 3.0 Marriage prototype (UI reference only, not legal source) — </w:t>
+        <w:t xml:space="preserve">Kaveri 3.0 Marriage prototype (UI reference only, not legal source) — </w:t>
       </w:r>
       <w:r>
         <w:rPr>
@@ -38876,6 +38163,7 @@
         <w:pStyle w:val="ListBullet"/>
       </w:pPr>
       <w:r>
+        <w:lastRenderedPageBreak/>
         <w:t>Approved process diagram — Special Marriage (Intended Marriage) Marriage Registration — Process Diagrams/Special Marriage (Intended Marriage) Marriage Registration.png</w:t>
       </w:r>
     </w:p>
@@ -38900,7 +38188,6 @@
         <w:pStyle w:val="ListBullet"/>
       </w:pPr>
       <w:r>
-        <w:lastRenderedPageBreak/>
         <w:t>Approved process diagram — Special Marriage Other Forms Marriage Registration — Process Diagrams/Special Marriage Other Forms Marriage Registration.png</w:t>
       </w:r>
     </w:p>
@@ -38915,7 +38202,7 @@
 </file>
 
 <file path=word/numbering.xml><?xml version="1.0" encoding="utf-8"?>
-<w:numbering xmlns:wpc="http://schemas.microsoft.com/office/word/2010/wordprocessingCanvas" xmlns:cx="http://schemas.microsoft.com/office/drawing/2014/chartex" xmlns:cx1="http://schemas.microsoft.com/office/drawing/2015/9/8/chartex" xmlns:mc="http://schemas.openxmlformats.org/markup-compatibility/2006" xmlns:o="urn:schemas-microsoft-com:office:office" xmlns:r="http://schemas.openxmlformats.org/officeDocument/2006/relationships" xmlns:m="http://schemas.openxmlformats.org/officeDocument/2006/math" xmlns:v="urn:schemas-microsoft-com:vml" xmlns:wp14="http://schemas.microsoft.com/office/word/2010/wordprocessingDrawing" xmlns:wp="http://schemas.openxmlformats.org/drawingml/2006/wordprocessingDrawing" xmlns:w10="urn:schemas-microsoft-com:office:word" xmlns:w="http://schemas.openxmlformats.org/wordprocessingml/2006/main" xmlns:w14="http://schemas.microsoft.com/office/word/2010/wordml" xmlns:w15="http://schemas.microsoft.com/office/word/2012/wordml" xmlns:w16se="http://schemas.microsoft.com/office/word/2015/wordml/symex" xmlns:wpg="http://schemas.microsoft.com/office/word/2010/wordprocessingGroup" xmlns:wpi="http://schemas.microsoft.com/office/word/2010/wordprocessingInk" xmlns:wne="http://schemas.microsoft.com/office/word/2006/wordml" xmlns:wps="http://schemas.microsoft.com/office/word/2010/wordprocessingShape" mc:Ignorable="w14 w15 w16se wp14">
+<w:numbering xmlns:wpc="http://schemas.microsoft.com/office/word/2010/wordprocessingCanvas" xmlns:cx="http://schemas.microsoft.com/office/drawing/2014/chartex" xmlns:cx1="http://schemas.microsoft.com/office/drawing/2015/9/8/chartex" xmlns:cx2="http://schemas.microsoft.com/office/drawing/2015/10/21/chartex" xmlns:cx3="http://schemas.microsoft.com/office/drawing/2016/5/9/chartex" xmlns:cx4="http://schemas.microsoft.com/office/drawing/2016/5/10/chartex" xmlns:cx5="http://schemas.microsoft.com/office/drawing/2016/5/11/chartex" xmlns:cx6="http://schemas.microsoft.com/office/drawing/2016/5/12/chartex" xmlns:cx7="http://schemas.microsoft.com/office/drawing/2016/5/13/chartex" xmlns:cx8="http://schemas.microsoft.com/office/drawing/2016/5/14/chartex" xmlns:mc="http://schemas.openxmlformats.org/markup-compatibility/2006" xmlns:aink="http://schemas.microsoft.com/office/drawing/2016/ink" xmlns:am3d="http://schemas.microsoft.com/office/drawing/2017/model3d" xmlns:o="urn:schemas-microsoft-com:office:office" xmlns:oel="http://schemas.microsoft.com/office/2019/extlst" xmlns:r="http://schemas.openxmlformats.org/officeDocument/2006/relationships" xmlns:m="http://schemas.openxmlformats.org/officeDocument/2006/math" xmlns:v="urn:schemas-microsoft-com:vml" xmlns:wp14="http://schemas.microsoft.com/office/word/2010/wordprocessingDrawing" xmlns:wp="http://schemas.openxmlformats.org/drawingml/2006/wordprocessingDrawing" xmlns:w10="urn:schemas-microsoft-com:office:word" xmlns:w="http://schemas.openxmlformats.org/wordprocessingml/2006/main" xmlns:w14="http://schemas.microsoft.com/office/word/2010/wordml" xmlns:w15="http://schemas.microsoft.com/office/word/2012/wordml" xmlns:w16cex="http://schemas.microsoft.com/office/word/2018/wordml/cex" xmlns:w16cid="http://schemas.microsoft.com/office/word/2016/wordml/cid" xmlns:w16="http://schemas.microsoft.com/office/word/2018/wordml" xmlns:w16du="http://schemas.microsoft.com/office/word/2023/wordml/word16du" xmlns:w16sdtdh="http://schemas.microsoft.com/office/word/2020/wordml/sdtdatahash" xmlns:w16sdtfl="http://schemas.microsoft.com/office/word/2024/wordml/sdtformatlock" xmlns:w16se="http://schemas.microsoft.com/office/word/2015/wordml/symex" xmlns:wpg="http://schemas.microsoft.com/office/word/2010/wordprocessingGroup" xmlns:wpi="http://schemas.microsoft.com/office/word/2010/wordprocessingInk" xmlns:wne="http://schemas.microsoft.com/office/word/2006/wordml" xmlns:wps="http://schemas.microsoft.com/office/word/2010/wordprocessingShape" mc:Ignorable="w14 w15 w16se w16cid w16 w16cex w16sdtdh w16sdtfl w16du wp14">
   <w:abstractNum w:abstractNumId="0" w15:restartNumberingAfterBreak="0">
     <w:nsid w:val="FFFFFF7C"/>
     <w:multiLevelType w:val="singleLevel"/>
@@ -39088,6 +38375,119 @@
     </w:lvl>
   </w:abstractNum>
   <w:abstractNum w:abstractNumId="9" w15:restartNumberingAfterBreak="0">
+    <w:nsid w:val="136E11FE"/>
+    <w:multiLevelType w:val="hybridMultilevel"/>
+    <w:tmpl w:val="F732D3BE"/>
+    <w:lvl w:ilvl="0" w:tplc="04090001">
+      <w:start w:val="1"/>
+      <w:numFmt w:val="bullet"/>
+      <w:lvlText w:val=""/>
+      <w:lvlJc w:val="left"/>
+      <w:pPr>
+        <w:ind w:left="1440" w:hanging="360"/>
+      </w:pPr>
+      <w:rPr>
+        <w:rFonts w:ascii="Symbol" w:hAnsi="Symbol" w:hint="default"/>
+      </w:rPr>
+    </w:lvl>
+    <w:lvl w:ilvl="1" w:tplc="04090003" w:tentative="1">
+      <w:start w:val="1"/>
+      <w:numFmt w:val="bullet"/>
+      <w:lvlText w:val="o"/>
+      <w:lvlJc w:val="left"/>
+      <w:pPr>
+        <w:ind w:left="2160" w:hanging="360"/>
+      </w:pPr>
+      <w:rPr>
+        <w:rFonts w:ascii="Courier New" w:hAnsi="Courier New" w:cs="Courier New" w:hint="default"/>
+      </w:rPr>
+    </w:lvl>
+    <w:lvl w:ilvl="2" w:tplc="04090005" w:tentative="1">
+      <w:start w:val="1"/>
+      <w:numFmt w:val="bullet"/>
+      <w:lvlText w:val=""/>
+      <w:lvlJc w:val="left"/>
+      <w:pPr>
+        <w:ind w:left="2880" w:hanging="360"/>
+      </w:pPr>
+      <w:rPr>
+        <w:rFonts w:ascii="Wingdings" w:hAnsi="Wingdings" w:hint="default"/>
+      </w:rPr>
+    </w:lvl>
+    <w:lvl w:ilvl="3" w:tplc="04090001" w:tentative="1">
+      <w:start w:val="1"/>
+      <w:numFmt w:val="bullet"/>
+      <w:lvlText w:val=""/>
+      <w:lvlJc w:val="left"/>
+      <w:pPr>
+        <w:ind w:left="3600" w:hanging="360"/>
+      </w:pPr>
+      <w:rPr>
+        <w:rFonts w:ascii="Symbol" w:hAnsi="Symbol" w:hint="default"/>
+      </w:rPr>
+    </w:lvl>
+    <w:lvl w:ilvl="4" w:tplc="04090003" w:tentative="1">
+      <w:start w:val="1"/>
+      <w:numFmt w:val="bullet"/>
+      <w:lvlText w:val="o"/>
+      <w:lvlJc w:val="left"/>
+      <w:pPr>
+        <w:ind w:left="4320" w:hanging="360"/>
+      </w:pPr>
+      <w:rPr>
+        <w:rFonts w:ascii="Courier New" w:hAnsi="Courier New" w:cs="Courier New" w:hint="default"/>
+      </w:rPr>
+    </w:lvl>
+    <w:lvl w:ilvl="5" w:tplc="04090005" w:tentative="1">
+      <w:start w:val="1"/>
+      <w:numFmt w:val="bullet"/>
+      <w:lvlText w:val=""/>
+      <w:lvlJc w:val="left"/>
+      <w:pPr>
+        <w:ind w:left="5040" w:hanging="360"/>
+      </w:pPr>
+      <w:rPr>
+        <w:rFonts w:ascii="Wingdings" w:hAnsi="Wingdings" w:hint="default"/>
+      </w:rPr>
+    </w:lvl>
+    <w:lvl w:ilvl="6" w:tplc="04090001" w:tentative="1">
+      <w:start w:val="1"/>
+      <w:numFmt w:val="bullet"/>
+      <w:lvlText w:val=""/>
+      <w:lvlJc w:val="left"/>
+      <w:pPr>
+        <w:ind w:left="5760" w:hanging="360"/>
+      </w:pPr>
+      <w:rPr>
+        <w:rFonts w:ascii="Symbol" w:hAnsi="Symbol" w:hint="default"/>
+      </w:rPr>
+    </w:lvl>
+    <w:lvl w:ilvl="7" w:tplc="04090003" w:tentative="1">
+      <w:start w:val="1"/>
+      <w:numFmt w:val="bullet"/>
+      <w:lvlText w:val="o"/>
+      <w:lvlJc w:val="left"/>
+      <w:pPr>
+        <w:ind w:left="6480" w:hanging="360"/>
+      </w:pPr>
+      <w:rPr>
+        <w:rFonts w:ascii="Courier New" w:hAnsi="Courier New" w:cs="Courier New" w:hint="default"/>
+      </w:rPr>
+    </w:lvl>
+    <w:lvl w:ilvl="8" w:tplc="04090005" w:tentative="1">
+      <w:start w:val="1"/>
+      <w:numFmt w:val="bullet"/>
+      <w:lvlText w:val=""/>
+      <w:lvlJc w:val="left"/>
+      <w:pPr>
+        <w:ind w:left="7200" w:hanging="360"/>
+      </w:pPr>
+      <w:rPr>
+        <w:rFonts w:ascii="Wingdings" w:hAnsi="Wingdings" w:hint="default"/>
+      </w:rPr>
+    </w:lvl>
+  </w:abstractNum>
+  <w:abstractNum w:abstractNumId="10" w15:restartNumberingAfterBreak="0">
     <w:nsid w:val="51626FAA"/>
     <w:multiLevelType w:val="hybridMultilevel"/>
     <w:tmpl w:val="59940B9A"/>
@@ -39176,7 +38576,7 @@
       </w:pPr>
     </w:lvl>
   </w:abstractNum>
-  <w:abstractNum w:abstractNumId="10" w15:restartNumberingAfterBreak="0">
+  <w:abstractNum w:abstractNumId="11" w15:restartNumberingAfterBreak="0">
     <w:nsid w:val="78C8517B"/>
     <w:multiLevelType w:val="multilevel"/>
     <w:tmpl w:val="265ACA58"/>
@@ -39293,47 +38693,50 @@
       </w:pPr>
     </w:lvl>
   </w:abstractNum>
-  <w:num w:numId="1">
+  <w:num w:numId="1" w16cid:durableId="1281302692">
     <w:abstractNumId w:val="8"/>
   </w:num>
-  <w:num w:numId="2">
+  <w:num w:numId="2" w16cid:durableId="1949577751">
     <w:abstractNumId w:val="6"/>
   </w:num>
-  <w:num w:numId="3">
+  <w:num w:numId="3" w16cid:durableId="52697251">
     <w:abstractNumId w:val="5"/>
   </w:num>
-  <w:num w:numId="4">
+  <w:num w:numId="4" w16cid:durableId="604578035">
     <w:abstractNumId w:val="4"/>
   </w:num>
-  <w:num w:numId="5">
+  <w:num w:numId="5" w16cid:durableId="1471751450">
     <w:abstractNumId w:val="7"/>
   </w:num>
-  <w:num w:numId="6">
+  <w:num w:numId="6" w16cid:durableId="1111361403">
     <w:abstractNumId w:val="3"/>
   </w:num>
-  <w:num w:numId="7">
+  <w:num w:numId="7" w16cid:durableId="736435380">
     <w:abstractNumId w:val="2"/>
   </w:num>
-  <w:num w:numId="8">
+  <w:num w:numId="8" w16cid:durableId="596402344">
     <w:abstractNumId w:val="1"/>
   </w:num>
-  <w:num w:numId="9">
+  <w:num w:numId="9" w16cid:durableId="1269193039">
     <w:abstractNumId w:val="0"/>
   </w:num>
-  <w:num w:numId="10">
+  <w:num w:numId="10" w16cid:durableId="361252023">
+    <w:abstractNumId w:val="11"/>
+  </w:num>
+  <w:num w:numId="11" w16cid:durableId="2088072433">
     <w:abstractNumId w:val="10"/>
   </w:num>
-  <w:num w:numId="11">
+  <w:num w:numId="12" w16cid:durableId="1739015436">
+    <w:abstractNumId w:val="7"/>
+  </w:num>
+  <w:num w:numId="13" w16cid:durableId="903031030">
     <w:abstractNumId w:val="9"/>
-  </w:num>
-  <w:num w:numId="12">
-    <w:abstractNumId w:val="7"/>
   </w:num>
 </w:numbering>
 </file>
 
 <file path=word/styles.xml><?xml version="1.0" encoding="utf-8"?>
-<w:styles xmlns:mc="http://schemas.openxmlformats.org/markup-compatibility/2006" xmlns:r="http://schemas.openxmlformats.org/officeDocument/2006/relationships" xmlns:w="http://schemas.openxmlformats.org/wordprocessingml/2006/main" xmlns:w14="http://schemas.microsoft.com/office/word/2010/wordml" xmlns:w15="http://schemas.microsoft.com/office/word/2012/wordml" xmlns:w16se="http://schemas.microsoft.com/office/word/2015/wordml/symex" mc:Ignorable="w14 w15 w16se">
+<w:styles xmlns:mc="http://schemas.openxmlformats.org/markup-compatibility/2006" xmlns:r="http://schemas.openxmlformats.org/officeDocument/2006/relationships" xmlns:w="http://schemas.openxmlformats.org/wordprocessingml/2006/main" xmlns:w14="http://schemas.microsoft.com/office/word/2010/wordml" xmlns:w15="http://schemas.microsoft.com/office/word/2012/wordml" xmlns:w16cex="http://schemas.microsoft.com/office/word/2018/wordml/cex" xmlns:w16cid="http://schemas.microsoft.com/office/word/2016/wordml/cid" xmlns:w16="http://schemas.microsoft.com/office/word/2018/wordml" xmlns:w16du="http://schemas.microsoft.com/office/word/2023/wordml/word16du" xmlns:w16sdtdh="http://schemas.microsoft.com/office/word/2020/wordml/sdtdatahash" xmlns:w16sdtfl="http://schemas.microsoft.com/office/word/2024/wordml/sdtformatlock" xmlns:w16se="http://schemas.microsoft.com/office/word/2015/wordml/symex" mc:Ignorable="w14 w15 w16se w16cid w16 w16cex w16sdtdh w16sdtfl w16du">
   <w:docDefaults>
     <w:rPrDefault>
       <w:rPr>
@@ -39349,7 +38752,7 @@
       </w:pPr>
     </w:pPrDefault>
   </w:docDefaults>
-  <w:latentStyles w:defLockedState="0" w:defUIPriority="99" w:defSemiHidden="0" w:defUnhideWhenUsed="0" w:defQFormat="0" w:count="371">
+  <w:latentStyles w:defLockedState="0" w:defUIPriority="99" w:defSemiHidden="0" w:defUnhideWhenUsed="0" w:defQFormat="0" w:count="376">
     <w:lsdException w:name="Normal" w:uiPriority="0" w:qFormat="1"/>
     <w:lsdException w:name="heading 1" w:uiPriority="9" w:qFormat="1"/>
     <w:lsdException w:name="heading 2" w:semiHidden="1" w:uiPriority="9" w:unhideWhenUsed="1" w:qFormat="1"/>
@@ -39712,6 +39115,11 @@
     <w:lsdException w:name="List Table 5 Dark Accent 6" w:uiPriority="50"/>
     <w:lsdException w:name="List Table 6 Colorful Accent 6" w:uiPriority="51"/>
     <w:lsdException w:name="List Table 7 Colorful Accent 6" w:uiPriority="52"/>
+    <w:lsdException w:name="Mention" w:semiHidden="1" w:unhideWhenUsed="1"/>
+    <w:lsdException w:name="Smart Hyperlink" w:semiHidden="1" w:unhideWhenUsed="1"/>
+    <w:lsdException w:name="Hashtag" w:semiHidden="1" w:unhideWhenUsed="1"/>
+    <w:lsdException w:name="Unresolved Mention" w:semiHidden="1" w:unhideWhenUsed="1"/>
+    <w:lsdException w:name="Smart Link" w:semiHidden="1" w:unhideWhenUsed="1"/>
   </w:latentStyles>
   <w:style w:type="paragraph" w:default="1" w:styleId="Normal">
     <w:name w:val="Normal"/>
